--- a/02-放大电路/02-功率放大电路/E类功率放大电路/E类功率放大电路.docx
+++ b/02-放大电路/02-功率放大电路/E类功率放大电路/E类功率放大电路.docx
@@ -3124,6 +3124,20 @@
     </w:p>
     <w:bookmarkEnd w:id="26"/>
     <w:bookmarkEnd w:id="27"/>
+    <w:p>
+      <w:pPr>
+        <w:spacing w:before="360"/>
+        <w:jc w:val="center"/>
+      </w:pPr>
+      <w:r>
+        <w:rPr>
+          <w:rFonts w:ascii="Times New Roman" w:hAnsi="Times New Roman"/>
+          <w:color w:val="555555"/>
+          <w:sz w:val="21"/>
+        </w:rPr>
+        <w:t>材料收集者：杜文杰</w:t>
+      </w:r>
+    </w:p>
     <w:sectPr>
       <w:headerReference r:id="rId9" w:type="default"/>
       <w:footerReference r:id="rId10" w:type="default"/>

--- a/02-放大电路/02-功率放大电路/E类功率放大电路/E类功率放大电路.docx
+++ b/02-放大电路/02-功率放大电路/E类功率放大电路/E类功率放大电路.docx
@@ -1,6 +1,6 @@
 
 <file path=word/document.xml><?xml version="1.0" encoding="utf-8"?>
-<w:document xmlns:w="http://schemas.openxmlformats.org/wordprocessingml/2006/main" xmlns:m="http://schemas.openxmlformats.org/officeDocument/2006/math" xmlns:r="http://schemas.openxmlformats.org/officeDocument/2006/relationships" xmlns:o="urn:schemas-microsoft-com:office:office" xmlns:v="urn:schemas-microsoft-com:vml" xmlns:w10="urn:schemas-microsoft-com:office:word" xmlns:a="http://schemas.openxmlformats.org/drawingml/2006/main" xmlns:pic="http://schemas.openxmlformats.org/drawingml/2006/picture" xmlns:wp="http://schemas.openxmlformats.org/drawingml/2006/wordprocessingDrawing">
+<w:document xmlns:m="http://schemas.openxmlformats.org/officeDocument/2006/math" xmlns:r="http://schemas.openxmlformats.org/officeDocument/2006/relationships" xmlns:w="http://schemas.openxmlformats.org/wordprocessingml/2006/main" xmlns:o="urn:schemas-microsoft-com:office:office" xmlns:v="urn:schemas-microsoft-com:vml" xmlns:w10="urn:schemas-microsoft-com:office:word" xmlns:a="http://schemas.openxmlformats.org/drawingml/2006/main" xmlns:pic="http://schemas.openxmlformats.org/drawingml/2006/picture" xmlns:wp="http://schemas.openxmlformats.org/drawingml/2006/wordprocessingDrawing">
   <w:body>
     <w:bookmarkStart w:id="27" w:name="e-类功率放大电路"/>
     <w:p>
@@ -8,11 +8,14 @@
         <w:pStyle w:val="Heading1"/>
       </w:pPr>
       <w:r>
+        <w:rPr>
+          <w:rFonts w:eastAsia="黑体"/>
+        </w:rPr>
         <w:t xml:space="preserve">E </w:t>
       </w:r>
       <w:r>
         <w:rPr>
-          <w:rFonts w:hint="eastAsia"/>
+          <w:rFonts w:hint="eastAsia" w:eastAsia="黑体"/>
         </w:rPr>
         <w:t xml:space="preserve">类功率放大电路</w:t>
       </w:r>
@@ -24,7 +27,7 @@
       </w:pPr>
       <w:r>
         <w:rPr>
-          <w:rFonts w:hint="eastAsia"/>
+          <w:rFonts w:hint="eastAsia" w:eastAsia="黑体"/>
         </w:rPr>
         <w:t xml:space="preserve">拓扑描述</w:t>
       </w:r>
@@ -35,16 +38,19 @@
       </w:pPr>
       <w:r>
         <w:rPr>
-          <w:rFonts w:hint="eastAsia"/>
+          <w:rFonts w:hint="eastAsia" w:eastAsia="黑体"/>
         </w:rPr>
         <w:t xml:space="preserve">由</w:t>
       </w:r>
       <w:r>
+        <w:rPr>
+          <w:rFonts w:eastAsia="黑体"/>
+        </w:rPr>
         <w:t xml:space="preserve"> </w:t>
       </w:r>
       <w:r>
         <w:rPr>
-          <w:rFonts w:hint="eastAsia"/>
+          <w:rFonts w:hint="eastAsia" w:eastAsia="黑体"/>
           <w:b/>
           <w:bCs/>
         </w:rPr>
@@ -52,6 +58,7 @@
       </w:r>
       <w:r>
         <w:rPr>
+          <w:rFonts w:eastAsia="黑体"/>
           <w:b/>
           <w:bCs/>
         </w:rPr>
@@ -63,11 +70,14 @@
         </m:r>
       </m:oMath>
       <w:r>
+        <w:rPr>
+          <w:rFonts w:eastAsia="黑体"/>
+        </w:rPr>
         <w:t xml:space="preserve">、</w:t>
       </w:r>
       <w:r>
         <w:rPr>
-          <w:rFonts w:hint="eastAsia"/>
+          <w:rFonts w:hint="eastAsia" w:eastAsia="黑体"/>
           <w:b/>
           <w:bCs/>
         </w:rPr>
@@ -75,6 +85,7 @@
       </w:r>
       <w:r>
         <w:rPr>
+          <w:rFonts w:eastAsia="黑体"/>
           <w:b/>
           <w:bCs/>
         </w:rPr>
@@ -96,13 +107,13 @@
       </m:oMath>
       <w:r>
         <w:rPr>
-          <w:rFonts w:hint="eastAsia"/>
+          <w:rFonts w:hint="eastAsia" w:eastAsia="黑体"/>
         </w:rPr>
         <w:t xml:space="preserve">（含管子输出电容）、</w:t>
       </w:r>
       <w:r>
         <w:rPr>
-          <w:rFonts w:hint="eastAsia"/>
+          <w:rFonts w:hint="eastAsia" w:eastAsia="黑体"/>
           <w:b/>
           <w:bCs/>
         </w:rPr>
@@ -110,6 +121,7 @@
       </w:r>
       <w:r>
         <w:rPr>
+          <w:rFonts w:eastAsia="黑体"/>
           <w:b/>
           <w:bCs/>
         </w:rPr>
@@ -130,11 +142,14 @@
         </m:sSub>
       </m:oMath>
       <w:r>
+        <w:rPr>
+          <w:rFonts w:eastAsia="黑体"/>
+        </w:rPr>
         <w:t xml:space="preserve">、</w:t>
       </w:r>
       <w:r>
         <w:rPr>
-          <w:rFonts w:hint="eastAsia"/>
+          <w:rFonts w:hint="eastAsia" w:eastAsia="黑体"/>
           <w:b/>
           <w:bCs/>
         </w:rPr>
@@ -142,6 +157,7 @@
       </w:r>
       <w:r>
         <w:rPr>
+          <w:rFonts w:eastAsia="黑体"/>
           <w:b/>
           <w:bCs/>
         </w:rPr>
@@ -162,11 +178,14 @@
         </m:sSub>
       </m:oMath>
       <w:r>
+        <w:rPr>
+          <w:rFonts w:eastAsia="黑体"/>
+        </w:rPr>
         <w:t xml:space="preserve">、</w:t>
       </w:r>
       <w:r>
         <w:rPr>
-          <w:rFonts w:hint="eastAsia"/>
+          <w:rFonts w:hint="eastAsia" w:eastAsia="黑体"/>
           <w:b/>
           <w:bCs/>
         </w:rPr>
@@ -174,26 +193,33 @@
       </w:r>
       <w:r>
         <w:rPr>
+          <w:rFonts w:eastAsia="黑体"/>
           <w:b/>
           <w:bCs/>
         </w:rPr>
         <w:t xml:space="preserve"> RFC</w:t>
       </w:r>
       <w:r>
+        <w:rPr>
+          <w:rFonts w:eastAsia="黑体"/>
+        </w:rPr>
         <w:t xml:space="preserve"> </w:t>
       </w:r>
       <w:r>
         <w:rPr>
-          <w:rFonts w:hint="eastAsia"/>
+          <w:rFonts w:hint="eastAsia" w:eastAsia="黑体"/>
         </w:rPr>
         <w:t xml:space="preserve">与</w:t>
       </w:r>
       <w:r>
+        <w:rPr>
+          <w:rFonts w:eastAsia="黑体"/>
+        </w:rPr>
         <w:t xml:space="preserve"> </w:t>
       </w:r>
       <w:r>
         <w:rPr>
-          <w:rFonts w:hint="eastAsia"/>
+          <w:rFonts w:hint="eastAsia" w:eastAsia="黑体"/>
           <w:b/>
           <w:bCs/>
         </w:rPr>
@@ -201,6 +227,7 @@
       </w:r>
       <w:r>
         <w:rPr>
+          <w:rFonts w:eastAsia="黑体"/>
           <w:b/>
           <w:bCs/>
         </w:rPr>
@@ -221,20 +248,26 @@
         </m:sSub>
       </m:oMath>
       <w:r>
+        <w:rPr>
+          <w:rFonts w:eastAsia="黑体"/>
+        </w:rPr>
         <w:t xml:space="preserve"> </w:t>
       </w:r>
       <w:r>
         <w:rPr>
-          <w:rFonts w:hint="eastAsia"/>
+          <w:rFonts w:hint="eastAsia" w:eastAsia="黑体"/>
         </w:rPr>
         <w:t xml:space="preserve">组成，采用</w:t>
       </w:r>
       <w:r>
+        <w:rPr>
+          <w:rFonts w:eastAsia="黑体"/>
+        </w:rPr>
         <w:t xml:space="preserve"> </w:t>
       </w:r>
       <w:r>
         <w:rPr>
-          <w:rFonts w:hint="eastAsia"/>
+          <w:rFonts w:hint="eastAsia" w:eastAsia="黑体"/>
           <w:b/>
           <w:bCs/>
         </w:rPr>
@@ -242,6 +275,7 @@
       </w:r>
       <w:r>
         <w:rPr>
+          <w:rFonts w:eastAsia="黑体"/>
           <w:b/>
           <w:bCs/>
         </w:rPr>
@@ -265,26 +299,32 @@
         </m:sSub>
       </m:oMath>
       <w:r>
+        <w:rPr>
+          <w:rFonts w:eastAsia="黑体"/>
+        </w:rPr>
         <w:t xml:space="preserve"> </w:t>
       </w:r>
       <w:r>
         <w:rPr>
-          <w:rFonts w:hint="eastAsia"/>
+          <w:rFonts w:hint="eastAsia" w:eastAsia="黑体"/>
         </w:rPr>
         <w:t xml:space="preserve">供电。电路共有</w:t>
       </w:r>
       <w:r>
+        <w:rPr>
+          <w:rFonts w:eastAsia="黑体"/>
+        </w:rPr>
         <w:t xml:space="preserve"> 5 </w:t>
       </w:r>
       <w:r>
         <w:rPr>
-          <w:rFonts w:hint="eastAsia"/>
+          <w:rFonts w:hint="eastAsia" w:eastAsia="黑体"/>
         </w:rPr>
         <w:t xml:space="preserve">个关键节点：</w:t>
       </w:r>
       <w:r>
         <w:rPr>
-          <w:rFonts w:hint="eastAsia"/>
+          <w:rFonts w:hint="eastAsia" w:eastAsia="黑体"/>
           <w:b/>
           <w:bCs/>
         </w:rPr>
@@ -292,6 +332,7 @@
       </w:r>
       <w:r>
         <w:rPr>
+          <w:rFonts w:eastAsia="黑体"/>
           <w:b/>
           <w:bCs/>
         </w:rPr>
@@ -299,7 +340,7 @@
       </w:r>
       <w:r>
         <w:rPr>
-          <w:rFonts w:hint="eastAsia"/>
+          <w:rFonts w:hint="eastAsia" w:eastAsia="黑体"/>
           <w:b/>
           <w:bCs/>
         </w:rPr>
@@ -307,7 +348,7 @@
       </w:r>
       <w:r>
         <w:rPr>
-          <w:rFonts w:hint="eastAsia"/>
+          <w:rFonts w:hint="eastAsia" w:eastAsia="黑体"/>
         </w:rPr>
         <w:t xml:space="preserve">（</w:t>
       </w:r>
@@ -329,26 +370,32 @@
         </m:sSub>
       </m:oMath>
       <w:r>
+        <w:rPr>
+          <w:rFonts w:eastAsia="黑体"/>
+        </w:rPr>
         <w:t xml:space="preserve"> </w:t>
       </w:r>
       <w:r>
         <w:rPr>
-          <w:rFonts w:hint="eastAsia"/>
+          <w:rFonts w:hint="eastAsia" w:eastAsia="黑体"/>
         </w:rPr>
         <w:t xml:space="preserve">的正端接</w:t>
       </w:r>
       <w:r>
+        <w:rPr>
+          <w:rFonts w:eastAsia="黑体"/>
+        </w:rPr>
         <w:t xml:space="preserve"> RFC </w:t>
       </w:r>
       <w:r>
         <w:rPr>
-          <w:rFonts w:hint="eastAsia"/>
+          <w:rFonts w:hint="eastAsia" w:eastAsia="黑体"/>
         </w:rPr>
         <w:t xml:space="preserve">的一端）；</w:t>
       </w:r>
       <w:r>
         <w:rPr>
-          <w:rFonts w:hint="eastAsia"/>
+          <w:rFonts w:hint="eastAsia" w:eastAsia="黑体"/>
           <w:b/>
           <w:bCs/>
         </w:rPr>
@@ -356,6 +403,7 @@
       </w:r>
       <w:r>
         <w:rPr>
+          <w:rFonts w:eastAsia="黑体"/>
           <w:b/>
           <w:bCs/>
         </w:rPr>
@@ -363,7 +411,7 @@
       </w:r>
       <w:r>
         <w:rPr>
-          <w:rFonts w:hint="eastAsia"/>
+          <w:rFonts w:hint="eastAsia" w:eastAsia="黑体"/>
           <w:b/>
           <w:bCs/>
         </w:rPr>
@@ -371,16 +419,19 @@
       </w:r>
       <w:r>
         <w:rPr>
-          <w:rFonts w:hint="eastAsia"/>
+          <w:rFonts w:hint="eastAsia" w:eastAsia="黑体"/>
         </w:rPr>
         <w:t xml:space="preserve">（RFC</w:t>
       </w:r>
       <w:r>
+        <w:rPr>
+          <w:rFonts w:eastAsia="黑体"/>
+        </w:rPr>
         <w:t xml:space="preserve"> </w:t>
       </w:r>
       <w:r>
         <w:rPr>
-          <w:rFonts w:hint="eastAsia"/>
+          <w:rFonts w:hint="eastAsia" w:eastAsia="黑体"/>
         </w:rPr>
         <w:t xml:space="preserve">的另一端、</w:t>
       </w:r>
@@ -390,15 +441,21 @@
         </m:r>
       </m:oMath>
       <w:r>
+        <w:rPr>
+          <w:rFonts w:eastAsia="黑体"/>
+        </w:rPr>
         <w:t xml:space="preserve"> </w:t>
       </w:r>
       <w:r>
         <w:rPr>
-          <w:rFonts w:hint="eastAsia"/>
+          <w:rFonts w:hint="eastAsia" w:eastAsia="黑体"/>
         </w:rPr>
         <w:t xml:space="preserve">的漏极</w:t>
       </w:r>
       <w:r>
+        <w:rPr>
+          <w:rFonts w:eastAsia="黑体"/>
+        </w:rPr>
         <w:t xml:space="preserve"> D、</w:t>
       </w:r>
       <m:oMath>
@@ -416,15 +473,21 @@
         </m:sSub>
       </m:oMath>
       <w:r>
+        <w:rPr>
+          <w:rFonts w:eastAsia="黑体"/>
+        </w:rPr>
         <w:t xml:space="preserve"> </w:t>
       </w:r>
       <w:r>
         <w:rPr>
-          <w:rFonts w:hint="eastAsia"/>
+          <w:rFonts w:hint="eastAsia" w:eastAsia="黑体"/>
         </w:rPr>
         <w:t xml:space="preserve">的一端与</w:t>
       </w:r>
       <w:r>
+        <w:rPr>
+          <w:rFonts w:eastAsia="黑体"/>
+        </w:rPr>
         <w:t xml:space="preserve"> </w:t>
       </w:r>
       <m:oMath>
@@ -442,17 +505,20 @@
         </m:sSub>
       </m:oMath>
       <w:r>
+        <w:rPr>
+          <w:rFonts w:eastAsia="黑体"/>
+        </w:rPr>
         <w:t xml:space="preserve"> </w:t>
       </w:r>
       <w:r>
         <w:rPr>
-          <w:rFonts w:hint="eastAsia"/>
+          <w:rFonts w:hint="eastAsia" w:eastAsia="黑体"/>
         </w:rPr>
         <w:t xml:space="preserve">的一端四点相连）；</w:t>
       </w:r>
       <w:r>
         <w:rPr>
-          <w:rFonts w:hint="eastAsia"/>
+          <w:rFonts w:hint="eastAsia" w:eastAsia="黑体"/>
           <w:b/>
           <w:bCs/>
         </w:rPr>
@@ -460,6 +526,7 @@
       </w:r>
       <w:r>
         <w:rPr>
+          <w:rFonts w:eastAsia="黑体"/>
           <w:b/>
           <w:bCs/>
         </w:rPr>
@@ -467,7 +534,7 @@
       </w:r>
       <w:r>
         <w:rPr>
-          <w:rFonts w:hint="eastAsia"/>
+          <w:rFonts w:hint="eastAsia" w:eastAsia="黑体"/>
           <w:b/>
           <w:bCs/>
         </w:rPr>
@@ -475,7 +542,7 @@
       </w:r>
       <w:r>
         <w:rPr>
-          <w:rFonts w:hint="eastAsia"/>
+          <w:rFonts w:hint="eastAsia" w:eastAsia="黑体"/>
         </w:rPr>
         <w:t xml:space="preserve">（</w:t>
       </w:r>
@@ -494,15 +561,21 @@
         </m:sSub>
       </m:oMath>
       <w:r>
+        <w:rPr>
+          <w:rFonts w:eastAsia="黑体"/>
+        </w:rPr>
         <w:t xml:space="preserve"> </w:t>
       </w:r>
       <w:r>
         <w:rPr>
-          <w:rFonts w:hint="eastAsia"/>
+          <w:rFonts w:hint="eastAsia" w:eastAsia="黑体"/>
         </w:rPr>
         <w:t xml:space="preserve">的另一端与</w:t>
       </w:r>
       <w:r>
+        <w:rPr>
+          <w:rFonts w:eastAsia="黑体"/>
+        </w:rPr>
         <w:t xml:space="preserve"> </w:t>
       </w:r>
       <m:oMath>
@@ -520,17 +593,20 @@
         </m:sSub>
       </m:oMath>
       <w:r>
+        <w:rPr>
+          <w:rFonts w:eastAsia="黑体"/>
+        </w:rPr>
         <w:t xml:space="preserve"> </w:t>
       </w:r>
       <w:r>
         <w:rPr>
-          <w:rFonts w:hint="eastAsia"/>
+          <w:rFonts w:hint="eastAsia" w:eastAsia="黑体"/>
         </w:rPr>
         <w:t xml:space="preserve">的一端相连）；</w:t>
       </w:r>
       <w:r>
         <w:rPr>
-          <w:rFonts w:hint="eastAsia"/>
+          <w:rFonts w:hint="eastAsia" w:eastAsia="黑体"/>
           <w:b/>
           <w:bCs/>
         </w:rPr>
@@ -538,6 +614,7 @@
       </w:r>
       <w:r>
         <w:rPr>
+          <w:rFonts w:eastAsia="黑体"/>
           <w:b/>
           <w:bCs/>
         </w:rPr>
@@ -545,7 +622,7 @@
       </w:r>
       <w:r>
         <w:rPr>
-          <w:rFonts w:hint="eastAsia"/>
+          <w:rFonts w:hint="eastAsia" w:eastAsia="黑体"/>
           <w:b/>
           <w:bCs/>
         </w:rPr>
@@ -553,7 +630,7 @@
       </w:r>
       <w:r>
         <w:rPr>
-          <w:rFonts w:hint="eastAsia"/>
+          <w:rFonts w:hint="eastAsia" w:eastAsia="黑体"/>
         </w:rPr>
         <w:t xml:space="preserve">（</w:t>
       </w:r>
@@ -572,15 +649,21 @@
         </m:sSub>
       </m:oMath>
       <w:r>
+        <w:rPr>
+          <w:rFonts w:eastAsia="黑体"/>
+        </w:rPr>
         <w:t xml:space="preserve"> </w:t>
       </w:r>
       <w:r>
         <w:rPr>
-          <w:rFonts w:hint="eastAsia"/>
+          <w:rFonts w:hint="eastAsia" w:eastAsia="黑体"/>
         </w:rPr>
         <w:t xml:space="preserve">的另一端与</w:t>
       </w:r>
       <w:r>
+        <w:rPr>
+          <w:rFonts w:eastAsia="黑体"/>
+        </w:rPr>
         <w:t xml:space="preserve"> </w:t>
       </w:r>
       <m:oMath>
@@ -598,17 +681,20 @@
         </m:sSub>
       </m:oMath>
       <w:r>
+        <w:rPr>
+          <w:rFonts w:eastAsia="黑体"/>
+        </w:rPr>
         <w:t xml:space="preserve"> </w:t>
       </w:r>
       <w:r>
         <w:rPr>
-          <w:rFonts w:hint="eastAsia"/>
+          <w:rFonts w:hint="eastAsia" w:eastAsia="黑体"/>
         </w:rPr>
         <w:t xml:space="preserve">的一端相连）；</w:t>
       </w:r>
       <w:r>
         <w:rPr>
-          <w:rFonts w:hint="eastAsia"/>
+          <w:rFonts w:hint="eastAsia" w:eastAsia="黑体"/>
           <w:b/>
           <w:bCs/>
         </w:rPr>
@@ -616,6 +702,7 @@
       </w:r>
       <w:r>
         <w:rPr>
+          <w:rFonts w:eastAsia="黑体"/>
           <w:b/>
           <w:bCs/>
         </w:rPr>
@@ -623,7 +710,7 @@
       </w:r>
       <w:r>
         <w:rPr>
-          <w:rFonts w:hint="eastAsia"/>
+          <w:rFonts w:hint="eastAsia" w:eastAsia="黑体"/>
           <w:b/>
           <w:bCs/>
         </w:rPr>
@@ -631,7 +718,7 @@
       </w:r>
       <w:r>
         <w:rPr>
-          <w:rFonts w:hint="eastAsia"/>
+          <w:rFonts w:hint="eastAsia" w:eastAsia="黑体"/>
         </w:rPr>
         <w:t xml:space="preserve">（</w:t>
       </w:r>
@@ -641,15 +728,21 @@
         </m:r>
       </m:oMath>
       <w:r>
+        <w:rPr>
+          <w:rFonts w:eastAsia="黑体"/>
+        </w:rPr>
         <w:t xml:space="preserve"> </w:t>
       </w:r>
       <w:r>
         <w:rPr>
-          <w:rFonts w:hint="eastAsia"/>
+          <w:rFonts w:hint="eastAsia" w:eastAsia="黑体"/>
         </w:rPr>
         <w:t xml:space="preserve">的源极</w:t>
       </w:r>
       <w:r>
+        <w:rPr>
+          <w:rFonts w:eastAsia="黑体"/>
+        </w:rPr>
         <w:t xml:space="preserve"> S、</w:t>
       </w:r>
       <m:oMath>
@@ -667,11 +760,14 @@
         </m:sSub>
       </m:oMath>
       <w:r>
+        <w:rPr>
+          <w:rFonts w:eastAsia="黑体"/>
+        </w:rPr>
         <w:t xml:space="preserve"> </w:t>
       </w:r>
       <w:r>
         <w:rPr>
-          <w:rFonts w:hint="eastAsia"/>
+          <w:rFonts w:hint="eastAsia" w:eastAsia="黑体"/>
         </w:rPr>
         <w:t xml:space="preserve">的另一端、</w:t>
       </w:r>
@@ -690,20 +786,26 @@
         </m:sSub>
       </m:oMath>
       <w:r>
+        <w:rPr>
+          <w:rFonts w:eastAsia="黑体"/>
+        </w:rPr>
         <w:t xml:space="preserve"> </w:t>
       </w:r>
       <w:r>
         <w:rPr>
-          <w:rFonts w:hint="eastAsia"/>
+          <w:rFonts w:hint="eastAsia" w:eastAsia="黑体"/>
         </w:rPr>
         <w:t xml:space="preserve">的另一端均接</w:t>
       </w:r>
       <w:r>
+        <w:rPr>
+          <w:rFonts w:eastAsia="黑体"/>
+        </w:rPr>
         <w:t xml:space="preserve"> </w:t>
       </w:r>
       <w:r>
         <w:rPr>
-          <w:rFonts w:hint="eastAsia"/>
+          <w:rFonts w:hint="eastAsia" w:eastAsia="黑体"/>
         </w:rPr>
         <w:t xml:space="preserve">GND）。</w:t>
       </w:r>
@@ -712,23 +814,27 @@
       <w:pPr/>
       <w:r>
         <w:rPr>
-          <w:rFonts w:hint="eastAsia"/>
+          <w:rFonts w:hint="eastAsia" w:eastAsia="黑体"/>
         </w:rPr>
         <w:t xml:space="preserve">各元件管脚连接：</w:t>
       </w:r>
       <w:r>
         <w:rPr>
+          <w:rFonts w:eastAsia="黑体"/>
           <w:b/>
           <w:bCs/>
         </w:rPr>
         <w:t xml:space="preserve">RFC</w:t>
       </w:r>
       <w:r>
+        <w:rPr>
+          <w:rFonts w:eastAsia="黑体"/>
+        </w:rPr>
         <w:t xml:space="preserve"> </w:t>
       </w:r>
       <w:r>
         <w:rPr>
-          <w:rFonts w:hint="eastAsia"/>
+          <w:rFonts w:hint="eastAsia" w:eastAsia="黑体"/>
         </w:rPr>
         <w:t xml:space="preserve">一端接电源节点、另一端接漏极节点（向漏极馈电）；</w:t>
       </w:r>
@@ -738,38 +844,50 @@
         </m:r>
       </m:oMath>
       <w:r>
+        <w:rPr>
+          <w:rFonts w:eastAsia="黑体"/>
+        </w:rPr>
         <w:t xml:space="preserve"> </w:t>
       </w:r>
       <w:r>
         <w:rPr>
-          <w:rFonts w:hint="eastAsia"/>
+          <w:rFonts w:hint="eastAsia" w:eastAsia="黑体"/>
         </w:rPr>
         <w:t xml:space="preserve">的</w:t>
       </w:r>
       <w:r>
+        <w:rPr>
+          <w:rFonts w:eastAsia="黑体"/>
+        </w:rPr>
         <w:t xml:space="preserve"> G </w:t>
       </w:r>
       <w:r>
         <w:rPr>
-          <w:rFonts w:hint="eastAsia"/>
+          <w:rFonts w:hint="eastAsia" w:eastAsia="黑体"/>
         </w:rPr>
         <w:t xml:space="preserve">接射频驱动节点、D</w:t>
       </w:r>
       <w:r>
+        <w:rPr>
+          <w:rFonts w:eastAsia="黑体"/>
+        </w:rPr>
         <w:t xml:space="preserve"> </w:t>
       </w:r>
       <w:r>
         <w:rPr>
-          <w:rFonts w:hint="eastAsia"/>
+          <w:rFonts w:hint="eastAsia" w:eastAsia="黑体"/>
         </w:rPr>
         <w:t xml:space="preserve">接漏极节点、S</w:t>
       </w:r>
       <w:r>
+        <w:rPr>
+          <w:rFonts w:eastAsia="黑体"/>
+        </w:rPr>
         <w:t xml:space="preserve"> </w:t>
       </w:r>
       <w:r>
         <w:rPr>
-          <w:rFonts w:hint="eastAsia"/>
+          <w:rFonts w:hint="eastAsia" w:eastAsia="黑体"/>
         </w:rPr>
         <w:t xml:space="preserve">接地节点；</w:t>
       </w:r>
@@ -788,11 +906,14 @@
         </m:sSub>
       </m:oMath>
       <w:r>
+        <w:rPr>
+          <w:rFonts w:eastAsia="黑体"/>
+        </w:rPr>
         <w:t xml:space="preserve"> </w:t>
       </w:r>
       <w:r>
         <w:rPr>
-          <w:rFonts w:hint="eastAsia"/>
+          <w:rFonts w:hint="eastAsia" w:eastAsia="黑体"/>
         </w:rPr>
         <w:t xml:space="preserve">一端接漏极节点、另一端接地节点；</w:t>
       </w:r>
@@ -811,11 +932,14 @@
         </m:sSub>
       </m:oMath>
       <w:r>
+        <w:rPr>
+          <w:rFonts w:eastAsia="黑体"/>
+        </w:rPr>
         <w:t xml:space="preserve"> </w:t>
       </w:r>
       <w:r>
         <w:rPr>
-          <w:rFonts w:hint="eastAsia"/>
+          <w:rFonts w:hint="eastAsia" w:eastAsia="黑体"/>
         </w:rPr>
         <w:t xml:space="preserve">一端接漏极节点、另一端接谐振中间节点；</w:t>
       </w:r>
@@ -834,11 +958,14 @@
         </m:sSub>
       </m:oMath>
       <w:r>
+        <w:rPr>
+          <w:rFonts w:eastAsia="黑体"/>
+        </w:rPr>
         <w:t xml:space="preserve"> </w:t>
       </w:r>
       <w:r>
         <w:rPr>
-          <w:rFonts w:hint="eastAsia"/>
+          <w:rFonts w:hint="eastAsia" w:eastAsia="黑体"/>
         </w:rPr>
         <w:t xml:space="preserve">一端接谐振中间节点、另一端接输出节点；</w:t>
       </w:r>
@@ -857,11 +984,14 @@
         </m:sSub>
       </m:oMath>
       <w:r>
+        <w:rPr>
+          <w:rFonts w:eastAsia="黑体"/>
+        </w:rPr>
         <w:t xml:space="preserve"> </w:t>
       </w:r>
       <w:r>
         <w:rPr>
-          <w:rFonts w:hint="eastAsia"/>
+          <w:rFonts w:hint="eastAsia" w:eastAsia="黑体"/>
         </w:rPr>
         <w:t xml:space="preserve">一端接输出节点、另一端接地节点。</w:t>
       </w:r>
@@ -870,20 +1000,26 @@
       <w:pPr/>
       <w:r>
         <w:rPr>
-          <w:rFonts w:hint="eastAsia"/>
+          <w:rFonts w:hint="eastAsia" w:eastAsia="黑体"/>
         </w:rPr>
         <w:t xml:space="preserve">由此构成”开关管以约</w:t>
       </w:r>
       <w:r>
+        <w:rPr>
+          <w:rFonts w:eastAsia="黑体"/>
+        </w:rPr>
         <w:t xml:space="preserve"> 50% </w:t>
       </w:r>
       <w:r>
         <w:rPr>
-          <w:rFonts w:hint="eastAsia"/>
+          <w:rFonts w:hint="eastAsia" w:eastAsia="黑体"/>
         </w:rPr>
         <w:t xml:space="preserve">占空比工作、并联电容</w:t>
       </w:r>
       <w:r>
+        <w:rPr>
+          <w:rFonts w:eastAsia="黑体"/>
+        </w:rPr>
         <w:t xml:space="preserve"> </w:t>
       </w:r>
       <m:oMath>
@@ -901,33 +1037,45 @@
         </m:sSub>
       </m:oMath>
       <w:r>
+        <w:rPr>
+          <w:rFonts w:eastAsia="黑体"/>
+        </w:rPr>
         <w:t xml:space="preserve"> </w:t>
       </w:r>
       <w:r>
         <w:rPr>
-          <w:rFonts w:hint="eastAsia"/>
+          <w:rFonts w:hint="eastAsia" w:eastAsia="黑体"/>
         </w:rPr>
         <w:t xml:space="preserve">与串联</w:t>
       </w:r>
       <w:r>
+        <w:rPr>
+          <w:rFonts w:eastAsia="黑体"/>
+        </w:rPr>
         <w:t xml:space="preserve"> LC </w:t>
       </w:r>
       <w:r>
         <w:rPr>
-          <w:rFonts w:hint="eastAsia"/>
+          <w:rFonts w:hint="eastAsia" w:eastAsia="黑体"/>
         </w:rPr>
         <w:t xml:space="preserve">网络调谐在基波、经零电压/零导数软开关（ZVS/ZDS）把能量以基波正弦送往负载”的单管</w:t>
       </w:r>
       <w:r>
+        <w:rPr>
+          <w:rFonts w:eastAsia="黑体"/>
+        </w:rPr>
         <w:t xml:space="preserve"> E </w:t>
       </w:r>
       <w:r>
         <w:rPr>
-          <w:rFonts w:hint="eastAsia"/>
+          <w:rFonts w:hint="eastAsia" w:eastAsia="黑体"/>
         </w:rPr>
         <w:t xml:space="preserve">类开关射频功放组态，消除开关瞬间电压电流重叠损耗，理论效率可达</w:t>
       </w:r>
       <w:r>
+        <w:rPr>
+          <w:rFonts w:eastAsia="黑体"/>
+        </w:rPr>
         <w:t xml:space="preserve"> 100%。</w:t>
       </w:r>
     </w:p>
@@ -939,7 +1087,7 @@
       </w:pPr>
       <w:r>
         <w:rPr>
-          <w:rFonts w:hint="eastAsia"/>
+          <w:rFonts w:hint="eastAsia" w:eastAsia="黑体"/>
         </w:rPr>
         <w:t xml:space="preserve">工作原理</w:t>
       </w:r>
@@ -950,11 +1098,14 @@
       </w:pPr>
       <w:r>
         <w:rPr>
-          <w:rFonts w:hint="eastAsia"/>
+          <w:rFonts w:hint="eastAsia" w:eastAsia="黑体"/>
         </w:rPr>
         <w:t xml:space="preserve">管子周期性地通断；精心选择</w:t>
       </w:r>
       <w:r>
+        <w:rPr>
+          <w:rFonts w:eastAsia="黑体"/>
+        </w:rPr>
         <w:t xml:space="preserve"> </w:t>
       </w:r>
       <m:oMath>
@@ -972,11 +1123,14 @@
         </m:sSub>
       </m:oMath>
       <w:r>
+        <w:rPr>
+          <w:rFonts w:eastAsia="黑体"/>
+        </w:rPr>
         <w:t xml:space="preserve"> </w:t>
       </w:r>
       <w:r>
         <w:rPr>
-          <w:rFonts w:hint="eastAsia"/>
+          <w:rFonts w:hint="eastAsia" w:eastAsia="黑体"/>
         </w:rPr>
         <w:t xml:space="preserve">与负载网络，使开关在关断时漏极电压延迟上升、导通瞬间漏极电压及其导数为零（零电压、零导数开关，ZVS/ZDS），从而消除开关瞬间的电压电流重叠损耗，能量经串联谐振回路以基波正弦送到负载。</w:t>
       </w:r>
@@ -989,7 +1143,7 @@
       </w:pPr>
       <w:r>
         <w:rPr>
-          <w:rFonts w:hint="eastAsia"/>
+          <w:rFonts w:hint="eastAsia" w:eastAsia="黑体"/>
         </w:rPr>
         <w:t xml:space="preserve">关键计算公式</w:t>
       </w:r>
@@ -1003,7 +1157,7 @@
       </w:pPr>
       <w:r>
         <w:rPr>
-          <w:rFonts w:hint="eastAsia"/>
+          <w:rFonts w:hint="eastAsia" w:eastAsia="黑体"/>
         </w:rPr>
         <w:t xml:space="preserve">负载网络品质因数（基波串联回路）：</w:t>
       </w:r>
@@ -1093,25 +1247,31 @@
       </w:pPr>
       <w:r>
         <w:rPr>
-          <w:rFonts w:hint="eastAsia"/>
+          <w:rFonts w:hint="eastAsia" w:eastAsia="黑体"/>
         </w:rPr>
         <w:t xml:space="preserve">并联电容取值（决定</w:t>
       </w:r>
       <w:r>
+        <w:rPr>
+          <w:rFonts w:eastAsia="黑体"/>
+        </w:rPr>
         <w:t xml:space="preserve"> ZVS </w:t>
       </w:r>
       <w:r>
         <w:rPr>
-          <w:rFonts w:hint="eastAsia"/>
+          <w:rFonts w:hint="eastAsia" w:eastAsia="黑体"/>
         </w:rPr>
         <w:t xml:space="preserve">条件，Sokal</w:t>
       </w:r>
       <w:r>
+        <w:rPr>
+          <w:rFonts w:eastAsia="黑体"/>
+        </w:rPr>
         <w:t xml:space="preserve"> </w:t>
       </w:r>
       <w:r>
         <w:rPr>
-          <w:rFonts w:hint="eastAsia"/>
+          <w:rFonts w:hint="eastAsia" w:eastAsia="黑体"/>
         </w:rPr>
         <w:t xml:space="preserve">近似）：</w:t>
       </w:r>
@@ -1227,7 +1387,7 @@
       </w:pPr>
       <w:r>
         <w:rPr>
-          <w:rFonts w:hint="eastAsia"/>
+          <w:rFonts w:hint="eastAsia" w:eastAsia="黑体"/>
         </w:rPr>
         <w:t xml:space="preserve">谐振频率：</w:t>
       </w:r>
@@ -1322,16 +1482,19 @@
       </w:pPr>
       <w:r>
         <w:rPr>
-          <w:rFonts w:hint="eastAsia"/>
+          <w:rFonts w:hint="eastAsia" w:eastAsia="黑体"/>
         </w:rPr>
         <w:t xml:space="preserve">直流到负载的功率（理想效率</w:t>
       </w:r>
       <w:r>
+        <w:rPr>
+          <w:rFonts w:eastAsia="黑体"/>
+        </w:rPr>
         <w:t xml:space="preserve"> </w:t>
       </w:r>
       <w:r>
         <w:rPr>
-          <w:rFonts w:hint="eastAsia"/>
+          <w:rFonts w:hint="eastAsia" w:eastAsia="黑体"/>
         </w:rPr>
         <w:t xml:space="preserve">100%）：</w:t>
       </w:r>
@@ -1450,16 +1613,19 @@
       </w:pPr>
       <w:r>
         <w:rPr>
-          <w:rFonts w:hint="eastAsia"/>
+          <w:rFonts w:hint="eastAsia" w:eastAsia="黑体"/>
         </w:rPr>
         <w:t xml:space="preserve">峰值漏极电压（约</w:t>
       </w:r>
       <w:r>
+        <w:rPr>
+          <w:rFonts w:eastAsia="黑体"/>
+        </w:rPr>
         <w:t xml:space="preserve"> 3.6 </w:t>
       </w:r>
       <w:r>
         <w:rPr>
-          <w:rFonts w:hint="eastAsia"/>
+          <w:rFonts w:hint="eastAsia" w:eastAsia="黑体"/>
         </w:rPr>
         <w:t xml:space="preserve">倍电源电压）：</w:t>
       </w:r>
@@ -1568,7 +1734,7 @@
             </w:pPr>
             <w:r>
               <w:rPr>
-                <w:rFonts w:hint="eastAsia"/>
+                <w:rFonts w:hint="eastAsia" w:eastAsia="黑体"/>
               </w:rPr>
               <w:t xml:space="preserve">符号</w:t>
             </w:r>
@@ -1582,7 +1748,7 @@
             </w:pPr>
             <w:r>
               <w:rPr>
-                <w:rFonts w:hint="eastAsia"/>
+                <w:rFonts w:hint="eastAsia" w:eastAsia="黑体"/>
               </w:rPr>
               <w:t xml:space="preserve">含义</w:t>
             </w:r>
@@ -1596,7 +1762,7 @@
             </w:pPr>
             <w:r>
               <w:rPr>
-                <w:rFonts w:hint="eastAsia"/>
+                <w:rFonts w:hint="eastAsia" w:eastAsia="黑体"/>
               </w:rPr>
               <w:t xml:space="preserve">单位</w:t>
             </w:r>
@@ -1625,6 +1791,9 @@
               </m:sSub>
             </m:oMath>
             <w:r>
+              <w:rPr>
+                <w:rFonts w:eastAsia="黑体"/>
+              </w:rPr>
               <w:t xml:space="preserve">、</w:t>
             </w:r>
             <m:oMath>
@@ -1651,7 +1820,7 @@
             </w:pPr>
             <w:r>
               <w:rPr>
-                <w:rFonts w:hint="eastAsia"/>
+                <w:rFonts w:hint="eastAsia" w:eastAsia="黑体"/>
               </w:rPr>
               <w:t xml:space="preserve">串联谐振电感、电容</w:t>
             </w:r>
@@ -1664,6 +1833,9 @@
               <w:pStyle w:val="Compact"/>
             </w:pPr>
             <w:r>
+              <w:rPr>
+                <w:rFonts w:eastAsia="黑体"/>
+              </w:rPr>
               <w:t xml:space="preserve">H、F</w:t>
             </w:r>
           </w:p>
@@ -1691,6 +1863,9 @@
               </m:sSub>
             </m:oMath>
             <w:r>
+              <w:rPr>
+                <w:rFonts w:eastAsia="黑体"/>
+              </w:rPr>
               <w:t xml:space="preserve">​</w:t>
             </w:r>
           </w:p>
@@ -1703,7 +1878,7 @@
             </w:pPr>
             <w:r>
               <w:rPr>
-                <w:rFonts w:hint="eastAsia"/>
+                <w:rFonts w:hint="eastAsia" w:eastAsia="黑体"/>
               </w:rPr>
               <w:t xml:space="preserve">并联（漏极）电容</w:t>
             </w:r>
@@ -1716,6 +1891,9 @@
               <w:pStyle w:val="Compact"/>
             </w:pPr>
             <w:r>
+              <w:rPr>
+                <w:rFonts w:eastAsia="黑体"/>
+              </w:rPr>
               <w:t xml:space="preserve">F</w:t>
             </w:r>
           </w:p>
@@ -1743,6 +1921,9 @@
               </m:sSub>
             </m:oMath>
             <w:r>
+              <w:rPr>
+                <w:rFonts w:eastAsia="黑体"/>
+              </w:rPr>
               <w:t xml:space="preserve">​</w:t>
             </w:r>
           </w:p>
@@ -1755,7 +1936,7 @@
             </w:pPr>
             <w:r>
               <w:rPr>
-                <w:rFonts w:hint="eastAsia"/>
+                <w:rFonts w:hint="eastAsia" w:eastAsia="黑体"/>
               </w:rPr>
               <w:t xml:space="preserve">负载电阻（折合）</w:t>
             </w:r>
@@ -1768,6 +1949,9 @@
               <w:pStyle w:val="Compact"/>
             </w:pPr>
             <w:r>
+              <w:rPr>
+                <w:rFonts w:eastAsia="黑体"/>
+              </w:rPr>
               <w:t xml:space="preserve">Ω</w:t>
             </w:r>
           </w:p>
@@ -1795,6 +1979,9 @@
               </m:sSub>
             </m:oMath>
             <w:r>
+              <w:rPr>
+                <w:rFonts w:eastAsia="黑体"/>
+              </w:rPr>
               <w:t xml:space="preserve">​</w:t>
             </w:r>
           </w:p>
@@ -1807,7 +1994,7 @@
             </w:pPr>
             <w:r>
               <w:rPr>
-                <w:rFonts w:hint="eastAsia"/>
+                <w:rFonts w:hint="eastAsia" w:eastAsia="黑体"/>
               </w:rPr>
               <w:t xml:space="preserve">基波频率</w:t>
             </w:r>
@@ -1820,6 +2007,9 @@
               <w:pStyle w:val="Compact"/>
             </w:pPr>
             <w:r>
+              <w:rPr>
+                <w:rFonts w:eastAsia="黑体"/>
+              </w:rPr>
               <w:t xml:space="preserve">Hz</w:t>
             </w:r>
           </w:p>
@@ -1850,6 +2040,9 @@
               </m:sSub>
             </m:oMath>
             <w:r>
+              <w:rPr>
+                <w:rFonts w:eastAsia="黑体"/>
+              </w:rPr>
               <w:t xml:space="preserve">​</w:t>
             </w:r>
           </w:p>
@@ -1862,7 +2055,7 @@
             </w:pPr>
             <w:r>
               <w:rPr>
-                <w:rFonts w:hint="eastAsia"/>
+                <w:rFonts w:hint="eastAsia" w:eastAsia="黑体"/>
               </w:rPr>
               <w:t xml:space="preserve">电源电压</w:t>
             </w:r>
@@ -1875,6 +2068,9 @@
               <w:pStyle w:val="Compact"/>
             </w:pPr>
             <w:r>
+              <w:rPr>
+                <w:rFonts w:eastAsia="黑体"/>
+              </w:rPr>
               <w:t xml:space="preserve">V</w:t>
             </w:r>
           </w:p>
@@ -1902,6 +2098,9 @@
               </m:sSub>
             </m:oMath>
             <w:r>
+              <w:rPr>
+                <w:rFonts w:eastAsia="黑体"/>
+              </w:rPr>
               <w:t xml:space="preserve">​</w:t>
             </w:r>
           </w:p>
@@ -1914,7 +2113,7 @@
             </w:pPr>
             <w:r>
               <w:rPr>
-                <w:rFonts w:hint="eastAsia"/>
+                <w:rFonts w:hint="eastAsia" w:eastAsia="黑体"/>
               </w:rPr>
               <w:t xml:space="preserve">有载品质因数</w:t>
             </w:r>
@@ -1927,6 +2126,9 @@
               <w:pStyle w:val="Compact"/>
             </w:pPr>
             <w:r>
+              <w:rPr>
+                <w:rFonts w:eastAsia="黑体"/>
+              </w:rPr>
               <w:t xml:space="preserve">—</w:t>
             </w:r>
           </w:p>
@@ -1941,7 +2143,7 @@
       </w:pPr>
       <w:r>
         <w:rPr>
-          <w:rFonts w:hint="eastAsia"/>
+          <w:rFonts w:hint="eastAsia" w:eastAsia="黑体"/>
         </w:rPr>
         <w:t xml:space="preserve">元件调整影响</w:t>
       </w:r>
@@ -1970,6 +2172,7 @@
       </m:oMath>
       <w:r>
         <w:rPr>
+          <w:rFonts w:eastAsia="黑体"/>
           <w:b/>
           <w:bCs/>
         </w:rPr>
@@ -1977,21 +2180,27 @@
       </w:r>
       <w:r>
         <w:rPr>
-          <w:rFonts w:hint="eastAsia"/>
+          <w:rFonts w:hint="eastAsia" w:eastAsia="黑体"/>
           <w:b/>
           <w:bCs/>
         </w:rPr>
         <w:t xml:space="preserve">偏大</w:t>
       </w:r>
       <w:r>
+        <w:rPr>
+          <w:rFonts w:eastAsia="黑体"/>
+        </w:rPr>
         <w:t xml:space="preserve"> </w:t>
       </w:r>
       <w:r>
+        <w:rPr>
+          <w:rFonts w:eastAsia="黑体"/>
+        </w:rPr>
         <w:t xml:space="preserve">→ </w:t>
       </w:r>
       <w:r>
         <w:rPr>
-          <w:rFonts w:hint="eastAsia"/>
+          <w:rFonts w:hint="eastAsia" w:eastAsia="黑体"/>
         </w:rPr>
         <w:t xml:space="preserve">导通时刻漏极电压不为零，产生放电损耗、效率下降。</w:t>
       </w:r>
@@ -2020,6 +2229,7 @@
       </m:oMath>
       <w:r>
         <w:rPr>
+          <w:rFonts w:eastAsia="黑体"/>
           <w:b/>
           <w:bCs/>
         </w:rPr>
@@ -2027,21 +2237,27 @@
       </w:r>
       <w:r>
         <w:rPr>
-          <w:rFonts w:hint="eastAsia"/>
+          <w:rFonts w:hint="eastAsia" w:eastAsia="黑体"/>
           <w:b/>
           <w:bCs/>
         </w:rPr>
         <w:t xml:space="preserve">偏小</w:t>
       </w:r>
       <w:r>
+        <w:rPr>
+          <w:rFonts w:eastAsia="黑体"/>
+        </w:rPr>
         <w:t xml:space="preserve"> </w:t>
       </w:r>
       <w:r>
+        <w:rPr>
+          <w:rFonts w:eastAsia="黑体"/>
+        </w:rPr>
         <w:t xml:space="preserve">→ </w:t>
       </w:r>
       <w:r>
         <w:rPr>
-          <w:rFonts w:hint="eastAsia"/>
+          <w:rFonts w:hint="eastAsia" w:eastAsia="黑体"/>
         </w:rPr>
         <w:t xml:space="preserve">漏极电压波形过高、器件电压应力增大。</w:t>
       </w:r>
@@ -2070,6 +2286,7 @@
       </m:oMath>
       <w:r>
         <w:rPr>
+          <w:rFonts w:eastAsia="黑体"/>
           <w:b/>
           <w:bCs/>
         </w:rPr>
@@ -2077,20 +2294,27 @@
       </w:r>
       <w:r>
         <w:rPr>
+          <w:rFonts w:eastAsia="黑体"/>
           <w:b/>
           <w:bCs/>
         </w:rPr>
         <w:t xml:space="preserve">↑</w:t>
       </w:r>
       <w:r>
+        <w:rPr>
+          <w:rFonts w:eastAsia="黑体"/>
+        </w:rPr>
         <w:t xml:space="preserve"> </w:t>
       </w:r>
       <w:r>
+        <w:rPr>
+          <w:rFonts w:eastAsia="黑体"/>
+        </w:rPr>
         <w:t xml:space="preserve">→ </w:t>
       </w:r>
       <w:r>
         <w:rPr>
-          <w:rFonts w:hint="eastAsia"/>
+          <w:rFonts w:hint="eastAsia" w:eastAsia="黑体"/>
         </w:rPr>
         <w:t xml:space="preserve">谐波抑制好、波形纯，但元件应力与网络损耗增大。</w:t>
       </w:r>
@@ -2105,7 +2329,7 @@
       </w:pPr>
       <w:r>
         <w:rPr>
-          <w:rFonts w:hint="eastAsia"/>
+          <w:rFonts w:hint="eastAsia" w:eastAsia="黑体"/>
           <w:b/>
           <w:bCs/>
         </w:rPr>
@@ -2113,6 +2337,7 @@
       </w:r>
       <w:r>
         <w:rPr>
+          <w:rFonts w:eastAsia="黑体"/>
           <w:b/>
           <w:bCs/>
         </w:rPr>
@@ -2134,6 +2359,7 @@
       </m:oMath>
       <w:r>
         <w:rPr>
+          <w:rFonts w:eastAsia="黑体"/>
           <w:b/>
           <w:bCs/>
         </w:rPr>
@@ -2141,30 +2367,39 @@
       </w:r>
       <w:r>
         <w:rPr>
-          <w:rFonts w:hint="eastAsia"/>
+          <w:rFonts w:hint="eastAsia" w:eastAsia="黑体"/>
           <w:b/>
           <w:bCs/>
         </w:rPr>
         <w:t xml:space="preserve">变化</w:t>
       </w:r>
       <w:r>
+        <w:rPr>
+          <w:rFonts w:eastAsia="黑体"/>
+        </w:rPr>
         <w:t xml:space="preserve"> </w:t>
       </w:r>
       <w:r>
+        <w:rPr>
+          <w:rFonts w:eastAsia="黑体"/>
+        </w:rPr>
         <w:t xml:space="preserve">→ </w:t>
       </w:r>
       <w:r>
         <w:rPr>
-          <w:rFonts w:hint="eastAsia"/>
+          <w:rFonts w:hint="eastAsia" w:eastAsia="黑体"/>
         </w:rPr>
         <w:t xml:space="preserve">破坏</w:t>
       </w:r>
       <w:r>
+        <w:rPr>
+          <w:rFonts w:eastAsia="黑体"/>
+        </w:rPr>
         <w:t xml:space="preserve"> ZVS </w:t>
       </w:r>
       <w:r>
         <w:rPr>
-          <w:rFonts w:hint="eastAsia"/>
+          <w:rFonts w:hint="eastAsia" w:eastAsia="黑体"/>
         </w:rPr>
         <w:t xml:space="preserve">条件，效率与功率随之变化（对失配敏感）。</w:t>
       </w:r>
@@ -2179,11 +2414,14 @@
       </w:pPr>
       <w:r>
         <w:rPr>
-          <w:rFonts w:hint="eastAsia"/>
+          <w:rFonts w:hint="eastAsia" w:eastAsia="黑体"/>
         </w:rPr>
         <w:t xml:space="preserve">开关频率偏离</w:t>
       </w:r>
       <w:r>
+        <w:rPr>
+          <w:rFonts w:eastAsia="黑体"/>
+        </w:rPr>
         <w:t xml:space="preserve"> </w:t>
       </w:r>
       <m:oMath>
@@ -2201,11 +2439,14 @@
         </m:sSub>
       </m:oMath>
       <w:r>
+        <w:rPr>
+          <w:rFonts w:eastAsia="黑体"/>
+        </w:rPr>
         <w:t xml:space="preserve"> </w:t>
       </w:r>
       <w:r>
         <w:rPr>
-          <w:rFonts w:hint="eastAsia"/>
+          <w:rFonts w:hint="eastAsia" w:eastAsia="黑体"/>
         </w:rPr>
         <w:t xml:space="preserve">过大时软开关失效。</w:t>
       </w:r>
@@ -2218,7 +2459,7 @@
       </w:pPr>
       <w:r>
         <w:rPr>
-          <w:rFonts w:hint="eastAsia"/>
+          <w:rFonts w:hint="eastAsia" w:eastAsia="黑体"/>
         </w:rPr>
         <w:t xml:space="preserve">典型参数示例</w:t>
       </w:r>
@@ -2233,11 +2474,14 @@
       </w:pPr>
       <w:r>
         <w:rPr>
-          <w:rFonts w:hint="eastAsia"/>
+          <w:rFonts w:hint="eastAsia" w:eastAsia="黑体"/>
         </w:rPr>
         <w:t xml:space="preserve">取</w:t>
       </w:r>
       <w:r>
+        <w:rPr>
+          <w:rFonts w:eastAsia="黑体"/>
+        </w:rPr>
         <w:t xml:space="preserve"> </w:t>
       </w:r>
       <m:oMath>
@@ -2274,6 +2518,9 @@
         </m:r>
       </m:oMath>
       <w:r>
+        <w:rPr>
+          <w:rFonts w:eastAsia="黑体"/>
+        </w:rPr>
         <w:t xml:space="preserve">、</w:t>
       </w:r>
       <m:oMath>
@@ -2314,11 +2561,14 @@
       </m:oMath>
       <w:r>
         <w:rPr>
-          <w:rFonts w:hint="eastAsia"/>
+          <w:rFonts w:hint="eastAsia" w:eastAsia="黑体"/>
         </w:rPr>
         <w:t xml:space="preserve">：由</w:t>
       </w:r>
       <w:r>
+        <w:rPr>
+          <w:rFonts w:eastAsia="黑体"/>
+        </w:rPr>
         <w:t xml:space="preserve"> </w:t>
       </w:r>
       <m:oMath>
@@ -2392,15 +2642,21 @@
         </m:f>
       </m:oMath>
       <w:r>
+        <w:rPr>
+          <w:rFonts w:eastAsia="黑体"/>
+        </w:rPr>
         <w:t xml:space="preserve"> </w:t>
       </w:r>
       <w:r>
         <w:rPr>
-          <w:rFonts w:hint="eastAsia"/>
+          <w:rFonts w:hint="eastAsia" w:eastAsia="黑体"/>
         </w:rPr>
         <w:t xml:space="preserve">解</w:t>
       </w:r>
       <w:r>
+        <w:rPr>
+          <w:rFonts w:eastAsia="黑体"/>
+        </w:rPr>
         <w:t xml:space="preserve"> </w:t>
       </w:r>
       <m:oMath>
@@ -2506,6 +2762,9 @@
         </m:r>
       </m:oMath>
       <w:r>
+        <w:rPr>
+          <w:rFonts w:eastAsia="黑体"/>
+        </w:rPr>
         <w:t xml:space="preserve">。</w:t>
       </w:r>
     </w:p>
@@ -2519,11 +2778,14 @@
       </w:pPr>
       <w:r>
         <w:rPr>
-          <w:rFonts w:hint="eastAsia"/>
+          <w:rFonts w:hint="eastAsia" w:eastAsia="黑体"/>
         </w:rPr>
         <w:t xml:space="preserve">取</w:t>
       </w:r>
       <w:r>
+        <w:rPr>
+          <w:rFonts w:eastAsia="黑体"/>
+        </w:rPr>
         <w:t xml:space="preserve"> </w:t>
       </w:r>
       <m:oMath>
@@ -2550,6 +2812,9 @@
         </m:r>
       </m:oMath>
       <w:r>
+        <w:rPr>
+          <w:rFonts w:eastAsia="黑体"/>
+        </w:rPr>
         <w:t xml:space="preserve">、</w:t>
       </w:r>
       <m:oMath>
@@ -2586,11 +2851,14 @@
       </m:oMath>
       <w:r>
         <w:rPr>
-          <w:rFonts w:hint="eastAsia"/>
+          <w:rFonts w:hint="eastAsia" w:eastAsia="黑体"/>
         </w:rPr>
         <w:t xml:space="preserve">：由</w:t>
       </w:r>
       <w:r>
+        <w:rPr>
+          <w:rFonts w:eastAsia="黑体"/>
+        </w:rPr>
         <w:t xml:space="preserve"> </w:t>
       </w:r>
       <m:oMath>
@@ -2656,15 +2924,21 @@
         </m:sSub>
       </m:oMath>
       <w:r>
+        <w:rPr>
+          <w:rFonts w:eastAsia="黑体"/>
+        </w:rPr>
         <w:t xml:space="preserve"> </w:t>
       </w:r>
       <w:r>
         <w:rPr>
-          <w:rFonts w:hint="eastAsia"/>
+          <w:rFonts w:hint="eastAsia" w:eastAsia="黑体"/>
         </w:rPr>
         <w:t xml:space="preserve">得</w:t>
       </w:r>
       <w:r>
+        <w:rPr>
+          <w:rFonts w:eastAsia="黑体"/>
+        </w:rPr>
         <w:t xml:space="preserve"> </w:t>
       </w:r>
       <m:oMath>
@@ -2765,11 +3039,14 @@
       </m:oMath>
       <w:r>
         <w:rPr>
-          <w:rFonts w:hint="eastAsia"/>
+          <w:rFonts w:hint="eastAsia" w:eastAsia="黑体"/>
         </w:rPr>
         <w:t xml:space="preserve">（可反解</w:t>
       </w:r>
       <w:r>
+        <w:rPr>
+          <w:rFonts w:eastAsia="黑体"/>
+        </w:rPr>
         <w:t xml:space="preserve"> </w:t>
       </w:r>
       <m:oMath>
@@ -2787,20 +3064,26 @@
         </m:sSub>
       </m:oMath>
       <w:r>
+        <w:rPr>
+          <w:rFonts w:eastAsia="黑体"/>
+        </w:rPr>
         <w:t xml:space="preserve"> </w:t>
       </w:r>
       <w:r>
         <w:rPr>
-          <w:rFonts w:hint="eastAsia"/>
+          <w:rFonts w:hint="eastAsia" w:eastAsia="黑体"/>
         </w:rPr>
         <w:t xml:space="preserve">校核</w:t>
       </w:r>
       <w:r>
+        <w:rPr>
+          <w:rFonts w:eastAsia="黑体"/>
+        </w:rPr>
         <w:t xml:space="preserve"> </w:t>
       </w:r>
       <w:r>
         <w:rPr>
-          <w:rFonts w:hint="eastAsia"/>
+          <w:rFonts w:hint="eastAsia" w:eastAsia="黑体"/>
         </w:rPr>
         <w:t xml:space="preserve">ZVS）。</w:t>
       </w:r>
@@ -2813,7 +3096,7 @@
       </w:pPr>
       <w:r>
         <w:rPr>
-          <w:rFonts w:hint="eastAsia"/>
+          <w:rFonts w:hint="eastAsia" w:eastAsia="黑体"/>
         </w:rPr>
         <w:t xml:space="preserve">常见器件型号</w:t>
       </w:r>
@@ -2828,20 +3111,26 @@
       </w:pPr>
       <w:r>
         <w:rPr>
-          <w:rFonts w:hint="eastAsia"/>
+          <w:rFonts w:hint="eastAsia" w:eastAsia="黑体"/>
         </w:rPr>
         <w:t xml:space="preserve">射频功率</w:t>
       </w:r>
       <w:r>
+        <w:rPr>
+          <w:rFonts w:eastAsia="黑体"/>
+        </w:rPr>
         <w:t xml:space="preserve"> </w:t>
       </w:r>
       <w:r>
         <w:rPr>
-          <w:rFonts w:hint="eastAsia"/>
+          <w:rFonts w:hint="eastAsia" w:eastAsia="黑体"/>
         </w:rPr>
         <w:t xml:space="preserve">MOSFET：IRF510、2SK2973、MRF系列</w:t>
       </w:r>
       <w:r>
+        <w:rPr>
+          <w:rFonts w:eastAsia="黑体"/>
+        </w:rPr>
         <w:t xml:space="preserve"> LDMOS。</w:t>
       </w:r>
     </w:p>
@@ -2855,16 +3144,19 @@
       </w:pPr>
       <w:r>
         <w:rPr>
-          <w:rFonts w:hint="eastAsia"/>
+          <w:rFonts w:hint="eastAsia" w:eastAsia="黑体"/>
         </w:rPr>
         <w:t xml:space="preserve">宽带射频管：MRF6VP2600H、BLF578（大功率</w:t>
       </w:r>
       <w:r>
+        <w:rPr>
+          <w:rFonts w:eastAsia="黑体"/>
+        </w:rPr>
         <w:t xml:space="preserve"> E </w:t>
       </w:r>
       <w:r>
         <w:rPr>
-          <w:rFonts w:hint="eastAsia"/>
+          <w:rFonts w:hint="eastAsia" w:eastAsia="黑体"/>
         </w:rPr>
         <w:t xml:space="preserve">类末级）。</w:t>
       </w:r>
@@ -2878,38 +3170,50 @@
         </w:numPr>
       </w:pPr>
       <w:r>
+        <w:rPr>
+          <w:rFonts w:eastAsia="黑体"/>
+        </w:rPr>
         <w:t xml:space="preserve">GaN </w:t>
       </w:r>
       <w:r>
         <w:rPr>
-          <w:rFonts w:hint="eastAsia"/>
+          <w:rFonts w:hint="eastAsia" w:eastAsia="黑体"/>
         </w:rPr>
         <w:t xml:space="preserve">射频管可按</w:t>
       </w:r>
       <w:r>
+        <w:rPr>
+          <w:rFonts w:eastAsia="黑体"/>
+        </w:rPr>
         <w:t xml:space="preserve"> E </w:t>
       </w:r>
       <w:r>
         <w:rPr>
-          <w:rFonts w:hint="eastAsia"/>
+          <w:rFonts w:hint="eastAsia" w:eastAsia="黑体"/>
         </w:rPr>
         <w:t xml:space="preserve">类使用：常见于</w:t>
       </w:r>
       <w:r>
+        <w:rPr>
+          <w:rFonts w:eastAsia="黑体"/>
+        </w:rPr>
         <w:t xml:space="preserve"> ISM </w:t>
       </w:r>
       <w:r>
         <w:rPr>
-          <w:rFonts w:hint="eastAsia"/>
+          <w:rFonts w:hint="eastAsia" w:eastAsia="黑体"/>
         </w:rPr>
         <w:t xml:space="preserve">频段（如</w:t>
       </w:r>
       <w:r>
+        <w:rPr>
+          <w:rFonts w:eastAsia="黑体"/>
+        </w:rPr>
         <w:t xml:space="preserve"> </w:t>
       </w:r>
       <w:r>
         <w:rPr>
-          <w:rFonts w:hint="eastAsia"/>
+          <w:rFonts w:hint="eastAsia" w:eastAsia="黑体"/>
         </w:rPr>
         <w:t xml:space="preserve">GAN）。</w:t>
       </w:r>
@@ -2922,7 +3226,7 @@
       </w:pPr>
       <w:r>
         <w:rPr>
-          <w:rFonts w:hint="eastAsia"/>
+          <w:rFonts w:hint="eastAsia" w:eastAsia="黑体"/>
         </w:rPr>
         <w:t xml:space="preserve">注意事项</w:t>
       </w:r>
@@ -2937,16 +3241,19 @@
       </w:pPr>
       <w:r>
         <w:rPr>
-          <w:rFonts w:hint="eastAsia"/>
+          <w:rFonts w:hint="eastAsia" w:eastAsia="黑体"/>
         </w:rPr>
         <w:t xml:space="preserve">对负载阻抗变化敏感，失谐或失配会破坏</w:t>
       </w:r>
       <w:r>
+        <w:rPr>
+          <w:rFonts w:eastAsia="黑体"/>
+        </w:rPr>
         <w:t xml:space="preserve"> </w:t>
       </w:r>
       <w:r>
         <w:rPr>
-          <w:rFonts w:hint="eastAsia"/>
+          <w:rFonts w:hint="eastAsia" w:eastAsia="黑体"/>
         </w:rPr>
         <w:t xml:space="preserve">ZVS、效率骤降。</w:t>
       </w:r>
@@ -2961,20 +3268,26 @@
       </w:pPr>
       <w:r>
         <w:rPr>
-          <w:rFonts w:hint="eastAsia"/>
+          <w:rFonts w:hint="eastAsia" w:eastAsia="黑体"/>
         </w:rPr>
         <w:t xml:space="preserve">漏极峰值电压约</w:t>
       </w:r>
       <w:r>
+        <w:rPr>
+          <w:rFonts w:eastAsia="黑体"/>
+        </w:rPr>
         <w:t xml:space="preserve"> 3.5 </w:t>
       </w:r>
       <w:r>
         <w:rPr>
-          <w:rFonts w:hint="eastAsia"/>
+          <w:rFonts w:hint="eastAsia" w:eastAsia="黑体"/>
         </w:rPr>
         <w:t xml:space="preserve">倍</w:t>
       </w:r>
       <w:r>
+        <w:rPr>
+          <w:rFonts w:eastAsia="黑体"/>
+        </w:rPr>
         <w:t xml:space="preserve"> </w:t>
       </w:r>
       <m:oMath>
@@ -2996,7 +3309,7 @@
       </m:oMath>
       <w:r>
         <w:rPr>
-          <w:rFonts w:hint="eastAsia"/>
+          <w:rFonts w:hint="eastAsia" w:eastAsia="黑体"/>
         </w:rPr>
         <w:t xml:space="preserve">，器件耐压须留裕量。</w:t>
       </w:r>
@@ -3011,7 +3324,7 @@
       </w:pPr>
       <w:r>
         <w:rPr>
-          <w:rFonts w:hint="eastAsia"/>
+          <w:rFonts w:hint="eastAsia" w:eastAsia="黑体"/>
         </w:rPr>
         <w:t xml:space="preserve">输出需谐波滤波以满足射频规范。</w:t>
       </w:r>
@@ -3026,16 +3339,19 @@
       </w:pPr>
       <w:r>
         <w:rPr>
-          <w:rFonts w:hint="eastAsia"/>
+          <w:rFonts w:hint="eastAsia" w:eastAsia="黑体"/>
         </w:rPr>
         <w:t xml:space="preserve">设计需用数值仿真/负载牵引验证</w:t>
       </w:r>
       <w:r>
+        <w:rPr>
+          <w:rFonts w:eastAsia="黑体"/>
+        </w:rPr>
         <w:t xml:space="preserve"> ZVS </w:t>
       </w:r>
       <w:r>
         <w:rPr>
-          <w:rFonts w:hint="eastAsia"/>
+          <w:rFonts w:hint="eastAsia" w:eastAsia="黑体"/>
         </w:rPr>
         <w:t xml:space="preserve">波形。</w:t>
       </w:r>
@@ -3048,7 +3364,7 @@
       </w:pPr>
       <w:r>
         <w:rPr>
-          <w:rFonts w:hint="eastAsia"/>
+          <w:rFonts w:hint="eastAsia" w:eastAsia="黑体"/>
         </w:rPr>
         <w:t xml:space="preserve">参考资料</w:t>
       </w:r>
@@ -3062,20 +3378,26 @@
         </w:numPr>
       </w:pPr>
       <w:r>
+        <w:rPr>
+          <w:rFonts w:eastAsia="黑体"/>
+        </w:rPr>
         <w:t xml:space="preserve">Wikipedia: Power amplifier </w:t>
       </w:r>
       <w:r>
         <w:rPr>
-          <w:rFonts w:hint="eastAsia"/>
+          <w:rFonts w:hint="eastAsia" w:eastAsia="黑体"/>
         </w:rPr>
         <w:t xml:space="preserve">classes（Class</w:t>
       </w:r>
       <w:r>
+        <w:rPr>
+          <w:rFonts w:eastAsia="黑体"/>
+        </w:rPr>
         <w:t xml:space="preserve"> </w:t>
       </w:r>
       <w:r>
         <w:rPr>
-          <w:rFonts w:hint="eastAsia"/>
+          <w:rFonts w:hint="eastAsia" w:eastAsia="黑体"/>
         </w:rPr>
         <w:t xml:space="preserve">E）。</w:t>
       </w:r>
@@ -3089,11 +3411,14 @@
         </w:numPr>
       </w:pPr>
       <w:r>
+        <w:rPr>
+          <w:rFonts w:eastAsia="黑体"/>
+        </w:rPr>
         <w:t xml:space="preserve">N.O. Sokal《Class-E RF Power </w:t>
       </w:r>
       <w:r>
         <w:rPr>
-          <w:rFonts w:hint="eastAsia"/>
+          <w:rFonts w:hint="eastAsia" w:eastAsia="黑体"/>
         </w:rPr>
         <w:t xml:space="preserve">Amplifiers》（QEX）。</w:t>
       </w:r>
@@ -3108,16 +3433,19 @@
       </w:pPr>
       <w:r>
         <w:rPr>
-          <w:rFonts w:hint="eastAsia"/>
+          <w:rFonts w:hint="eastAsia" w:eastAsia="黑体"/>
         </w:rPr>
         <w:t xml:space="preserve">《高频电子线路》（张肃文</w:t>
       </w:r>
       <w:r>
+        <w:rPr>
+          <w:rFonts w:eastAsia="黑体"/>
+        </w:rPr>
         <w:t xml:space="preserve"> </w:t>
       </w:r>
       <w:r>
         <w:rPr>
-          <w:rFonts w:hint="eastAsia"/>
+          <w:rFonts w:hint="eastAsia" w:eastAsia="黑体"/>
         </w:rPr>
         <w:t xml:space="preserve">主编）。</w:t>
       </w:r>
@@ -3131,11 +3459,11 @@
       </w:pPr>
       <w:r>
         <w:rPr>
-          <w:rFonts w:ascii="Times New Roman" w:hAnsi="Times New Roman"/>
+          <w:rFonts w:ascii="Times New Roman" w:hAnsi="Times New Roman" w:eastAsia="黑体"/>
           <w:color w:val="555555"/>
           <w:sz w:val="21"/>
         </w:rPr>
-        <w:t>材料收集者：杜文杰</w:t>
+        <w:t>材料收集者：杜文杰，WX手机：19519196569，QQ:3478827729</w:t>
       </w:r>
     </w:p>
     <w:sectPr>
@@ -3155,7 +3483,7 @@
 </file>
 
 <file path=word/footer1.xml><?xml version="1.0" encoding="utf-8"?>
-<w:ftr xmlns:m="http://schemas.openxmlformats.org/officeDocument/2006/math" xmlns:mc="http://schemas.openxmlformats.org/markup-compatibility/2006" xmlns:mo="http://schemas.microsoft.com/office/mac/office/2008/main" xmlns:mv="urn:schemas-microsoft-com:mac:vml" xmlns:o="urn:schemas-microsoft-com:office:office" xmlns:r="http://schemas.openxmlformats.org/officeDocument/2006/relationships" xmlns:v="urn:schemas-microsoft-com:vml" xmlns:w10="urn:schemas-microsoft-com:office:word" xmlns:w14="http://schemas.microsoft.com/office/word/2010/wordml" xmlns:w="http://schemas.openxmlformats.org/wordprocessingml/2006/main" xmlns:wne="http://schemas.microsoft.com/office/word/2006/wordml" xmlns:wp14="http://schemas.microsoft.com/office/word/2010/wordprocessingDrawing" xmlns:wp="http://schemas.openxmlformats.org/drawingml/2006/wordprocessingDrawing" xmlns:wpc="http://schemas.microsoft.com/office/word/2010/wordprocessingCanvas" xmlns:wpg="http://schemas.microsoft.com/office/word/2010/wordprocessingGroup" xmlns:wpi="http://schemas.microsoft.com/office/word/2010/wordprocessingInk" xmlns:wps="http://schemas.microsoft.com/office/word/2010/wordprocessingShape" mc:Ignorable="w14 wp14">
+<w:ftr xmlns:mc="http://schemas.openxmlformats.org/markup-compatibility/2006" xmlns:w="http://schemas.openxmlformats.org/wordprocessingml/2006/main" xmlns:m="http://schemas.openxmlformats.org/officeDocument/2006/math" xmlns:mo="http://schemas.microsoft.com/office/mac/office/2008/main" xmlns:mv="urn:schemas-microsoft-com:mac:vml" xmlns:o="urn:schemas-microsoft-com:office:office" xmlns:r="http://schemas.openxmlformats.org/officeDocument/2006/relationships" xmlns:v="urn:schemas-microsoft-com:vml" xmlns:w10="urn:schemas-microsoft-com:office:word" xmlns:w14="http://schemas.microsoft.com/office/word/2010/wordml" xmlns:wne="http://schemas.microsoft.com/office/word/2006/wordml" xmlns:wp14="http://schemas.microsoft.com/office/word/2010/wordprocessingDrawing" xmlns:wp="http://schemas.openxmlformats.org/drawingml/2006/wordprocessingDrawing" xmlns:wpc="http://schemas.microsoft.com/office/word/2010/wordprocessingCanvas" xmlns:wpg="http://schemas.microsoft.com/office/word/2010/wordprocessingGroup" xmlns:wpi="http://schemas.microsoft.com/office/word/2010/wordprocessingInk" xmlns:wps="http://schemas.microsoft.com/office/word/2010/wordprocessingShape" mc:Ignorable="w14 wp14">
   <w:p>
     <w:pPr>
       <w:pStyle w:val="Footer"/>
@@ -3163,12 +3491,14 @@
     </w:pPr>
     <w:r>
       <w:rPr>
+        <w:rFonts w:eastAsia="黑体"/>
         <w:sz w:val="18"/>
       </w:rPr>
       <w:t xml:space="preserve">第 </w:t>
     </w:r>
     <w:r>
       <w:rPr>
+        <w:rFonts w:eastAsia="黑体"/>
         <w:sz w:val="18"/>
       </w:rPr>
       <w:fldChar w:fldCharType="begin"/>
@@ -3177,6 +3507,7 @@
     </w:r>
     <w:r>
       <w:rPr>
+        <w:rFonts w:eastAsia="黑体"/>
         <w:sz w:val="18"/>
       </w:rPr>
       <w:t xml:space="preserve"> 页</w:t>
@@ -3190,6 +3521,9 @@
   <w:footnote w:type="continuationSeparator" w:id="0">
     <w:p>
       <w:r>
+        <w:rPr>
+          <w:rFonts w:eastAsia="黑体"/>
+        </w:rPr>
         <w:continuationSeparator/>
       </w:r>
     </w:p>
@@ -3197,6 +3531,9 @@
   <w:footnote w:type="separator" w:id="-1">
     <w:p>
       <w:r>
+        <w:rPr>
+          <w:rFonts w:eastAsia="黑体"/>
+        </w:rPr>
         <w:separator/>
       </w:r>
     </w:p>
@@ -3205,7 +3542,7 @@
 </file>
 
 <file path=word/header1.xml><?xml version="1.0" encoding="utf-8"?>
-<w:hdr xmlns:m="http://schemas.openxmlformats.org/officeDocument/2006/math" xmlns:mc="http://schemas.openxmlformats.org/markup-compatibility/2006" xmlns:mo="http://schemas.microsoft.com/office/mac/office/2008/main" xmlns:mv="urn:schemas-microsoft-com:mac:vml" xmlns:o="urn:schemas-microsoft-com:office:office" xmlns:r="http://schemas.openxmlformats.org/officeDocument/2006/relationships" xmlns:v="urn:schemas-microsoft-com:vml" xmlns:w10="urn:schemas-microsoft-com:office:word" xmlns:w14="http://schemas.microsoft.com/office/word/2010/wordml" xmlns:w="http://schemas.openxmlformats.org/wordprocessingml/2006/main" xmlns:wne="http://schemas.microsoft.com/office/word/2006/wordml" xmlns:wp14="http://schemas.microsoft.com/office/word/2010/wordprocessingDrawing" xmlns:wp="http://schemas.openxmlformats.org/drawingml/2006/wordprocessingDrawing" xmlns:wpc="http://schemas.microsoft.com/office/word/2010/wordprocessingCanvas" xmlns:wpg="http://schemas.microsoft.com/office/word/2010/wordprocessingGroup" xmlns:wpi="http://schemas.microsoft.com/office/word/2010/wordprocessingInk" xmlns:wps="http://schemas.microsoft.com/office/word/2010/wordprocessingShape" mc:Ignorable="w14 wp14">
+<w:hdr xmlns:mc="http://schemas.openxmlformats.org/markup-compatibility/2006" xmlns:w="http://schemas.openxmlformats.org/wordprocessingml/2006/main" xmlns:m="http://schemas.openxmlformats.org/officeDocument/2006/math" xmlns:mo="http://schemas.microsoft.com/office/mac/office/2008/main" xmlns:mv="urn:schemas-microsoft-com:mac:vml" xmlns:o="urn:schemas-microsoft-com:office:office" xmlns:r="http://schemas.openxmlformats.org/officeDocument/2006/relationships" xmlns:v="urn:schemas-microsoft-com:vml" xmlns:w10="urn:schemas-microsoft-com:office:word" xmlns:w14="http://schemas.microsoft.com/office/word/2010/wordml" xmlns:wne="http://schemas.microsoft.com/office/word/2006/wordml" xmlns:wp14="http://schemas.microsoft.com/office/word/2010/wordprocessingDrawing" xmlns:wp="http://schemas.openxmlformats.org/drawingml/2006/wordprocessingDrawing" xmlns:wpc="http://schemas.microsoft.com/office/word/2010/wordprocessingCanvas" xmlns:wpg="http://schemas.microsoft.com/office/word/2010/wordprocessingGroup" xmlns:wpi="http://schemas.microsoft.com/office/word/2010/wordprocessingInk" xmlns:wps="http://schemas.microsoft.com/office/word/2010/wordprocessingShape" mc:Ignorable="w14 wp14">
   <w:p>
     <w:pPr>
       <w:pStyle w:val="Header"/>
@@ -3213,7 +3550,7 @@
     </w:pPr>
     <w:r>
       <w:rPr>
-        <w:rFonts w:ascii="Times New Roman" w:hAnsi="Times New Roman"/>
+        <w:rFonts w:ascii="Times New Roman" w:hAnsi="Times New Roman" w:eastAsia="黑体"/>
         <w:sz w:val="18"/>
         <w:rFonts w:eastAsia="黑体"/>
         <w:rFonts w:eastAsia="黑体"/>
@@ -3225,7 +3562,7 @@
 </file>
 
 <file path=word/numbering.xml><?xml version="1.0" encoding="utf-8"?>
-<w:numbering xmlns:m="http://schemas.openxmlformats.org/officeDocument/2006/math" xmlns:mc="http://schemas.openxmlformats.org/markup-compatibility/2006" xmlns:mo="http://schemas.microsoft.com/office/mac/office/2008/main" xmlns:mv="urn:schemas-microsoft-com:mac:vml" xmlns:o="urn:schemas-microsoft-com:office:office" xmlns:r="http://schemas.openxmlformats.org/officeDocument/2006/relationships" xmlns:v="urn:schemas-microsoft-com:vml" xmlns:w="http://schemas.openxmlformats.org/wordprocessingml/2006/main" xmlns:w10="urn:schemas-microsoft-com:office:word" xmlns:w14="http://schemas.microsoft.com/office/word/2010/wordml" xmlns:wne="http://schemas.microsoft.com/office/word/2006/wordml" xmlns:wp="http://schemas.openxmlformats.org/drawingml/2006/wordprocessingDrawing" xmlns:wp14="http://schemas.microsoft.com/office/word/2010/wordprocessingDrawing" xmlns:wpc="http://schemas.microsoft.com/office/word/2010/wordprocessingCanvas" xmlns:wpg="http://schemas.microsoft.com/office/word/2010/wordprocessingGroup" xmlns:wpi="http://schemas.microsoft.com/office/word/2010/wordprocessingInk" xmlns:wps="http://schemas.microsoft.com/office/word/2010/wordprocessingShape" mc:Ignorable="w14 wp14">
+<w:numbering xmlns:mc="http://schemas.openxmlformats.org/markup-compatibility/2006" xmlns:w="http://schemas.openxmlformats.org/wordprocessingml/2006/main" xmlns:m="http://schemas.openxmlformats.org/officeDocument/2006/math" xmlns:mo="http://schemas.microsoft.com/office/mac/office/2008/main" xmlns:mv="urn:schemas-microsoft-com:mac:vml" xmlns:o="urn:schemas-microsoft-com:office:office" xmlns:r="http://schemas.openxmlformats.org/officeDocument/2006/relationships" xmlns:v="urn:schemas-microsoft-com:vml" xmlns:w10="urn:schemas-microsoft-com:office:word" xmlns:w14="http://schemas.microsoft.com/office/word/2010/wordml" xmlns:wne="http://schemas.microsoft.com/office/word/2006/wordml" xmlns:wp="http://schemas.openxmlformats.org/drawingml/2006/wordprocessingDrawing" xmlns:wp14="http://schemas.microsoft.com/office/word/2010/wordprocessingDrawing" xmlns:wpc="http://schemas.microsoft.com/office/word/2010/wordprocessingCanvas" xmlns:wpg="http://schemas.microsoft.com/office/word/2010/wordprocessingGroup" xmlns:wpi="http://schemas.microsoft.com/office/word/2010/wordprocessingInk" xmlns:wps="http://schemas.microsoft.com/office/word/2010/wordprocessingShape" mc:Ignorable="w14 wp14">
   <w:abstractNum w:abstractNumId="0">
     <w:nsid w:val="FFFFFF7C"/>
     <w:multiLevelType w:val="singleLevel"/>
@@ -3312,7 +3649,7 @@
         <w:ind w:hanging="360" w:left="1440"/>
       </w:pPr>
       <w:rPr>
-        <w:rFonts w:ascii="Symbol" w:hAnsi="Symbol" w:hint="default"/>
+        <w:rFonts w:ascii="Symbol" w:hAnsi="Symbol" w:hint="default" w:eastAsia="黑体"/>
       </w:rPr>
     </w:lvl>
   </w:abstractNum>
@@ -3333,7 +3670,7 @@
         <w:ind w:hanging="360" w:left="1080"/>
       </w:pPr>
       <w:rPr>
-        <w:rFonts w:ascii="Symbol" w:hAnsi="Symbol" w:hint="default"/>
+        <w:rFonts w:ascii="Symbol" w:hAnsi="Symbol" w:hint="default" w:eastAsia="黑体"/>
       </w:rPr>
     </w:lvl>
   </w:abstractNum>
@@ -3354,7 +3691,7 @@
         <w:ind w:hanging="360" w:left="720"/>
       </w:pPr>
       <w:rPr>
-        <w:rFonts w:ascii="Symbol" w:hAnsi="Symbol" w:hint="default"/>
+        <w:rFonts w:ascii="Symbol" w:hAnsi="Symbol" w:hint="default" w:eastAsia="黑体"/>
       </w:rPr>
     </w:lvl>
   </w:abstractNum>
@@ -3393,7 +3730,7 @@
         <w:ind w:hanging="360" w:left="360"/>
       </w:pPr>
       <w:rPr>
-        <w:rFonts w:ascii="Symbol" w:hAnsi="Symbol" w:hint="default"/>
+        <w:rFonts w:ascii="Symbol" w:hAnsi="Symbol" w:hint="default" w:eastAsia="黑体"/>
       </w:rPr>
     </w:lvl>
   </w:abstractNum>
@@ -3484,7 +3821,7 @@
         <w:ind w:left="720" w:hanging="360"/>
       </w:pPr>
       <w:rPr>
-        <w:rFonts w:ascii="Symbol" w:hAnsi="Symbol" w:cs="Symbol" w:hint="default"/>
+        <w:rFonts w:ascii="Symbol" w:hAnsi="Symbol" w:cs="Symbol" w:hint="default" w:eastAsia="黑体"/>
       </w:rPr>
     </w:lvl>
     <w:lvl w:ilvl="1">
@@ -3495,7 +3832,7 @@
         <w:ind w:left="1440" w:hanging="360"/>
       </w:pPr>
       <w:rPr>
-        <w:rFonts w:ascii="Courier New" w:hAnsi="Courier New" w:cs="Courier New" w:hint="default"/>
+        <w:rFonts w:ascii="Courier New" w:hAnsi="Courier New" w:cs="Courier New" w:hint="default" w:eastAsia="黑体"/>
       </w:rPr>
     </w:lvl>
     <w:lvl w:ilvl="2">
@@ -3506,7 +3843,7 @@
         <w:ind w:left="2160" w:hanging="360"/>
       </w:pPr>
       <w:rPr>
-        <w:rFonts w:ascii="Wingdings" w:hAnsi="Wingdings" w:cs="Wingdings" w:hint="default"/>
+        <w:rFonts w:ascii="Wingdings" w:hAnsi="Wingdings" w:cs="Wingdings" w:hint="default" w:eastAsia="黑体"/>
       </w:rPr>
     </w:lvl>
     <w:lvl w:ilvl="3">
@@ -3517,7 +3854,7 @@
         <w:ind w:left="2880" w:hanging="360"/>
       </w:pPr>
       <w:rPr>
-        <w:rFonts w:ascii="Symbol" w:hAnsi="Symbol" w:cs="Symbol" w:hint="default"/>
+        <w:rFonts w:ascii="Symbol" w:hAnsi="Symbol" w:cs="Symbol" w:hint="default" w:eastAsia="黑体"/>
       </w:rPr>
     </w:lvl>
     <w:lvl w:ilvl="4">
@@ -3528,7 +3865,7 @@
         <w:ind w:left="3600" w:hanging="360"/>
       </w:pPr>
       <w:rPr>
-        <w:rFonts w:ascii="Courier New" w:hAnsi="Courier New" w:cs="Courier New" w:hint="default"/>
+        <w:rFonts w:ascii="Courier New" w:hAnsi="Courier New" w:cs="Courier New" w:hint="default" w:eastAsia="黑体"/>
       </w:rPr>
     </w:lvl>
     <w:lvl w:ilvl="5">
@@ -3539,7 +3876,7 @@
         <w:ind w:left="4320" w:hanging="360"/>
       </w:pPr>
       <w:rPr>
-        <w:rFonts w:ascii="Wingdings" w:hAnsi="Wingdings" w:cs="Wingdings" w:hint="default"/>
+        <w:rFonts w:ascii="Wingdings" w:hAnsi="Wingdings" w:cs="Wingdings" w:hint="default" w:eastAsia="黑体"/>
       </w:rPr>
     </w:lvl>
     <w:lvl w:ilvl="6">
@@ -3550,7 +3887,7 @@
         <w:ind w:left="5040" w:hanging="360"/>
       </w:pPr>
       <w:rPr>
-        <w:rFonts w:ascii="Symbol" w:hAnsi="Symbol" w:cs="Symbol" w:hint="default"/>
+        <w:rFonts w:ascii="Symbol" w:hAnsi="Symbol" w:cs="Symbol" w:hint="default" w:eastAsia="黑体"/>
       </w:rPr>
     </w:lvl>
     <w:lvl w:ilvl="7">
@@ -3561,7 +3898,7 @@
         <w:ind w:left="5760" w:hanging="360"/>
       </w:pPr>
       <w:rPr>
-        <w:rFonts w:ascii="Courier New" w:hAnsi="Courier New" w:cs="Courier New" w:hint="default"/>
+        <w:rFonts w:ascii="Courier New" w:hAnsi="Courier New" w:cs="Courier New" w:hint="default" w:eastAsia="黑体"/>
       </w:rPr>
     </w:lvl>
     <w:lvl w:ilvl="8">
@@ -3572,7 +3909,7 @@
         <w:ind w:left="6480" w:hanging="360"/>
       </w:pPr>
       <w:rPr>
-        <w:rFonts w:ascii="Wingdings" w:hAnsi="Wingdings" w:cs="Wingdings" w:hint="default"/>
+        <w:rFonts w:ascii="Wingdings" w:hAnsi="Wingdings" w:cs="Wingdings" w:hint="default" w:eastAsia="黑体"/>
       </w:rPr>
     </w:lvl>
   </w:abstractNum>
@@ -3628,11 +3965,11 @@
 </file>
 
 <file path=word/styles.xml><?xml version="1.0" encoding="utf-8"?>
-<w:styles xmlns:mc="http://schemas.openxmlformats.org/markup-compatibility/2006" xmlns:r="http://schemas.openxmlformats.org/officeDocument/2006/relationships" xmlns:w="http://schemas.openxmlformats.org/wordprocessingml/2006/main" xmlns:w14="http://schemas.microsoft.com/office/word/2010/wordml" mc:Ignorable="w14">
+<w:styles xmlns:mc="http://schemas.openxmlformats.org/markup-compatibility/2006" xmlns:w="http://schemas.openxmlformats.org/wordprocessingml/2006/main" xmlns:r="http://schemas.openxmlformats.org/officeDocument/2006/relationships" xmlns:w14="http://schemas.microsoft.com/office/word/2010/wordml" mc:Ignorable="w14">
   <w:docDefaults>
     <w:rPrDefault>
       <w:rPr>
-        <w:rFonts w:asciiTheme="minorHAnsi" w:cstheme="minorBidi" w:eastAsiaTheme="minorEastAsia" w:hAnsiTheme="minorHAnsi"/>
+        <w:rFonts w:asciiTheme="minorHAnsi" w:cstheme="minorBidi" w:hAnsiTheme="minorHAnsi" w:eastAsia="黑体"/>
         <w:sz w:val="22"/>
         <w:szCs w:val="22"/>
         <w:lang w:bidi="ar-SA" w:eastAsia="en-US" w:val="en-US"/>
@@ -3854,7 +4191,7 @@
       <w:outlineLvl w:val="0"/>
     </w:pPr>
     <w:rPr>
-      <w:rFonts w:ascii="Times New Roman" w:asciiTheme="majorHAnsi" w:cstheme="majorBidi" w:eastAsia="黑体" w:eastAsiaTheme="majorEastAsia" w:hAnsi="Times New Roman" w:hAnsiTheme="majorHAnsi"/>
+      <w:rFonts w:ascii="Times New Roman" w:asciiTheme="majorHAnsi" w:cstheme="majorBidi" w:eastAsia="黑体" w:hAnsi="Times New Roman" w:hAnsiTheme="majorHAnsi"/>
       <w:b/>
       <w:bCs/>
       <w:color w:val="1F3864"/>
@@ -3878,7 +4215,7 @@
       <w:outlineLvl w:val="1"/>
     </w:pPr>
     <w:rPr>
-      <w:rFonts w:ascii="Times New Roman" w:asciiTheme="majorHAnsi" w:cstheme="majorBidi" w:eastAsia="黑体" w:eastAsiaTheme="majorEastAsia" w:hAnsi="Times New Roman" w:hAnsiTheme="majorHAnsi"/>
+      <w:rFonts w:ascii="Times New Roman" w:asciiTheme="majorHAnsi" w:cstheme="majorBidi" w:eastAsia="黑体" w:hAnsi="Times New Roman" w:hAnsiTheme="majorHAnsi"/>
       <w:b/>
       <w:bCs/>
       <w:color w:val="2E4E7E"/>
@@ -3902,7 +4239,7 @@
       <w:outlineLvl w:val="2"/>
     </w:pPr>
     <w:rPr>
-      <w:rFonts w:ascii="Times New Roman" w:asciiTheme="majorHAnsi" w:cstheme="majorBidi" w:eastAsia="黑体" w:eastAsiaTheme="majorEastAsia" w:hAnsi="Times New Roman" w:hAnsiTheme="majorHAnsi"/>
+      <w:rFonts w:ascii="Times New Roman" w:asciiTheme="majorHAnsi" w:cstheme="majorBidi" w:eastAsia="黑体" w:hAnsi="Times New Roman" w:hAnsiTheme="majorHAnsi"/>
       <w:b/>
       <w:bCs/>
       <w:color w:val="2E4E7E"/>
@@ -3926,7 +4263,7 @@
       <w:outlineLvl w:val="3"/>
     </w:pPr>
     <w:rPr>
-      <w:rFonts w:ascii="Times New Roman" w:asciiTheme="majorHAnsi" w:cstheme="majorBidi" w:eastAsia="黑体" w:eastAsiaTheme="majorEastAsia" w:hAnsi="Times New Roman" w:hAnsiTheme="majorHAnsi"/>
+      <w:rFonts w:ascii="Times New Roman" w:asciiTheme="majorHAnsi" w:cstheme="majorBidi" w:eastAsia="黑体" w:hAnsi="Times New Roman" w:hAnsiTheme="majorHAnsi"/>
       <w:b/>
       <w:bCs/>
       <w:i/>
@@ -3952,7 +4289,7 @@
       <w:outlineLvl w:val="4"/>
     </w:pPr>
     <w:rPr>
-      <w:rFonts w:ascii="Times New Roman" w:asciiTheme="majorHAnsi" w:cstheme="majorBidi" w:eastAsia="黑体" w:eastAsiaTheme="majorEastAsia" w:hAnsi="Times New Roman" w:hAnsiTheme="majorHAnsi"/>
+      <w:rFonts w:ascii="Times New Roman" w:asciiTheme="majorHAnsi" w:cstheme="majorBidi" w:eastAsia="黑体" w:hAnsi="Times New Roman" w:hAnsiTheme="majorHAnsi"/>
       <w:b/>
       <w:color w:val="333333"/>
       <w:sz w:val="22"/>
@@ -3975,7 +4312,7 @@
       <w:outlineLvl w:val="5"/>
     </w:pPr>
     <w:rPr>
-      <w:rFonts w:asciiTheme="majorHAnsi" w:cstheme="majorBidi" w:eastAsiaTheme="majorEastAsia" w:hAnsiTheme="majorHAnsi"/>
+      <w:rFonts w:asciiTheme="majorHAnsi" w:cstheme="majorBidi" w:hAnsiTheme="majorHAnsi" w:eastAsia="黑体"/>
       <w:i/>
       <w:iCs/>
       <w:color w:themeColor="accent1" w:themeShade="7F" w:val="243F60"/>
@@ -3998,7 +4335,7 @@
       <w:outlineLvl w:val="6"/>
     </w:pPr>
     <w:rPr>
-      <w:rFonts w:asciiTheme="majorHAnsi" w:cstheme="majorBidi" w:eastAsiaTheme="majorEastAsia" w:hAnsiTheme="majorHAnsi"/>
+      <w:rFonts w:asciiTheme="majorHAnsi" w:cstheme="majorBidi" w:hAnsiTheme="majorHAnsi" w:eastAsia="黑体"/>
       <w:i/>
       <w:iCs/>
       <w:color w:themeColor="text1" w:themeTint="BF" w:val="404040"/>
@@ -4021,7 +4358,7 @@
       <w:outlineLvl w:val="7"/>
     </w:pPr>
     <w:rPr>
-      <w:rFonts w:asciiTheme="majorHAnsi" w:cstheme="majorBidi" w:eastAsiaTheme="majorEastAsia" w:hAnsiTheme="majorHAnsi"/>
+      <w:rFonts w:asciiTheme="majorHAnsi" w:cstheme="majorBidi" w:hAnsiTheme="majorHAnsi" w:eastAsia="黑体"/>
       <w:color w:themeColor="accent1" w:val="4F81BD"/>
       <w:sz w:val="20"/>
       <w:szCs w:val="20"/>
@@ -4044,7 +4381,7 @@
       <w:outlineLvl w:val="8"/>
     </w:pPr>
     <w:rPr>
-      <w:rFonts w:asciiTheme="majorHAnsi" w:cstheme="majorBidi" w:eastAsiaTheme="majorEastAsia" w:hAnsiTheme="majorHAnsi"/>
+      <w:rFonts w:asciiTheme="majorHAnsi" w:cstheme="majorBidi" w:hAnsiTheme="majorHAnsi" w:eastAsia="黑体"/>
       <w:i/>
       <w:iCs/>
       <w:color w:themeColor="text1" w:themeTint="BF" w:val="404040"/>
@@ -4095,7 +4432,7 @@
     <w:uiPriority w:val="9"/>
     <w:rsid w:val="00FC693F"/>
     <w:rPr>
-      <w:rFonts w:asciiTheme="majorHAnsi" w:cstheme="majorBidi" w:eastAsiaTheme="majorEastAsia" w:hAnsiTheme="majorHAnsi"/>
+      <w:rFonts w:asciiTheme="majorHAnsi" w:cstheme="majorBidi" w:hAnsiTheme="majorHAnsi" w:eastAsia="黑体"/>
       <w:b/>
       <w:bCs/>
       <w:color w:themeColor="accent1" w:themeShade="BF" w:val="365F91"/>
@@ -4110,7 +4447,7 @@
     <w:uiPriority w:val="9"/>
     <w:rsid w:val="00FC693F"/>
     <w:rPr>
-      <w:rFonts w:asciiTheme="majorHAnsi" w:cstheme="majorBidi" w:eastAsiaTheme="majorEastAsia" w:hAnsiTheme="majorHAnsi"/>
+      <w:rFonts w:asciiTheme="majorHAnsi" w:cstheme="majorBidi" w:hAnsiTheme="majorHAnsi" w:eastAsia="黑体"/>
       <w:b/>
       <w:bCs/>
       <w:color w:themeColor="accent1" w:val="4F81BD"/>
@@ -4125,7 +4462,7 @@
     <w:uiPriority w:val="9"/>
     <w:rsid w:val="00FC693F"/>
     <w:rPr>
-      <w:rFonts w:asciiTheme="majorHAnsi" w:cstheme="majorBidi" w:eastAsiaTheme="majorEastAsia" w:hAnsiTheme="majorHAnsi"/>
+      <w:rFonts w:asciiTheme="majorHAnsi" w:cstheme="majorBidi" w:hAnsiTheme="majorHAnsi" w:eastAsia="黑体"/>
       <w:b/>
       <w:bCs/>
       <w:color w:themeColor="accent1" w:val="4F81BD"/>
@@ -4148,7 +4485,7 @@
       <w:contextualSpacing/>
     </w:pPr>
     <w:rPr>
-      <w:rFonts w:ascii="Times New Roman" w:asciiTheme="majorHAnsi" w:cstheme="majorBidi" w:eastAsia="黑体" w:eastAsiaTheme="majorEastAsia" w:hAnsi="Times New Roman" w:hAnsiTheme="majorHAnsi"/>
+      <w:rFonts w:ascii="Times New Roman" w:asciiTheme="majorHAnsi" w:cstheme="majorBidi" w:eastAsia="黑体" w:hAnsi="Times New Roman" w:hAnsiTheme="majorHAnsi"/>
       <w:b/>
       <w:color w:val="1F3864"/>
       <w:spacing w:val="5"/>
@@ -4164,7 +4501,7 @@
     <w:uiPriority w:val="10"/>
     <w:rsid w:val="00FC693F"/>
     <w:rPr>
-      <w:rFonts w:asciiTheme="majorHAnsi" w:cstheme="majorBidi" w:eastAsiaTheme="majorEastAsia" w:hAnsiTheme="majorHAnsi"/>
+      <w:rFonts w:asciiTheme="majorHAnsi" w:cstheme="majorBidi" w:hAnsiTheme="majorHAnsi" w:eastAsia="黑体"/>
       <w:color w:themeColor="text2" w:themeShade="BF" w:val="17365D"/>
       <w:spacing w:val="5"/>
       <w:kern w:val="28"/>
@@ -4186,7 +4523,7 @@
       </w:numPr>
     </w:pPr>
     <w:rPr>
-      <w:rFonts w:asciiTheme="majorHAnsi" w:cstheme="majorBidi" w:eastAsiaTheme="majorEastAsia" w:hAnsiTheme="majorHAnsi"/>
+      <w:rFonts w:asciiTheme="majorHAnsi" w:cstheme="majorBidi" w:hAnsiTheme="majorHAnsi" w:eastAsia="黑体"/>
       <w:i/>
       <w:iCs/>
       <w:color w:themeColor="accent1" w:val="4F81BD"/>
@@ -4202,7 +4539,7 @@
     <w:uiPriority w:val="11"/>
     <w:rsid w:val="00FC693F"/>
     <w:rPr>
-      <w:rFonts w:asciiTheme="majorHAnsi" w:cstheme="majorBidi" w:eastAsiaTheme="majorEastAsia" w:hAnsiTheme="majorHAnsi"/>
+      <w:rFonts w:asciiTheme="majorHAnsi" w:cstheme="majorBidi" w:hAnsiTheme="majorHAnsi" w:eastAsia="黑体"/>
       <w:i/>
       <w:iCs/>
       <w:color w:themeColor="accent1" w:val="4F81BD"/>
@@ -4269,6 +4606,7 @@
       <w:spacing w:after="120"/>
     </w:pPr>
     <w:rPr>
+      <w:rFonts w:eastAsia="黑体"/>
       <w:sz w:val="16"/>
       <w:szCs w:val="16"/>
     </w:rPr>
@@ -4280,6 +4618,7 @@
     <w:uiPriority w:val="99"/>
     <w:rsid w:val="00AA1D8D"/>
     <w:rPr>
+      <w:rFonts w:eastAsia="黑体"/>
       <w:sz w:val="16"/>
       <w:szCs w:val="16"/>
     </w:rPr>
@@ -4449,7 +4788,7 @@
       </w:tabs>
     </w:pPr>
     <w:rPr>
-      <w:rFonts w:ascii="Courier" w:hAnsi="Courier"/>
+      <w:rFonts w:ascii="Courier" w:hAnsi="Courier" w:eastAsia="黑体"/>
       <w:sz w:val="20"/>
       <w:szCs w:val="20"/>
     </w:rPr>
@@ -4461,7 +4800,7 @@
     <w:uiPriority w:val="99"/>
     <w:rsid w:val="0029639D"/>
     <w:rPr>
-      <w:rFonts w:ascii="Courier" w:hAnsi="Courier"/>
+      <w:rFonts w:ascii="Courier" w:hAnsi="Courier" w:eastAsia="黑体"/>
       <w:sz w:val="20"/>
       <w:szCs w:val="20"/>
     </w:rPr>
@@ -4497,6 +4836,7 @@
     <w:uiPriority w:val="29"/>
     <w:rsid w:val="00FC693F"/>
     <w:rPr>
+      <w:rFonts w:eastAsia="黑体"/>
       <w:i/>
       <w:iCs/>
       <w:color w:themeColor="text1" w:val="000000"/>
@@ -4510,7 +4850,7 @@
     <w:semiHidden/>
     <w:rsid w:val="00FC693F"/>
     <w:rPr>
-      <w:rFonts w:asciiTheme="majorHAnsi" w:cstheme="majorBidi" w:eastAsiaTheme="majorEastAsia" w:hAnsiTheme="majorHAnsi"/>
+      <w:rFonts w:asciiTheme="majorHAnsi" w:cstheme="majorBidi" w:hAnsiTheme="majorHAnsi" w:eastAsia="黑体"/>
       <w:b/>
       <w:bCs/>
       <w:i/>
@@ -4526,7 +4866,7 @@
     <w:semiHidden/>
     <w:rsid w:val="00FC693F"/>
     <w:rPr>
-      <w:rFonts w:asciiTheme="majorHAnsi" w:cstheme="majorBidi" w:eastAsiaTheme="majorEastAsia" w:hAnsiTheme="majorHAnsi"/>
+      <w:rFonts w:asciiTheme="majorHAnsi" w:cstheme="majorBidi" w:hAnsiTheme="majorHAnsi" w:eastAsia="黑体"/>
       <w:color w:themeColor="accent1" w:themeShade="7F" w:val="243F60"/>
     </w:rPr>
   </w:style>
@@ -4538,7 +4878,7 @@
     <w:semiHidden/>
     <w:rsid w:val="00FC693F"/>
     <w:rPr>
-      <w:rFonts w:asciiTheme="majorHAnsi" w:cstheme="majorBidi" w:eastAsiaTheme="majorEastAsia" w:hAnsiTheme="majorHAnsi"/>
+      <w:rFonts w:asciiTheme="majorHAnsi" w:cstheme="majorBidi" w:hAnsiTheme="majorHAnsi" w:eastAsia="黑体"/>
       <w:i/>
       <w:iCs/>
       <w:color w:themeColor="accent1" w:themeShade="7F" w:val="243F60"/>
@@ -4552,7 +4892,7 @@
     <w:semiHidden/>
     <w:rsid w:val="00FC693F"/>
     <w:rPr>
-      <w:rFonts w:asciiTheme="majorHAnsi" w:cstheme="majorBidi" w:eastAsiaTheme="majorEastAsia" w:hAnsiTheme="majorHAnsi"/>
+      <w:rFonts w:asciiTheme="majorHAnsi" w:cstheme="majorBidi" w:hAnsiTheme="majorHAnsi" w:eastAsia="黑体"/>
       <w:i/>
       <w:iCs/>
       <w:color w:themeColor="text1" w:themeTint="BF" w:val="404040"/>
@@ -4566,7 +4906,7 @@
     <w:semiHidden/>
     <w:rsid w:val="00FC693F"/>
     <w:rPr>
-      <w:rFonts w:asciiTheme="majorHAnsi" w:cstheme="majorBidi" w:eastAsiaTheme="majorEastAsia" w:hAnsiTheme="majorHAnsi"/>
+      <w:rFonts w:asciiTheme="majorHAnsi" w:cstheme="majorBidi" w:hAnsiTheme="majorHAnsi" w:eastAsia="黑体"/>
       <w:color w:themeColor="accent1" w:val="4F81BD"/>
       <w:sz w:val="20"/>
       <w:szCs w:val="20"/>
@@ -4580,7 +4920,7 @@
     <w:semiHidden/>
     <w:rsid w:val="00FC693F"/>
     <w:rPr>
-      <w:rFonts w:asciiTheme="majorHAnsi" w:cstheme="majorBidi" w:eastAsiaTheme="majorEastAsia" w:hAnsiTheme="majorHAnsi"/>
+      <w:rFonts w:asciiTheme="majorHAnsi" w:cstheme="majorBidi" w:hAnsiTheme="majorHAnsi" w:eastAsia="黑体"/>
       <w:i/>
       <w:iCs/>
       <w:color w:themeColor="text1" w:themeTint="BF" w:val="404040"/>
@@ -4601,6 +4941,7 @@
       <w:spacing w:line="240" w:lineRule="auto"/>
     </w:pPr>
     <w:rPr>
+      <w:rFonts w:eastAsia="黑体"/>
       <w:b/>
       <w:bCs/>
       <w:color w:themeColor="accent1" w:val="4F81BD"/>
@@ -4615,6 +4956,7 @@
     <w:qFormat/>
     <w:rsid w:val="00FC693F"/>
     <w:rPr>
+      <w:rFonts w:eastAsia="黑体"/>
       <w:b/>
       <w:bCs/>
     </w:rPr>
@@ -4626,6 +4968,7 @@
     <w:qFormat/>
     <w:rsid w:val="00FC693F"/>
     <w:rPr>
+      <w:rFonts w:eastAsia="黑体"/>
       <w:i/>
       <w:iCs/>
     </w:rPr>
@@ -4646,6 +4989,7 @@
       <w:ind w:left="936" w:right="936"/>
     </w:pPr>
     <w:rPr>
+      <w:rFonts w:eastAsia="黑体"/>
       <w:b/>
       <w:bCs/>
       <w:i/>
@@ -4660,6 +5004,7 @@
     <w:uiPriority w:val="30"/>
     <w:rsid w:val="00FC693F"/>
     <w:rPr>
+      <w:rFonts w:eastAsia="黑体"/>
       <w:b/>
       <w:bCs/>
       <w:i/>
@@ -4674,6 +5019,7 @@
     <w:qFormat/>
     <w:rsid w:val="00FC693F"/>
     <w:rPr>
+      <w:rFonts w:eastAsia="黑体"/>
       <w:i/>
       <w:iCs/>
       <w:color w:themeColor="text1" w:themeTint="7F" w:val="808080"/>
@@ -4686,6 +5032,7 @@
     <w:qFormat/>
     <w:rsid w:val="00FC693F"/>
     <w:rPr>
+      <w:rFonts w:eastAsia="黑体"/>
       <w:b/>
       <w:bCs/>
       <w:i/>
@@ -4700,6 +5047,7 @@
     <w:qFormat/>
     <w:rsid w:val="00FC693F"/>
     <w:rPr>
+      <w:rFonts w:eastAsia="黑体"/>
       <w:smallCaps/>
       <w:color w:themeColor="accent2" w:val="C0504D"/>
       <w:u w:val="single"/>
@@ -4712,6 +5060,7 @@
     <w:qFormat/>
     <w:rsid w:val="00FC693F"/>
     <w:rPr>
+      <w:rFonts w:eastAsia="黑体"/>
       <w:b/>
       <w:bCs/>
       <w:smallCaps/>
@@ -4727,6 +5076,7 @@
     <w:qFormat/>
     <w:rsid w:val="00FC693F"/>
     <w:rPr>
+      <w:rFonts w:eastAsia="黑体"/>
       <w:b/>
       <w:bCs/>
       <w:smallCaps/>
@@ -4781,6 +5131,7 @@
       <w:spacing w:after="0" w:line="240" w:lineRule="auto"/>
     </w:pPr>
     <w:rPr>
+      <w:rFonts w:eastAsia="黑体"/>
       <w:color w:themeColor="text1" w:themeShade="BF" w:val="000000"/>
     </w:rPr>
     <w:tblPr>
@@ -4803,6 +5154,7 @@
         <w:spacing w:after="0" w:before="0" w:line="240" w:lineRule="auto"/>
       </w:pPr>
       <w:rPr>
+        <w:rFonts w:eastAsia="黑体"/>
         <w:b/>
         <w:bCs/>
       </w:rPr>
@@ -4823,6 +5175,7 @@
         <w:spacing w:after="0" w:before="0" w:line="240" w:lineRule="auto"/>
       </w:pPr>
       <w:rPr>
+        <w:rFonts w:eastAsia="黑体"/>
         <w:b/>
         <w:bCs/>
       </w:rPr>
@@ -4840,12 +5193,14 @@
     </w:tblStylePr>
     <w:tblStylePr w:type="firstCol">
       <w:rPr>
+        <w:rFonts w:eastAsia="黑体"/>
         <w:b/>
         <w:bCs/>
       </w:rPr>
     </w:tblStylePr>
     <w:tblStylePr w:type="lastCol">
       <w:rPr>
+        <w:rFonts w:eastAsia="黑体"/>
         <w:b/>
         <w:bCs/>
       </w:rPr>
@@ -4884,6 +5239,7 @@
       <w:spacing w:after="0" w:line="240" w:lineRule="auto"/>
     </w:pPr>
     <w:rPr>
+      <w:rFonts w:eastAsia="黑体"/>
       <w:color w:themeColor="accent1" w:themeShade="BF" w:val="365F91"/>
     </w:rPr>
     <w:tblPr>
@@ -4906,6 +5262,7 @@
         <w:spacing w:after="0" w:before="0" w:line="240" w:lineRule="auto"/>
       </w:pPr>
       <w:rPr>
+        <w:rFonts w:eastAsia="黑体"/>
         <w:b/>
         <w:bCs/>
       </w:rPr>
@@ -4926,6 +5283,7 @@
         <w:spacing w:after="0" w:before="0" w:line="240" w:lineRule="auto"/>
       </w:pPr>
       <w:rPr>
+        <w:rFonts w:eastAsia="黑体"/>
         <w:b/>
         <w:bCs/>
       </w:rPr>
@@ -4943,12 +5301,14 @@
     </w:tblStylePr>
     <w:tblStylePr w:type="firstCol">
       <w:rPr>
+        <w:rFonts w:eastAsia="黑体"/>
         <w:b/>
         <w:bCs/>
       </w:rPr>
     </w:tblStylePr>
     <w:tblStylePr w:type="lastCol">
       <w:rPr>
+        <w:rFonts w:eastAsia="黑体"/>
         <w:b/>
         <w:bCs/>
       </w:rPr>
@@ -4987,6 +5347,7 @@
       <w:spacing w:after="0" w:line="240" w:lineRule="auto"/>
     </w:pPr>
     <w:rPr>
+      <w:rFonts w:eastAsia="黑体"/>
       <w:color w:themeColor="accent2" w:themeShade="BF" w:val="943634"/>
     </w:rPr>
     <w:tblPr>
@@ -5009,6 +5370,7 @@
         <w:spacing w:after="0" w:before="0" w:line="240" w:lineRule="auto"/>
       </w:pPr>
       <w:rPr>
+        <w:rFonts w:eastAsia="黑体"/>
         <w:b/>
         <w:bCs/>
       </w:rPr>
@@ -5029,6 +5391,7 @@
         <w:spacing w:after="0" w:before="0" w:line="240" w:lineRule="auto"/>
       </w:pPr>
       <w:rPr>
+        <w:rFonts w:eastAsia="黑体"/>
         <w:b/>
         <w:bCs/>
       </w:rPr>
@@ -5046,12 +5409,14 @@
     </w:tblStylePr>
     <w:tblStylePr w:type="firstCol">
       <w:rPr>
+        <w:rFonts w:eastAsia="黑体"/>
         <w:b/>
         <w:bCs/>
       </w:rPr>
     </w:tblStylePr>
     <w:tblStylePr w:type="lastCol">
       <w:rPr>
+        <w:rFonts w:eastAsia="黑体"/>
         <w:b/>
         <w:bCs/>
       </w:rPr>
@@ -5090,6 +5455,7 @@
       <w:spacing w:after="0" w:line="240" w:lineRule="auto"/>
     </w:pPr>
     <w:rPr>
+      <w:rFonts w:eastAsia="黑体"/>
       <w:color w:themeColor="accent3" w:themeShade="BF" w:val="76923C"/>
     </w:rPr>
     <w:tblPr>
@@ -5112,6 +5478,7 @@
         <w:spacing w:after="0" w:before="0" w:line="240" w:lineRule="auto"/>
       </w:pPr>
       <w:rPr>
+        <w:rFonts w:eastAsia="黑体"/>
         <w:b/>
         <w:bCs/>
       </w:rPr>
@@ -5132,6 +5499,7 @@
         <w:spacing w:after="0" w:before="0" w:line="240" w:lineRule="auto"/>
       </w:pPr>
       <w:rPr>
+        <w:rFonts w:eastAsia="黑体"/>
         <w:b/>
         <w:bCs/>
       </w:rPr>
@@ -5149,12 +5517,14 @@
     </w:tblStylePr>
     <w:tblStylePr w:type="firstCol">
       <w:rPr>
+        <w:rFonts w:eastAsia="黑体"/>
         <w:b/>
         <w:bCs/>
       </w:rPr>
     </w:tblStylePr>
     <w:tblStylePr w:type="lastCol">
       <w:rPr>
+        <w:rFonts w:eastAsia="黑体"/>
         <w:b/>
         <w:bCs/>
       </w:rPr>
@@ -5193,6 +5563,7 @@
       <w:spacing w:after="0" w:line="240" w:lineRule="auto"/>
     </w:pPr>
     <w:rPr>
+      <w:rFonts w:eastAsia="黑体"/>
       <w:color w:themeColor="accent4" w:themeShade="BF" w:val="5F497A"/>
     </w:rPr>
     <w:tblPr>
@@ -5215,6 +5586,7 @@
         <w:spacing w:after="0" w:before="0" w:line="240" w:lineRule="auto"/>
       </w:pPr>
       <w:rPr>
+        <w:rFonts w:eastAsia="黑体"/>
         <w:b/>
         <w:bCs/>
       </w:rPr>
@@ -5235,6 +5607,7 @@
         <w:spacing w:after="0" w:before="0" w:line="240" w:lineRule="auto"/>
       </w:pPr>
       <w:rPr>
+        <w:rFonts w:eastAsia="黑体"/>
         <w:b/>
         <w:bCs/>
       </w:rPr>
@@ -5252,12 +5625,14 @@
     </w:tblStylePr>
     <w:tblStylePr w:type="firstCol">
       <w:rPr>
+        <w:rFonts w:eastAsia="黑体"/>
         <w:b/>
         <w:bCs/>
       </w:rPr>
     </w:tblStylePr>
     <w:tblStylePr w:type="lastCol">
       <w:rPr>
+        <w:rFonts w:eastAsia="黑体"/>
         <w:b/>
         <w:bCs/>
       </w:rPr>
@@ -5296,6 +5671,7 @@
       <w:spacing w:after="0" w:line="240" w:lineRule="auto"/>
     </w:pPr>
     <w:rPr>
+      <w:rFonts w:eastAsia="黑体"/>
       <w:color w:themeColor="accent5" w:themeShade="BF" w:val="31849B"/>
     </w:rPr>
     <w:tblPr>
@@ -5318,6 +5694,7 @@
         <w:spacing w:after="0" w:before="0" w:line="240" w:lineRule="auto"/>
       </w:pPr>
       <w:rPr>
+        <w:rFonts w:eastAsia="黑体"/>
         <w:b/>
         <w:bCs/>
       </w:rPr>
@@ -5338,6 +5715,7 @@
         <w:spacing w:after="0" w:before="0" w:line="240" w:lineRule="auto"/>
       </w:pPr>
       <w:rPr>
+        <w:rFonts w:eastAsia="黑体"/>
         <w:b/>
         <w:bCs/>
       </w:rPr>
@@ -5355,12 +5733,14 @@
     </w:tblStylePr>
     <w:tblStylePr w:type="firstCol">
       <w:rPr>
+        <w:rFonts w:eastAsia="黑体"/>
         <w:b/>
         <w:bCs/>
       </w:rPr>
     </w:tblStylePr>
     <w:tblStylePr w:type="lastCol">
       <w:rPr>
+        <w:rFonts w:eastAsia="黑体"/>
         <w:b/>
         <w:bCs/>
       </w:rPr>
@@ -5399,6 +5779,7 @@
       <w:spacing w:after="0" w:line="240" w:lineRule="auto"/>
     </w:pPr>
     <w:rPr>
+      <w:rFonts w:eastAsia="黑体"/>
       <w:color w:themeColor="accent6" w:themeShade="BF" w:val="E36C0A"/>
     </w:rPr>
     <w:tblPr>
@@ -5421,6 +5802,7 @@
         <w:spacing w:after="0" w:before="0" w:line="240" w:lineRule="auto"/>
       </w:pPr>
       <w:rPr>
+        <w:rFonts w:eastAsia="黑体"/>
         <w:b/>
         <w:bCs/>
       </w:rPr>
@@ -5441,6 +5823,7 @@
         <w:spacing w:after="0" w:before="0" w:line="240" w:lineRule="auto"/>
       </w:pPr>
       <w:rPr>
+        <w:rFonts w:eastAsia="黑体"/>
         <w:b/>
         <w:bCs/>
       </w:rPr>
@@ -5458,12 +5841,14 @@
     </w:tblStylePr>
     <w:tblStylePr w:type="firstCol">
       <w:rPr>
+        <w:rFonts w:eastAsia="黑体"/>
         <w:b/>
         <w:bCs/>
       </w:rPr>
     </w:tblStylePr>
     <w:tblStylePr w:type="lastCol">
       <w:rPr>
+        <w:rFonts w:eastAsia="黑体"/>
         <w:b/>
         <w:bCs/>
       </w:rPr>
@@ -5523,6 +5908,7 @@
         <w:spacing w:after="0" w:before="0" w:line="240" w:lineRule="auto"/>
       </w:pPr>
       <w:rPr>
+        <w:rFonts w:eastAsia="黑体"/>
         <w:b/>
         <w:bCs/>
         <w:color w:themeColor="background1" w:val="FFFFFF"/>
@@ -5537,6 +5923,7 @@
         <w:spacing w:after="0" w:before="0" w:line="240" w:lineRule="auto"/>
       </w:pPr>
       <w:rPr>
+        <w:rFonts w:eastAsia="黑体"/>
         <w:b/>
         <w:bCs/>
       </w:rPr>
@@ -5552,12 +5939,14 @@
     </w:tblStylePr>
     <w:tblStylePr w:type="firstCol">
       <w:rPr>
+        <w:rFonts w:eastAsia="黑体"/>
         <w:b/>
         <w:bCs/>
       </w:rPr>
     </w:tblStylePr>
     <w:tblStylePr w:type="lastCol">
       <w:rPr>
+        <w:rFonts w:eastAsia="黑体"/>
         <w:b/>
         <w:bCs/>
       </w:rPr>
@@ -5615,6 +6004,7 @@
         <w:spacing w:after="0" w:before="0" w:line="240" w:lineRule="auto"/>
       </w:pPr>
       <w:rPr>
+        <w:rFonts w:eastAsia="黑体"/>
         <w:b/>
         <w:bCs/>
         <w:color w:themeColor="background1" w:val="FFFFFF"/>
@@ -5629,6 +6019,7 @@
         <w:spacing w:after="0" w:before="0" w:line="240" w:lineRule="auto"/>
       </w:pPr>
       <w:rPr>
+        <w:rFonts w:eastAsia="黑体"/>
         <w:b/>
         <w:bCs/>
       </w:rPr>
@@ -5644,12 +6035,14 @@
     </w:tblStylePr>
     <w:tblStylePr w:type="firstCol">
       <w:rPr>
+        <w:rFonts w:eastAsia="黑体"/>
         <w:b/>
         <w:bCs/>
       </w:rPr>
     </w:tblStylePr>
     <w:tblStylePr w:type="lastCol">
       <w:rPr>
+        <w:rFonts w:eastAsia="黑体"/>
         <w:b/>
         <w:bCs/>
       </w:rPr>
@@ -5707,6 +6100,7 @@
         <w:spacing w:after="0" w:before="0" w:line="240" w:lineRule="auto"/>
       </w:pPr>
       <w:rPr>
+        <w:rFonts w:eastAsia="黑体"/>
         <w:b/>
         <w:bCs/>
         <w:color w:themeColor="background1" w:val="FFFFFF"/>
@@ -5721,6 +6115,7 @@
         <w:spacing w:after="0" w:before="0" w:line="240" w:lineRule="auto"/>
       </w:pPr>
       <w:rPr>
+        <w:rFonts w:eastAsia="黑体"/>
         <w:b/>
         <w:bCs/>
       </w:rPr>
@@ -5736,12 +6131,14 @@
     </w:tblStylePr>
     <w:tblStylePr w:type="firstCol">
       <w:rPr>
+        <w:rFonts w:eastAsia="黑体"/>
         <w:b/>
         <w:bCs/>
       </w:rPr>
     </w:tblStylePr>
     <w:tblStylePr w:type="lastCol">
       <w:rPr>
+        <w:rFonts w:eastAsia="黑体"/>
         <w:b/>
         <w:bCs/>
       </w:rPr>
@@ -5799,6 +6196,7 @@
         <w:spacing w:after="0" w:before="0" w:line="240" w:lineRule="auto"/>
       </w:pPr>
       <w:rPr>
+        <w:rFonts w:eastAsia="黑体"/>
         <w:b/>
         <w:bCs/>
         <w:color w:themeColor="background1" w:val="FFFFFF"/>
@@ -5813,6 +6211,7 @@
         <w:spacing w:after="0" w:before="0" w:line="240" w:lineRule="auto"/>
       </w:pPr>
       <w:rPr>
+        <w:rFonts w:eastAsia="黑体"/>
         <w:b/>
         <w:bCs/>
       </w:rPr>
@@ -5828,12 +6227,14 @@
     </w:tblStylePr>
     <w:tblStylePr w:type="firstCol">
       <w:rPr>
+        <w:rFonts w:eastAsia="黑体"/>
         <w:b/>
         <w:bCs/>
       </w:rPr>
     </w:tblStylePr>
     <w:tblStylePr w:type="lastCol">
       <w:rPr>
+        <w:rFonts w:eastAsia="黑体"/>
         <w:b/>
         <w:bCs/>
       </w:rPr>
@@ -5891,6 +6292,7 @@
         <w:spacing w:after="0" w:before="0" w:line="240" w:lineRule="auto"/>
       </w:pPr>
       <w:rPr>
+        <w:rFonts w:eastAsia="黑体"/>
         <w:b/>
         <w:bCs/>
         <w:color w:themeColor="background1" w:val="FFFFFF"/>
@@ -5905,6 +6307,7 @@
         <w:spacing w:after="0" w:before="0" w:line="240" w:lineRule="auto"/>
       </w:pPr>
       <w:rPr>
+        <w:rFonts w:eastAsia="黑体"/>
         <w:b/>
         <w:bCs/>
       </w:rPr>
@@ -5920,12 +6323,14 @@
     </w:tblStylePr>
     <w:tblStylePr w:type="firstCol">
       <w:rPr>
+        <w:rFonts w:eastAsia="黑体"/>
         <w:b/>
         <w:bCs/>
       </w:rPr>
     </w:tblStylePr>
     <w:tblStylePr w:type="lastCol">
       <w:rPr>
+        <w:rFonts w:eastAsia="黑体"/>
         <w:b/>
         <w:bCs/>
       </w:rPr>
@@ -5983,6 +6388,7 @@
         <w:spacing w:after="0" w:before="0" w:line="240" w:lineRule="auto"/>
       </w:pPr>
       <w:rPr>
+        <w:rFonts w:eastAsia="黑体"/>
         <w:b/>
         <w:bCs/>
         <w:color w:themeColor="background1" w:val="FFFFFF"/>
@@ -5997,6 +6403,7 @@
         <w:spacing w:after="0" w:before="0" w:line="240" w:lineRule="auto"/>
       </w:pPr>
       <w:rPr>
+        <w:rFonts w:eastAsia="黑体"/>
         <w:b/>
         <w:bCs/>
       </w:rPr>
@@ -6012,12 +6419,14 @@
     </w:tblStylePr>
     <w:tblStylePr w:type="firstCol">
       <w:rPr>
+        <w:rFonts w:eastAsia="黑体"/>
         <w:b/>
         <w:bCs/>
       </w:rPr>
     </w:tblStylePr>
     <w:tblStylePr w:type="lastCol">
       <w:rPr>
+        <w:rFonts w:eastAsia="黑体"/>
         <w:b/>
         <w:bCs/>
       </w:rPr>
@@ -6075,6 +6484,7 @@
         <w:spacing w:after="0" w:before="0" w:line="240" w:lineRule="auto"/>
       </w:pPr>
       <w:rPr>
+        <w:rFonts w:eastAsia="黑体"/>
         <w:b/>
         <w:bCs/>
         <w:color w:themeColor="background1" w:val="FFFFFF"/>
@@ -6089,6 +6499,7 @@
         <w:spacing w:after="0" w:before="0" w:line="240" w:lineRule="auto"/>
       </w:pPr>
       <w:rPr>
+        <w:rFonts w:eastAsia="黑体"/>
         <w:b/>
         <w:bCs/>
       </w:rPr>
@@ -6104,12 +6515,14 @@
     </w:tblStylePr>
     <w:tblStylePr w:type="firstCol">
       <w:rPr>
+        <w:rFonts w:eastAsia="黑体"/>
         <w:b/>
         <w:bCs/>
       </w:rPr>
     </w:tblStylePr>
     <w:tblStylePr w:type="lastCol">
       <w:rPr>
+        <w:rFonts w:eastAsia="黑体"/>
         <w:b/>
         <w:bCs/>
       </w:rPr>
@@ -6169,7 +6582,7 @@
         <w:spacing w:after="0" w:before="0" w:line="240" w:lineRule="auto"/>
       </w:pPr>
       <w:rPr>
-        <w:rFonts w:asciiTheme="majorHAnsi" w:cstheme="majorBidi" w:eastAsiaTheme="majorEastAsia" w:hAnsiTheme="majorHAnsi"/>
+        <w:rFonts w:asciiTheme="majorHAnsi" w:cstheme="majorBidi" w:hAnsiTheme="majorHAnsi" w:eastAsia="黑体"/>
         <w:b/>
         <w:bCs/>
       </w:rPr>
@@ -6190,7 +6603,7 @@
         <w:spacing w:after="0" w:before="0" w:line="240" w:lineRule="auto"/>
       </w:pPr>
       <w:rPr>
-        <w:rFonts w:asciiTheme="majorHAnsi" w:cstheme="majorBidi" w:eastAsiaTheme="majorEastAsia" w:hAnsiTheme="majorHAnsi"/>
+        <w:rFonts w:asciiTheme="majorHAnsi" w:cstheme="majorBidi" w:hAnsiTheme="majorHAnsi" w:eastAsia="黑体"/>
         <w:b/>
         <w:bCs/>
       </w:rPr>
@@ -6208,14 +6621,14 @@
     </w:tblStylePr>
     <w:tblStylePr w:type="firstCol">
       <w:rPr>
-        <w:rFonts w:asciiTheme="majorHAnsi" w:cstheme="majorBidi" w:eastAsiaTheme="majorEastAsia" w:hAnsiTheme="majorHAnsi"/>
+        <w:rFonts w:asciiTheme="majorHAnsi" w:cstheme="majorBidi" w:hAnsiTheme="majorHAnsi" w:eastAsia="黑体"/>
         <w:b/>
         <w:bCs/>
       </w:rPr>
     </w:tblStylePr>
     <w:tblStylePr w:type="lastCol">
       <w:rPr>
-        <w:rFonts w:asciiTheme="majorHAnsi" w:cstheme="majorBidi" w:eastAsiaTheme="majorEastAsia" w:hAnsiTheme="majorHAnsi"/>
+        <w:rFonts w:asciiTheme="majorHAnsi" w:cstheme="majorBidi" w:hAnsiTheme="majorHAnsi" w:eastAsia="黑体"/>
         <w:b/>
         <w:bCs/>
       </w:rPr>
@@ -6299,7 +6712,7 @@
         <w:spacing w:after="0" w:before="0" w:line="240" w:lineRule="auto"/>
       </w:pPr>
       <w:rPr>
-        <w:rFonts w:asciiTheme="majorHAnsi" w:cstheme="majorBidi" w:eastAsiaTheme="majorEastAsia" w:hAnsiTheme="majorHAnsi"/>
+        <w:rFonts w:asciiTheme="majorHAnsi" w:cstheme="majorBidi" w:hAnsiTheme="majorHAnsi" w:eastAsia="黑体"/>
         <w:b/>
         <w:bCs/>
       </w:rPr>
@@ -6320,7 +6733,7 @@
         <w:spacing w:after="0" w:before="0" w:line="240" w:lineRule="auto"/>
       </w:pPr>
       <w:rPr>
-        <w:rFonts w:asciiTheme="majorHAnsi" w:cstheme="majorBidi" w:eastAsiaTheme="majorEastAsia" w:hAnsiTheme="majorHAnsi"/>
+        <w:rFonts w:asciiTheme="majorHAnsi" w:cstheme="majorBidi" w:hAnsiTheme="majorHAnsi" w:eastAsia="黑体"/>
         <w:b/>
         <w:bCs/>
       </w:rPr>
@@ -6338,14 +6751,14 @@
     </w:tblStylePr>
     <w:tblStylePr w:type="firstCol">
       <w:rPr>
-        <w:rFonts w:asciiTheme="majorHAnsi" w:cstheme="majorBidi" w:eastAsiaTheme="majorEastAsia" w:hAnsiTheme="majorHAnsi"/>
+        <w:rFonts w:asciiTheme="majorHAnsi" w:cstheme="majorBidi" w:hAnsiTheme="majorHAnsi" w:eastAsia="黑体"/>
         <w:b/>
         <w:bCs/>
       </w:rPr>
     </w:tblStylePr>
     <w:tblStylePr w:type="lastCol">
       <w:rPr>
-        <w:rFonts w:asciiTheme="majorHAnsi" w:cstheme="majorBidi" w:eastAsiaTheme="majorEastAsia" w:hAnsiTheme="majorHAnsi"/>
+        <w:rFonts w:asciiTheme="majorHAnsi" w:cstheme="majorBidi" w:hAnsiTheme="majorHAnsi" w:eastAsia="黑体"/>
         <w:b/>
         <w:bCs/>
       </w:rPr>
@@ -6429,7 +6842,7 @@
         <w:spacing w:after="0" w:before="0" w:line="240" w:lineRule="auto"/>
       </w:pPr>
       <w:rPr>
-        <w:rFonts w:asciiTheme="majorHAnsi" w:cstheme="majorBidi" w:eastAsiaTheme="majorEastAsia" w:hAnsiTheme="majorHAnsi"/>
+        <w:rFonts w:asciiTheme="majorHAnsi" w:cstheme="majorBidi" w:hAnsiTheme="majorHAnsi" w:eastAsia="黑体"/>
         <w:b/>
         <w:bCs/>
       </w:rPr>
@@ -6450,7 +6863,7 @@
         <w:spacing w:after="0" w:before="0" w:line="240" w:lineRule="auto"/>
       </w:pPr>
       <w:rPr>
-        <w:rFonts w:asciiTheme="majorHAnsi" w:cstheme="majorBidi" w:eastAsiaTheme="majorEastAsia" w:hAnsiTheme="majorHAnsi"/>
+        <w:rFonts w:asciiTheme="majorHAnsi" w:cstheme="majorBidi" w:hAnsiTheme="majorHAnsi" w:eastAsia="黑体"/>
         <w:b/>
         <w:bCs/>
       </w:rPr>
@@ -6468,14 +6881,14 @@
     </w:tblStylePr>
     <w:tblStylePr w:type="firstCol">
       <w:rPr>
-        <w:rFonts w:asciiTheme="majorHAnsi" w:cstheme="majorBidi" w:eastAsiaTheme="majorEastAsia" w:hAnsiTheme="majorHAnsi"/>
+        <w:rFonts w:asciiTheme="majorHAnsi" w:cstheme="majorBidi" w:hAnsiTheme="majorHAnsi" w:eastAsia="黑体"/>
         <w:b/>
         <w:bCs/>
       </w:rPr>
     </w:tblStylePr>
     <w:tblStylePr w:type="lastCol">
       <w:rPr>
-        <w:rFonts w:asciiTheme="majorHAnsi" w:cstheme="majorBidi" w:eastAsiaTheme="majorEastAsia" w:hAnsiTheme="majorHAnsi"/>
+        <w:rFonts w:asciiTheme="majorHAnsi" w:cstheme="majorBidi" w:hAnsiTheme="majorHAnsi" w:eastAsia="黑体"/>
         <w:b/>
         <w:bCs/>
       </w:rPr>
@@ -6559,7 +6972,7 @@
         <w:spacing w:after="0" w:before="0" w:line="240" w:lineRule="auto"/>
       </w:pPr>
       <w:rPr>
-        <w:rFonts w:asciiTheme="majorHAnsi" w:cstheme="majorBidi" w:eastAsiaTheme="majorEastAsia" w:hAnsiTheme="majorHAnsi"/>
+        <w:rFonts w:asciiTheme="majorHAnsi" w:cstheme="majorBidi" w:hAnsiTheme="majorHAnsi" w:eastAsia="黑体"/>
         <w:b/>
         <w:bCs/>
       </w:rPr>
@@ -6580,7 +6993,7 @@
         <w:spacing w:after="0" w:before="0" w:line="240" w:lineRule="auto"/>
       </w:pPr>
       <w:rPr>
-        <w:rFonts w:asciiTheme="majorHAnsi" w:cstheme="majorBidi" w:eastAsiaTheme="majorEastAsia" w:hAnsiTheme="majorHAnsi"/>
+        <w:rFonts w:asciiTheme="majorHAnsi" w:cstheme="majorBidi" w:hAnsiTheme="majorHAnsi" w:eastAsia="黑体"/>
         <w:b/>
         <w:bCs/>
       </w:rPr>
@@ -6598,14 +7011,14 @@
     </w:tblStylePr>
     <w:tblStylePr w:type="firstCol">
       <w:rPr>
-        <w:rFonts w:asciiTheme="majorHAnsi" w:cstheme="majorBidi" w:eastAsiaTheme="majorEastAsia" w:hAnsiTheme="majorHAnsi"/>
+        <w:rFonts w:asciiTheme="majorHAnsi" w:cstheme="majorBidi" w:hAnsiTheme="majorHAnsi" w:eastAsia="黑体"/>
         <w:b/>
         <w:bCs/>
       </w:rPr>
     </w:tblStylePr>
     <w:tblStylePr w:type="lastCol">
       <w:rPr>
-        <w:rFonts w:asciiTheme="majorHAnsi" w:cstheme="majorBidi" w:eastAsiaTheme="majorEastAsia" w:hAnsiTheme="majorHAnsi"/>
+        <w:rFonts w:asciiTheme="majorHAnsi" w:cstheme="majorBidi" w:hAnsiTheme="majorHAnsi" w:eastAsia="黑体"/>
         <w:b/>
         <w:bCs/>
       </w:rPr>
@@ -6689,7 +7102,7 @@
         <w:spacing w:after="0" w:before="0" w:line="240" w:lineRule="auto"/>
       </w:pPr>
       <w:rPr>
-        <w:rFonts w:asciiTheme="majorHAnsi" w:cstheme="majorBidi" w:eastAsiaTheme="majorEastAsia" w:hAnsiTheme="majorHAnsi"/>
+        <w:rFonts w:asciiTheme="majorHAnsi" w:cstheme="majorBidi" w:hAnsiTheme="majorHAnsi" w:eastAsia="黑体"/>
         <w:b/>
         <w:bCs/>
       </w:rPr>
@@ -6710,7 +7123,7 @@
         <w:spacing w:after="0" w:before="0" w:line="240" w:lineRule="auto"/>
       </w:pPr>
       <w:rPr>
-        <w:rFonts w:asciiTheme="majorHAnsi" w:cstheme="majorBidi" w:eastAsiaTheme="majorEastAsia" w:hAnsiTheme="majorHAnsi"/>
+        <w:rFonts w:asciiTheme="majorHAnsi" w:cstheme="majorBidi" w:hAnsiTheme="majorHAnsi" w:eastAsia="黑体"/>
         <w:b/>
         <w:bCs/>
       </w:rPr>
@@ -6728,14 +7141,14 @@
     </w:tblStylePr>
     <w:tblStylePr w:type="firstCol">
       <w:rPr>
-        <w:rFonts w:asciiTheme="majorHAnsi" w:cstheme="majorBidi" w:eastAsiaTheme="majorEastAsia" w:hAnsiTheme="majorHAnsi"/>
+        <w:rFonts w:asciiTheme="majorHAnsi" w:cstheme="majorBidi" w:hAnsiTheme="majorHAnsi" w:eastAsia="黑体"/>
         <w:b/>
         <w:bCs/>
       </w:rPr>
     </w:tblStylePr>
     <w:tblStylePr w:type="lastCol">
       <w:rPr>
-        <w:rFonts w:asciiTheme="majorHAnsi" w:cstheme="majorBidi" w:eastAsiaTheme="majorEastAsia" w:hAnsiTheme="majorHAnsi"/>
+        <w:rFonts w:asciiTheme="majorHAnsi" w:cstheme="majorBidi" w:hAnsiTheme="majorHAnsi" w:eastAsia="黑体"/>
         <w:b/>
         <w:bCs/>
       </w:rPr>
@@ -6819,7 +7232,7 @@
         <w:spacing w:after="0" w:before="0" w:line="240" w:lineRule="auto"/>
       </w:pPr>
       <w:rPr>
-        <w:rFonts w:asciiTheme="majorHAnsi" w:cstheme="majorBidi" w:eastAsiaTheme="majorEastAsia" w:hAnsiTheme="majorHAnsi"/>
+        <w:rFonts w:asciiTheme="majorHAnsi" w:cstheme="majorBidi" w:hAnsiTheme="majorHAnsi" w:eastAsia="黑体"/>
         <w:b/>
         <w:bCs/>
       </w:rPr>
@@ -6840,7 +7253,7 @@
         <w:spacing w:after="0" w:before="0" w:line="240" w:lineRule="auto"/>
       </w:pPr>
       <w:rPr>
-        <w:rFonts w:asciiTheme="majorHAnsi" w:cstheme="majorBidi" w:eastAsiaTheme="majorEastAsia" w:hAnsiTheme="majorHAnsi"/>
+        <w:rFonts w:asciiTheme="majorHAnsi" w:cstheme="majorBidi" w:hAnsiTheme="majorHAnsi" w:eastAsia="黑体"/>
         <w:b/>
         <w:bCs/>
       </w:rPr>
@@ -6858,14 +7271,14 @@
     </w:tblStylePr>
     <w:tblStylePr w:type="firstCol">
       <w:rPr>
-        <w:rFonts w:asciiTheme="majorHAnsi" w:cstheme="majorBidi" w:eastAsiaTheme="majorEastAsia" w:hAnsiTheme="majorHAnsi"/>
+        <w:rFonts w:asciiTheme="majorHAnsi" w:cstheme="majorBidi" w:hAnsiTheme="majorHAnsi" w:eastAsia="黑体"/>
         <w:b/>
         <w:bCs/>
       </w:rPr>
     </w:tblStylePr>
     <w:tblStylePr w:type="lastCol">
       <w:rPr>
-        <w:rFonts w:asciiTheme="majorHAnsi" w:cstheme="majorBidi" w:eastAsiaTheme="majorEastAsia" w:hAnsiTheme="majorHAnsi"/>
+        <w:rFonts w:asciiTheme="majorHAnsi" w:cstheme="majorBidi" w:hAnsiTheme="majorHAnsi" w:eastAsia="黑体"/>
         <w:b/>
         <w:bCs/>
       </w:rPr>
@@ -6949,7 +7362,7 @@
         <w:spacing w:after="0" w:before="0" w:line="240" w:lineRule="auto"/>
       </w:pPr>
       <w:rPr>
-        <w:rFonts w:asciiTheme="majorHAnsi" w:cstheme="majorBidi" w:eastAsiaTheme="majorEastAsia" w:hAnsiTheme="majorHAnsi"/>
+        <w:rFonts w:asciiTheme="majorHAnsi" w:cstheme="majorBidi" w:hAnsiTheme="majorHAnsi" w:eastAsia="黑体"/>
         <w:b/>
         <w:bCs/>
       </w:rPr>
@@ -6970,7 +7383,7 @@
         <w:spacing w:after="0" w:before="0" w:line="240" w:lineRule="auto"/>
       </w:pPr>
       <w:rPr>
-        <w:rFonts w:asciiTheme="majorHAnsi" w:cstheme="majorBidi" w:eastAsiaTheme="majorEastAsia" w:hAnsiTheme="majorHAnsi"/>
+        <w:rFonts w:asciiTheme="majorHAnsi" w:cstheme="majorBidi" w:hAnsiTheme="majorHAnsi" w:eastAsia="黑体"/>
         <w:b/>
         <w:bCs/>
       </w:rPr>
@@ -6988,14 +7401,14 @@
     </w:tblStylePr>
     <w:tblStylePr w:type="firstCol">
       <w:rPr>
-        <w:rFonts w:asciiTheme="majorHAnsi" w:cstheme="majorBidi" w:eastAsiaTheme="majorEastAsia" w:hAnsiTheme="majorHAnsi"/>
+        <w:rFonts w:asciiTheme="majorHAnsi" w:cstheme="majorBidi" w:hAnsiTheme="majorHAnsi" w:eastAsia="黑体"/>
         <w:b/>
         <w:bCs/>
       </w:rPr>
     </w:tblStylePr>
     <w:tblStylePr w:type="lastCol">
       <w:rPr>
-        <w:rFonts w:asciiTheme="majorHAnsi" w:cstheme="majorBidi" w:eastAsiaTheme="majorEastAsia" w:hAnsiTheme="majorHAnsi"/>
+        <w:rFonts w:asciiTheme="majorHAnsi" w:cstheme="majorBidi" w:hAnsiTheme="majorHAnsi" w:eastAsia="黑体"/>
         <w:b/>
         <w:bCs/>
       </w:rPr>
@@ -7078,6 +7491,7 @@
         <w:spacing w:after="0" w:before="0" w:line="240" w:lineRule="auto"/>
       </w:pPr>
       <w:rPr>
+        <w:rFonts w:eastAsia="黑体"/>
         <w:b/>
         <w:bCs/>
         <w:color w:themeColor="background1" w:val="FFFFFF"/>
@@ -7100,6 +7514,7 @@
         <w:spacing w:after="0" w:before="0" w:line="240" w:lineRule="auto"/>
       </w:pPr>
       <w:rPr>
+        <w:rFonts w:eastAsia="黑体"/>
         <w:b/>
         <w:bCs/>
       </w:rPr>
@@ -7117,12 +7532,14 @@
     </w:tblStylePr>
     <w:tblStylePr w:type="firstCol">
       <w:rPr>
+        <w:rFonts w:eastAsia="黑体"/>
         <w:b/>
         <w:bCs/>
       </w:rPr>
     </w:tblStylePr>
     <w:tblStylePr w:type="lastCol">
       <w:rPr>
+        <w:rFonts w:eastAsia="黑体"/>
         <w:b/>
         <w:bCs/>
       </w:rPr>
@@ -7184,6 +7601,7 @@
         <w:spacing w:after="0" w:before="0" w:line="240" w:lineRule="auto"/>
       </w:pPr>
       <w:rPr>
+        <w:rFonts w:eastAsia="黑体"/>
         <w:b/>
         <w:bCs/>
         <w:color w:themeColor="background1" w:val="FFFFFF"/>
@@ -7206,6 +7624,7 @@
         <w:spacing w:after="0" w:before="0" w:line="240" w:lineRule="auto"/>
       </w:pPr>
       <w:rPr>
+        <w:rFonts w:eastAsia="黑体"/>
         <w:b/>
         <w:bCs/>
       </w:rPr>
@@ -7223,12 +7642,14 @@
     </w:tblStylePr>
     <w:tblStylePr w:type="firstCol">
       <w:rPr>
+        <w:rFonts w:eastAsia="黑体"/>
         <w:b/>
         <w:bCs/>
       </w:rPr>
     </w:tblStylePr>
     <w:tblStylePr w:type="lastCol">
       <w:rPr>
+        <w:rFonts w:eastAsia="黑体"/>
         <w:b/>
         <w:bCs/>
       </w:rPr>
@@ -7290,6 +7711,7 @@
         <w:spacing w:after="0" w:before="0" w:line="240" w:lineRule="auto"/>
       </w:pPr>
       <w:rPr>
+        <w:rFonts w:eastAsia="黑体"/>
         <w:b/>
         <w:bCs/>
         <w:color w:themeColor="background1" w:val="FFFFFF"/>
@@ -7312,6 +7734,7 @@
         <w:spacing w:after="0" w:before="0" w:line="240" w:lineRule="auto"/>
       </w:pPr>
       <w:rPr>
+        <w:rFonts w:eastAsia="黑体"/>
         <w:b/>
         <w:bCs/>
       </w:rPr>
@@ -7329,12 +7752,14 @@
     </w:tblStylePr>
     <w:tblStylePr w:type="firstCol">
       <w:rPr>
+        <w:rFonts w:eastAsia="黑体"/>
         <w:b/>
         <w:bCs/>
       </w:rPr>
     </w:tblStylePr>
     <w:tblStylePr w:type="lastCol">
       <w:rPr>
+        <w:rFonts w:eastAsia="黑体"/>
         <w:b/>
         <w:bCs/>
       </w:rPr>
@@ -7396,6 +7821,7 @@
         <w:spacing w:after="0" w:before="0" w:line="240" w:lineRule="auto"/>
       </w:pPr>
       <w:rPr>
+        <w:rFonts w:eastAsia="黑体"/>
         <w:b/>
         <w:bCs/>
         <w:color w:themeColor="background1" w:val="FFFFFF"/>
@@ -7418,6 +7844,7 @@
         <w:spacing w:after="0" w:before="0" w:line="240" w:lineRule="auto"/>
       </w:pPr>
       <w:rPr>
+        <w:rFonts w:eastAsia="黑体"/>
         <w:b/>
         <w:bCs/>
       </w:rPr>
@@ -7435,12 +7862,14 @@
     </w:tblStylePr>
     <w:tblStylePr w:type="firstCol">
       <w:rPr>
+        <w:rFonts w:eastAsia="黑体"/>
         <w:b/>
         <w:bCs/>
       </w:rPr>
     </w:tblStylePr>
     <w:tblStylePr w:type="lastCol">
       <w:rPr>
+        <w:rFonts w:eastAsia="黑体"/>
         <w:b/>
         <w:bCs/>
       </w:rPr>
@@ -7502,6 +7931,7 @@
         <w:spacing w:after="0" w:before="0" w:line="240" w:lineRule="auto"/>
       </w:pPr>
       <w:rPr>
+        <w:rFonts w:eastAsia="黑体"/>
         <w:b/>
         <w:bCs/>
         <w:color w:themeColor="background1" w:val="FFFFFF"/>
@@ -7524,6 +7954,7 @@
         <w:spacing w:after="0" w:before="0" w:line="240" w:lineRule="auto"/>
       </w:pPr>
       <w:rPr>
+        <w:rFonts w:eastAsia="黑体"/>
         <w:b/>
         <w:bCs/>
       </w:rPr>
@@ -7541,12 +7972,14 @@
     </w:tblStylePr>
     <w:tblStylePr w:type="firstCol">
       <w:rPr>
+        <w:rFonts w:eastAsia="黑体"/>
         <w:b/>
         <w:bCs/>
       </w:rPr>
     </w:tblStylePr>
     <w:tblStylePr w:type="lastCol">
       <w:rPr>
+        <w:rFonts w:eastAsia="黑体"/>
         <w:b/>
         <w:bCs/>
       </w:rPr>
@@ -7608,6 +8041,7 @@
         <w:spacing w:after="0" w:before="0" w:line="240" w:lineRule="auto"/>
       </w:pPr>
       <w:rPr>
+        <w:rFonts w:eastAsia="黑体"/>
         <w:b/>
         <w:bCs/>
         <w:color w:themeColor="background1" w:val="FFFFFF"/>
@@ -7630,6 +8064,7 @@
         <w:spacing w:after="0" w:before="0" w:line="240" w:lineRule="auto"/>
       </w:pPr>
       <w:rPr>
+        <w:rFonts w:eastAsia="黑体"/>
         <w:b/>
         <w:bCs/>
       </w:rPr>
@@ -7647,12 +8082,14 @@
     </w:tblStylePr>
     <w:tblStylePr w:type="firstCol">
       <w:rPr>
+        <w:rFonts w:eastAsia="黑体"/>
         <w:b/>
         <w:bCs/>
       </w:rPr>
     </w:tblStylePr>
     <w:tblStylePr w:type="lastCol">
       <w:rPr>
+        <w:rFonts w:eastAsia="黑体"/>
         <w:b/>
         <w:bCs/>
       </w:rPr>
@@ -7714,6 +8151,7 @@
         <w:spacing w:after="0" w:before="0" w:line="240" w:lineRule="auto"/>
       </w:pPr>
       <w:rPr>
+        <w:rFonts w:eastAsia="黑体"/>
         <w:b/>
         <w:bCs/>
         <w:color w:themeColor="background1" w:val="FFFFFF"/>
@@ -7736,6 +8174,7 @@
         <w:spacing w:after="0" w:before="0" w:line="240" w:lineRule="auto"/>
       </w:pPr>
       <w:rPr>
+        <w:rFonts w:eastAsia="黑体"/>
         <w:b/>
         <w:bCs/>
       </w:rPr>
@@ -7753,12 +8192,14 @@
     </w:tblStylePr>
     <w:tblStylePr w:type="firstCol">
       <w:rPr>
+        <w:rFonts w:eastAsia="黑体"/>
         <w:b/>
         <w:bCs/>
       </w:rPr>
     </w:tblStylePr>
     <w:tblStylePr w:type="lastCol">
       <w:rPr>
+        <w:rFonts w:eastAsia="黑体"/>
         <w:b/>
         <w:bCs/>
       </w:rPr>
@@ -7817,6 +8258,7 @@
         <w:spacing w:after="0" w:before="0" w:line="240" w:lineRule="auto"/>
       </w:pPr>
       <w:rPr>
+        <w:rFonts w:eastAsia="黑体"/>
         <w:b/>
         <w:bCs/>
         <w:color w:themeColor="background1" w:val="FFFFFF"/>
@@ -7839,6 +8281,7 @@
         <w:spacing w:after="0" w:before="0" w:line="240" w:lineRule="auto"/>
       </w:pPr>
       <w:rPr>
+        <w:rFonts w:eastAsia="黑体"/>
         <w:color w:val="auto"/>
       </w:rPr>
       <w:tblPr/>
@@ -7856,6 +8299,7 @@
     </w:tblStylePr>
     <w:tblStylePr w:type="firstCol">
       <w:rPr>
+        <w:rFonts w:eastAsia="黑体"/>
         <w:b/>
         <w:bCs/>
         <w:color w:themeColor="background1" w:val="FFFFFF"/>
@@ -7875,6 +8319,7 @@
     </w:tblStylePr>
     <w:tblStylePr w:type="lastCol">
       <w:rPr>
+        <w:rFonts w:eastAsia="黑体"/>
         <w:b/>
         <w:bCs/>
         <w:color w:themeColor="background1" w:val="FFFFFF"/>
@@ -7923,6 +8368,7 @@
     </w:tblStylePr>
     <w:tblStylePr w:type="nwCell">
       <w:rPr>
+        <w:rFonts w:eastAsia="黑体"/>
         <w:color w:themeColor="background1" w:val="FFFFFF"/>
       </w:rPr>
       <w:tblPr/>
@@ -7966,6 +8412,7 @@
         <w:spacing w:after="0" w:before="0" w:line="240" w:lineRule="auto"/>
       </w:pPr>
       <w:rPr>
+        <w:rFonts w:eastAsia="黑体"/>
         <w:b/>
         <w:bCs/>
         <w:color w:themeColor="background1" w:val="FFFFFF"/>
@@ -7988,6 +8435,7 @@
         <w:spacing w:after="0" w:before="0" w:line="240" w:lineRule="auto"/>
       </w:pPr>
       <w:rPr>
+        <w:rFonts w:eastAsia="黑体"/>
         <w:color w:val="auto"/>
       </w:rPr>
       <w:tblPr/>
@@ -8005,6 +8453,7 @@
     </w:tblStylePr>
     <w:tblStylePr w:type="firstCol">
       <w:rPr>
+        <w:rFonts w:eastAsia="黑体"/>
         <w:b/>
         <w:bCs/>
         <w:color w:themeColor="background1" w:val="FFFFFF"/>
@@ -8024,6 +8473,7 @@
     </w:tblStylePr>
     <w:tblStylePr w:type="lastCol">
       <w:rPr>
+        <w:rFonts w:eastAsia="黑体"/>
         <w:b/>
         <w:bCs/>
         <w:color w:themeColor="background1" w:val="FFFFFF"/>
@@ -8072,6 +8522,7 @@
     </w:tblStylePr>
     <w:tblStylePr w:type="nwCell">
       <w:rPr>
+        <w:rFonts w:eastAsia="黑体"/>
         <w:color w:themeColor="background1" w:val="FFFFFF"/>
       </w:rPr>
       <w:tblPr/>
@@ -8115,6 +8566,7 @@
         <w:spacing w:after="0" w:before="0" w:line="240" w:lineRule="auto"/>
       </w:pPr>
       <w:rPr>
+        <w:rFonts w:eastAsia="黑体"/>
         <w:b/>
         <w:bCs/>
         <w:color w:themeColor="background1" w:val="FFFFFF"/>
@@ -8137,6 +8589,7 @@
         <w:spacing w:after="0" w:before="0" w:line="240" w:lineRule="auto"/>
       </w:pPr>
       <w:rPr>
+        <w:rFonts w:eastAsia="黑体"/>
         <w:color w:val="auto"/>
       </w:rPr>
       <w:tblPr/>
@@ -8154,6 +8607,7 @@
     </w:tblStylePr>
     <w:tblStylePr w:type="firstCol">
       <w:rPr>
+        <w:rFonts w:eastAsia="黑体"/>
         <w:b/>
         <w:bCs/>
         <w:color w:themeColor="background1" w:val="FFFFFF"/>
@@ -8173,6 +8627,7 @@
     </w:tblStylePr>
     <w:tblStylePr w:type="lastCol">
       <w:rPr>
+        <w:rFonts w:eastAsia="黑体"/>
         <w:b/>
         <w:bCs/>
         <w:color w:themeColor="background1" w:val="FFFFFF"/>
@@ -8221,6 +8676,7 @@
     </w:tblStylePr>
     <w:tblStylePr w:type="nwCell">
       <w:rPr>
+        <w:rFonts w:eastAsia="黑体"/>
         <w:color w:themeColor="background1" w:val="FFFFFF"/>
       </w:rPr>
       <w:tblPr/>
@@ -8264,6 +8720,7 @@
         <w:spacing w:after="0" w:before="0" w:line="240" w:lineRule="auto"/>
       </w:pPr>
       <w:rPr>
+        <w:rFonts w:eastAsia="黑体"/>
         <w:b/>
         <w:bCs/>
         <w:color w:themeColor="background1" w:val="FFFFFF"/>
@@ -8286,6 +8743,7 @@
         <w:spacing w:after="0" w:before="0" w:line="240" w:lineRule="auto"/>
       </w:pPr>
       <w:rPr>
+        <w:rFonts w:eastAsia="黑体"/>
         <w:color w:val="auto"/>
       </w:rPr>
       <w:tblPr/>
@@ -8303,6 +8761,7 @@
     </w:tblStylePr>
     <w:tblStylePr w:type="firstCol">
       <w:rPr>
+        <w:rFonts w:eastAsia="黑体"/>
         <w:b/>
         <w:bCs/>
         <w:color w:themeColor="background1" w:val="FFFFFF"/>
@@ -8322,6 +8781,7 @@
     </w:tblStylePr>
     <w:tblStylePr w:type="lastCol">
       <w:rPr>
+        <w:rFonts w:eastAsia="黑体"/>
         <w:b/>
         <w:bCs/>
         <w:color w:themeColor="background1" w:val="FFFFFF"/>
@@ -8370,6 +8830,7 @@
     </w:tblStylePr>
     <w:tblStylePr w:type="nwCell">
       <w:rPr>
+        <w:rFonts w:eastAsia="黑体"/>
         <w:color w:themeColor="background1" w:val="FFFFFF"/>
       </w:rPr>
       <w:tblPr/>
@@ -8413,6 +8874,7 @@
         <w:spacing w:after="0" w:before="0" w:line="240" w:lineRule="auto"/>
       </w:pPr>
       <w:rPr>
+        <w:rFonts w:eastAsia="黑体"/>
         <w:b/>
         <w:bCs/>
         <w:color w:themeColor="background1" w:val="FFFFFF"/>
@@ -8435,6 +8897,7 @@
         <w:spacing w:after="0" w:before="0" w:line="240" w:lineRule="auto"/>
       </w:pPr>
       <w:rPr>
+        <w:rFonts w:eastAsia="黑体"/>
         <w:color w:val="auto"/>
       </w:rPr>
       <w:tblPr/>
@@ -8452,6 +8915,7 @@
     </w:tblStylePr>
     <w:tblStylePr w:type="firstCol">
       <w:rPr>
+        <w:rFonts w:eastAsia="黑体"/>
         <w:b/>
         <w:bCs/>
         <w:color w:themeColor="background1" w:val="FFFFFF"/>
@@ -8471,6 +8935,7 @@
     </w:tblStylePr>
     <w:tblStylePr w:type="lastCol">
       <w:rPr>
+        <w:rFonts w:eastAsia="黑体"/>
         <w:b/>
         <w:bCs/>
         <w:color w:themeColor="background1" w:val="FFFFFF"/>
@@ -8519,6 +8984,7 @@
     </w:tblStylePr>
     <w:tblStylePr w:type="nwCell">
       <w:rPr>
+        <w:rFonts w:eastAsia="黑体"/>
         <w:color w:themeColor="background1" w:val="FFFFFF"/>
       </w:rPr>
       <w:tblPr/>
@@ -8562,6 +9028,7 @@
         <w:spacing w:after="0" w:before="0" w:line="240" w:lineRule="auto"/>
       </w:pPr>
       <w:rPr>
+        <w:rFonts w:eastAsia="黑体"/>
         <w:b/>
         <w:bCs/>
         <w:color w:themeColor="background1" w:val="FFFFFF"/>
@@ -8584,6 +9051,7 @@
         <w:spacing w:after="0" w:before="0" w:line="240" w:lineRule="auto"/>
       </w:pPr>
       <w:rPr>
+        <w:rFonts w:eastAsia="黑体"/>
         <w:color w:val="auto"/>
       </w:rPr>
       <w:tblPr/>
@@ -8601,6 +9069,7 @@
     </w:tblStylePr>
     <w:tblStylePr w:type="firstCol">
       <w:rPr>
+        <w:rFonts w:eastAsia="黑体"/>
         <w:b/>
         <w:bCs/>
         <w:color w:themeColor="background1" w:val="FFFFFF"/>
@@ -8620,6 +9089,7 @@
     </w:tblStylePr>
     <w:tblStylePr w:type="lastCol">
       <w:rPr>
+        <w:rFonts w:eastAsia="黑体"/>
         <w:b/>
         <w:bCs/>
         <w:color w:themeColor="background1" w:val="FFFFFF"/>
@@ -8668,6 +9138,7 @@
     </w:tblStylePr>
     <w:tblStylePr w:type="nwCell">
       <w:rPr>
+        <w:rFonts w:eastAsia="黑体"/>
         <w:color w:themeColor="background1" w:val="FFFFFF"/>
       </w:rPr>
       <w:tblPr/>
@@ -8711,6 +9182,7 @@
         <w:spacing w:after="0" w:before="0" w:line="240" w:lineRule="auto"/>
       </w:pPr>
       <w:rPr>
+        <w:rFonts w:eastAsia="黑体"/>
         <w:b/>
         <w:bCs/>
         <w:color w:themeColor="background1" w:val="FFFFFF"/>
@@ -8733,6 +9205,7 @@
         <w:spacing w:after="0" w:before="0" w:line="240" w:lineRule="auto"/>
       </w:pPr>
       <w:rPr>
+        <w:rFonts w:eastAsia="黑体"/>
         <w:color w:val="auto"/>
       </w:rPr>
       <w:tblPr/>
@@ -8750,6 +9223,7 @@
     </w:tblStylePr>
     <w:tblStylePr w:type="firstCol">
       <w:rPr>
+        <w:rFonts w:eastAsia="黑体"/>
         <w:b/>
         <w:bCs/>
         <w:color w:themeColor="background1" w:val="FFFFFF"/>
@@ -8769,6 +9243,7 @@
     </w:tblStylePr>
     <w:tblStylePr w:type="lastCol">
       <w:rPr>
+        <w:rFonts w:eastAsia="黑体"/>
         <w:b/>
         <w:bCs/>
         <w:color w:themeColor="background1" w:val="FFFFFF"/>
@@ -8817,6 +9292,7 @@
     </w:tblStylePr>
     <w:tblStylePr w:type="nwCell">
       <w:rPr>
+        <w:rFonts w:eastAsia="黑体"/>
         <w:color w:themeColor="background1" w:val="FFFFFF"/>
       </w:rPr>
       <w:tblPr/>
@@ -8841,6 +9317,7 @@
       <w:spacing w:after="0" w:line="240" w:lineRule="auto"/>
     </w:pPr>
     <w:rPr>
+      <w:rFonts w:eastAsia="黑体"/>
       <w:color w:themeColor="text1" w:val="000000"/>
     </w:rPr>
     <w:tblPr>
@@ -8860,7 +9337,7 @@
     </w:tblPr>
     <w:tblStylePr w:type="firstRow">
       <w:rPr>
-        <w:rFonts w:asciiTheme="majorHAnsi" w:cstheme="majorBidi" w:eastAsiaTheme="majorEastAsia" w:hAnsiTheme="majorHAnsi"/>
+        <w:rFonts w:asciiTheme="majorHAnsi" w:cstheme="majorBidi" w:hAnsiTheme="majorHAnsi" w:eastAsia="黑体"/>
       </w:rPr>
       <w:tblPr/>
       <w:tcPr>
@@ -8872,6 +9349,7 @@
     </w:tblStylePr>
     <w:tblStylePr w:type="lastRow">
       <w:rPr>
+        <w:rFonts w:eastAsia="黑体"/>
         <w:b/>
         <w:bCs/>
         <w:color w:themeColor="text2" w:val="1F497D"/>
@@ -8886,12 +9364,14 @@
     </w:tblStylePr>
     <w:tblStylePr w:type="firstCol">
       <w:rPr>
+        <w:rFonts w:eastAsia="黑体"/>
         <w:b/>
         <w:bCs/>
       </w:rPr>
     </w:tblStylePr>
     <w:tblStylePr w:type="lastCol">
       <w:rPr>
+        <w:rFonts w:eastAsia="黑体"/>
         <w:b/>
         <w:bCs/>
       </w:rPr>
@@ -8925,6 +9405,7 @@
       <w:spacing w:after="0" w:line="240" w:lineRule="auto"/>
     </w:pPr>
     <w:rPr>
+      <w:rFonts w:eastAsia="黑体"/>
       <w:color w:themeColor="text1" w:val="000000"/>
     </w:rPr>
     <w:tblPr>
@@ -8944,7 +9425,7 @@
     </w:tblPr>
     <w:tblStylePr w:type="firstRow">
       <w:rPr>
-        <w:rFonts w:asciiTheme="majorHAnsi" w:cstheme="majorBidi" w:eastAsiaTheme="majorEastAsia" w:hAnsiTheme="majorHAnsi"/>
+        <w:rFonts w:asciiTheme="majorHAnsi" w:cstheme="majorBidi" w:hAnsiTheme="majorHAnsi" w:eastAsia="黑体"/>
       </w:rPr>
       <w:tblPr/>
       <w:tcPr>
@@ -8956,6 +9437,7 @@
     </w:tblStylePr>
     <w:tblStylePr w:type="lastRow">
       <w:rPr>
+        <w:rFonts w:eastAsia="黑体"/>
         <w:b/>
         <w:bCs/>
         <w:color w:themeColor="text2" w:val="1F497D"/>
@@ -8970,12 +9452,14 @@
     </w:tblStylePr>
     <w:tblStylePr w:type="firstCol">
       <w:rPr>
+        <w:rFonts w:eastAsia="黑体"/>
         <w:b/>
         <w:bCs/>
       </w:rPr>
     </w:tblStylePr>
     <w:tblStylePr w:type="lastCol">
       <w:rPr>
+        <w:rFonts w:eastAsia="黑体"/>
         <w:b/>
         <w:bCs/>
       </w:rPr>
@@ -9009,6 +9493,7 @@
       <w:spacing w:after="0" w:line="240" w:lineRule="auto"/>
     </w:pPr>
     <w:rPr>
+      <w:rFonts w:eastAsia="黑体"/>
       <w:color w:themeColor="text1" w:val="000000"/>
     </w:rPr>
     <w:tblPr>
@@ -9028,7 +9513,7 @@
     </w:tblPr>
     <w:tblStylePr w:type="firstRow">
       <w:rPr>
-        <w:rFonts w:asciiTheme="majorHAnsi" w:cstheme="majorBidi" w:eastAsiaTheme="majorEastAsia" w:hAnsiTheme="majorHAnsi"/>
+        <w:rFonts w:asciiTheme="majorHAnsi" w:cstheme="majorBidi" w:hAnsiTheme="majorHAnsi" w:eastAsia="黑体"/>
       </w:rPr>
       <w:tblPr/>
       <w:tcPr>
@@ -9040,6 +9525,7 @@
     </w:tblStylePr>
     <w:tblStylePr w:type="lastRow">
       <w:rPr>
+        <w:rFonts w:eastAsia="黑体"/>
         <w:b/>
         <w:bCs/>
         <w:color w:themeColor="text2" w:val="1F497D"/>
@@ -9054,12 +9540,14 @@
     </w:tblStylePr>
     <w:tblStylePr w:type="firstCol">
       <w:rPr>
+        <w:rFonts w:eastAsia="黑体"/>
         <w:b/>
         <w:bCs/>
       </w:rPr>
     </w:tblStylePr>
     <w:tblStylePr w:type="lastCol">
       <w:rPr>
+        <w:rFonts w:eastAsia="黑体"/>
         <w:b/>
         <w:bCs/>
       </w:rPr>
@@ -9093,6 +9581,7 @@
       <w:spacing w:after="0" w:line="240" w:lineRule="auto"/>
     </w:pPr>
     <w:rPr>
+      <w:rFonts w:eastAsia="黑体"/>
       <w:color w:themeColor="text1" w:val="000000"/>
     </w:rPr>
     <w:tblPr>
@@ -9112,7 +9601,7 @@
     </w:tblPr>
     <w:tblStylePr w:type="firstRow">
       <w:rPr>
-        <w:rFonts w:asciiTheme="majorHAnsi" w:cstheme="majorBidi" w:eastAsiaTheme="majorEastAsia" w:hAnsiTheme="majorHAnsi"/>
+        <w:rFonts w:asciiTheme="majorHAnsi" w:cstheme="majorBidi" w:hAnsiTheme="majorHAnsi" w:eastAsia="黑体"/>
       </w:rPr>
       <w:tblPr/>
       <w:tcPr>
@@ -9124,6 +9613,7 @@
     </w:tblStylePr>
     <w:tblStylePr w:type="lastRow">
       <w:rPr>
+        <w:rFonts w:eastAsia="黑体"/>
         <w:b/>
         <w:bCs/>
         <w:color w:themeColor="text2" w:val="1F497D"/>
@@ -9138,12 +9628,14 @@
     </w:tblStylePr>
     <w:tblStylePr w:type="firstCol">
       <w:rPr>
+        <w:rFonts w:eastAsia="黑体"/>
         <w:b/>
         <w:bCs/>
       </w:rPr>
     </w:tblStylePr>
     <w:tblStylePr w:type="lastCol">
       <w:rPr>
+        <w:rFonts w:eastAsia="黑体"/>
         <w:b/>
         <w:bCs/>
       </w:rPr>
@@ -9177,6 +9669,7 @@
       <w:spacing w:after="0" w:line="240" w:lineRule="auto"/>
     </w:pPr>
     <w:rPr>
+      <w:rFonts w:eastAsia="黑体"/>
       <w:color w:themeColor="text1" w:val="000000"/>
     </w:rPr>
     <w:tblPr>
@@ -9196,7 +9689,7 @@
     </w:tblPr>
     <w:tblStylePr w:type="firstRow">
       <w:rPr>
-        <w:rFonts w:asciiTheme="majorHAnsi" w:cstheme="majorBidi" w:eastAsiaTheme="majorEastAsia" w:hAnsiTheme="majorHAnsi"/>
+        <w:rFonts w:asciiTheme="majorHAnsi" w:cstheme="majorBidi" w:hAnsiTheme="majorHAnsi" w:eastAsia="黑体"/>
       </w:rPr>
       <w:tblPr/>
       <w:tcPr>
@@ -9208,6 +9701,7 @@
     </w:tblStylePr>
     <w:tblStylePr w:type="lastRow">
       <w:rPr>
+        <w:rFonts w:eastAsia="黑体"/>
         <w:b/>
         <w:bCs/>
         <w:color w:themeColor="text2" w:val="1F497D"/>
@@ -9222,12 +9716,14 @@
     </w:tblStylePr>
     <w:tblStylePr w:type="firstCol">
       <w:rPr>
+        <w:rFonts w:eastAsia="黑体"/>
         <w:b/>
         <w:bCs/>
       </w:rPr>
     </w:tblStylePr>
     <w:tblStylePr w:type="lastCol">
       <w:rPr>
+        <w:rFonts w:eastAsia="黑体"/>
         <w:b/>
         <w:bCs/>
       </w:rPr>
@@ -9261,6 +9757,7 @@
       <w:spacing w:after="0" w:line="240" w:lineRule="auto"/>
     </w:pPr>
     <w:rPr>
+      <w:rFonts w:eastAsia="黑体"/>
       <w:color w:themeColor="text1" w:val="000000"/>
     </w:rPr>
     <w:tblPr>
@@ -9280,7 +9777,7 @@
     </w:tblPr>
     <w:tblStylePr w:type="firstRow">
       <w:rPr>
-        <w:rFonts w:asciiTheme="majorHAnsi" w:cstheme="majorBidi" w:eastAsiaTheme="majorEastAsia" w:hAnsiTheme="majorHAnsi"/>
+        <w:rFonts w:asciiTheme="majorHAnsi" w:cstheme="majorBidi" w:hAnsiTheme="majorHAnsi" w:eastAsia="黑体"/>
       </w:rPr>
       <w:tblPr/>
       <w:tcPr>
@@ -9292,6 +9789,7 @@
     </w:tblStylePr>
     <w:tblStylePr w:type="lastRow">
       <w:rPr>
+        <w:rFonts w:eastAsia="黑体"/>
         <w:b/>
         <w:bCs/>
         <w:color w:themeColor="text2" w:val="1F497D"/>
@@ -9306,12 +9804,14 @@
     </w:tblStylePr>
     <w:tblStylePr w:type="firstCol">
       <w:rPr>
+        <w:rFonts w:eastAsia="黑体"/>
         <w:b/>
         <w:bCs/>
       </w:rPr>
     </w:tblStylePr>
     <w:tblStylePr w:type="lastCol">
       <w:rPr>
+        <w:rFonts w:eastAsia="黑体"/>
         <w:b/>
         <w:bCs/>
       </w:rPr>
@@ -9345,6 +9845,7 @@
       <w:spacing w:after="0" w:line="240" w:lineRule="auto"/>
     </w:pPr>
     <w:rPr>
+      <w:rFonts w:eastAsia="黑体"/>
       <w:color w:themeColor="text1" w:val="000000"/>
     </w:rPr>
     <w:tblPr>
@@ -9364,7 +9865,7 @@
     </w:tblPr>
     <w:tblStylePr w:type="firstRow">
       <w:rPr>
-        <w:rFonts w:asciiTheme="majorHAnsi" w:cstheme="majorBidi" w:eastAsiaTheme="majorEastAsia" w:hAnsiTheme="majorHAnsi"/>
+        <w:rFonts w:asciiTheme="majorHAnsi" w:cstheme="majorBidi" w:hAnsiTheme="majorHAnsi" w:eastAsia="黑体"/>
       </w:rPr>
       <w:tblPr/>
       <w:tcPr>
@@ -9376,6 +9877,7 @@
     </w:tblStylePr>
     <w:tblStylePr w:type="lastRow">
       <w:rPr>
+        <w:rFonts w:eastAsia="黑体"/>
         <w:b/>
         <w:bCs/>
         <w:color w:themeColor="text2" w:val="1F497D"/>
@@ -9390,12 +9892,14 @@
     </w:tblStylePr>
     <w:tblStylePr w:type="firstCol">
       <w:rPr>
+        <w:rFonts w:eastAsia="黑体"/>
         <w:b/>
         <w:bCs/>
       </w:rPr>
     </w:tblStylePr>
     <w:tblStylePr w:type="lastCol">
       <w:rPr>
+        <w:rFonts w:eastAsia="黑体"/>
         <w:b/>
         <w:bCs/>
       </w:rPr>
@@ -9429,7 +9933,7 @@
       <w:spacing w:after="0" w:line="240" w:lineRule="auto"/>
     </w:pPr>
     <w:rPr>
-      <w:rFonts w:asciiTheme="majorHAnsi" w:cstheme="majorBidi" w:eastAsiaTheme="majorEastAsia" w:hAnsiTheme="majorHAnsi"/>
+      <w:rFonts w:asciiTheme="majorHAnsi" w:cstheme="majorBidi" w:hAnsiTheme="majorHAnsi" w:eastAsia="黑体"/>
       <w:color w:themeColor="text1" w:val="000000"/>
     </w:rPr>
     <w:tblPr>
@@ -9451,6 +9955,7 @@
     </w:tblPr>
     <w:tblStylePr w:type="firstRow">
       <w:rPr>
+        <w:rFonts w:eastAsia="黑体"/>
         <w:sz w:val="24"/>
         <w:szCs w:val="24"/>
       </w:rPr>
@@ -9557,7 +10062,7 @@
       <w:spacing w:after="0" w:line="240" w:lineRule="auto"/>
     </w:pPr>
     <w:rPr>
-      <w:rFonts w:asciiTheme="majorHAnsi" w:cstheme="majorBidi" w:eastAsiaTheme="majorEastAsia" w:hAnsiTheme="majorHAnsi"/>
+      <w:rFonts w:asciiTheme="majorHAnsi" w:cstheme="majorBidi" w:hAnsiTheme="majorHAnsi" w:eastAsia="黑体"/>
       <w:color w:themeColor="text1" w:val="000000"/>
     </w:rPr>
     <w:tblPr>
@@ -9579,6 +10084,7 @@
     </w:tblPr>
     <w:tblStylePr w:type="firstRow">
       <w:rPr>
+        <w:rFonts w:eastAsia="黑体"/>
         <w:sz w:val="24"/>
         <w:szCs w:val="24"/>
       </w:rPr>
@@ -9685,7 +10191,7 @@
       <w:spacing w:after="0" w:line="240" w:lineRule="auto"/>
     </w:pPr>
     <w:rPr>
-      <w:rFonts w:asciiTheme="majorHAnsi" w:cstheme="majorBidi" w:eastAsiaTheme="majorEastAsia" w:hAnsiTheme="majorHAnsi"/>
+      <w:rFonts w:asciiTheme="majorHAnsi" w:cstheme="majorBidi" w:hAnsiTheme="majorHAnsi" w:eastAsia="黑体"/>
       <w:color w:themeColor="text1" w:val="000000"/>
     </w:rPr>
     <w:tblPr>
@@ -9707,6 +10213,7 @@
     </w:tblPr>
     <w:tblStylePr w:type="firstRow">
       <w:rPr>
+        <w:rFonts w:eastAsia="黑体"/>
         <w:sz w:val="24"/>
         <w:szCs w:val="24"/>
       </w:rPr>
@@ -9813,7 +10320,7 @@
       <w:spacing w:after="0" w:line="240" w:lineRule="auto"/>
     </w:pPr>
     <w:rPr>
-      <w:rFonts w:asciiTheme="majorHAnsi" w:cstheme="majorBidi" w:eastAsiaTheme="majorEastAsia" w:hAnsiTheme="majorHAnsi"/>
+      <w:rFonts w:asciiTheme="majorHAnsi" w:cstheme="majorBidi" w:hAnsiTheme="majorHAnsi" w:eastAsia="黑体"/>
       <w:color w:themeColor="text1" w:val="000000"/>
     </w:rPr>
     <w:tblPr>
@@ -9835,6 +10342,7 @@
     </w:tblPr>
     <w:tblStylePr w:type="firstRow">
       <w:rPr>
+        <w:rFonts w:eastAsia="黑体"/>
         <w:sz w:val="24"/>
         <w:szCs w:val="24"/>
       </w:rPr>
@@ -9941,7 +10449,7 @@
       <w:spacing w:after="0" w:line="240" w:lineRule="auto"/>
     </w:pPr>
     <w:rPr>
-      <w:rFonts w:asciiTheme="majorHAnsi" w:cstheme="majorBidi" w:eastAsiaTheme="majorEastAsia" w:hAnsiTheme="majorHAnsi"/>
+      <w:rFonts w:asciiTheme="majorHAnsi" w:cstheme="majorBidi" w:hAnsiTheme="majorHAnsi" w:eastAsia="黑体"/>
       <w:color w:themeColor="text1" w:val="000000"/>
     </w:rPr>
     <w:tblPr>
@@ -9963,6 +10471,7 @@
     </w:tblPr>
     <w:tblStylePr w:type="firstRow">
       <w:rPr>
+        <w:rFonts w:eastAsia="黑体"/>
         <w:sz w:val="24"/>
         <w:szCs w:val="24"/>
       </w:rPr>
@@ -10069,7 +10578,7 @@
       <w:spacing w:after="0" w:line="240" w:lineRule="auto"/>
     </w:pPr>
     <w:rPr>
-      <w:rFonts w:asciiTheme="majorHAnsi" w:cstheme="majorBidi" w:eastAsiaTheme="majorEastAsia" w:hAnsiTheme="majorHAnsi"/>
+      <w:rFonts w:asciiTheme="majorHAnsi" w:cstheme="majorBidi" w:hAnsiTheme="majorHAnsi" w:eastAsia="黑体"/>
       <w:color w:themeColor="text1" w:val="000000"/>
     </w:rPr>
     <w:tblPr>
@@ -10091,6 +10600,7 @@
     </w:tblPr>
     <w:tblStylePr w:type="firstRow">
       <w:rPr>
+        <w:rFonts w:eastAsia="黑体"/>
         <w:sz w:val="24"/>
         <w:szCs w:val="24"/>
       </w:rPr>
@@ -10197,7 +10707,7 @@
       <w:spacing w:after="0" w:line="240" w:lineRule="auto"/>
     </w:pPr>
     <w:rPr>
-      <w:rFonts w:asciiTheme="majorHAnsi" w:cstheme="majorBidi" w:eastAsiaTheme="majorEastAsia" w:hAnsiTheme="majorHAnsi"/>
+      <w:rFonts w:asciiTheme="majorHAnsi" w:cstheme="majorBidi" w:hAnsiTheme="majorHAnsi" w:eastAsia="黑体"/>
       <w:color w:themeColor="text1" w:val="000000"/>
     </w:rPr>
     <w:tblPr>
@@ -10219,6 +10729,7 @@
     </w:tblPr>
     <w:tblStylePr w:type="firstRow">
       <w:rPr>
+        <w:rFonts w:eastAsia="黑体"/>
         <w:sz w:val="24"/>
         <w:szCs w:val="24"/>
       </w:rPr>
@@ -10348,12 +10859,14 @@
     </w:tcPr>
     <w:tblStylePr w:type="firstRow">
       <w:rPr>
+        <w:rFonts w:eastAsia="黑体"/>
         <w:b/>
         <w:bCs/>
       </w:rPr>
     </w:tblStylePr>
     <w:tblStylePr w:type="lastRow">
       <w:rPr>
+        <w:rFonts w:eastAsia="黑体"/>
         <w:b/>
         <w:bCs/>
       </w:rPr>
@@ -10366,12 +10879,14 @@
     </w:tblStylePr>
     <w:tblStylePr w:type="firstCol">
       <w:rPr>
+        <w:rFonts w:eastAsia="黑体"/>
         <w:b/>
         <w:bCs/>
       </w:rPr>
     </w:tblStylePr>
     <w:tblStylePr w:type="lastCol">
       <w:rPr>
+        <w:rFonts w:eastAsia="黑体"/>
         <w:b/>
         <w:bCs/>
       </w:rPr>
@@ -10421,12 +10936,14 @@
     </w:tcPr>
     <w:tblStylePr w:type="firstRow">
       <w:rPr>
+        <w:rFonts w:eastAsia="黑体"/>
         <w:b/>
         <w:bCs/>
       </w:rPr>
     </w:tblStylePr>
     <w:tblStylePr w:type="lastRow">
       <w:rPr>
+        <w:rFonts w:eastAsia="黑体"/>
         <w:b/>
         <w:bCs/>
       </w:rPr>
@@ -10439,12 +10956,14 @@
     </w:tblStylePr>
     <w:tblStylePr w:type="firstCol">
       <w:rPr>
+        <w:rFonts w:eastAsia="黑体"/>
         <w:b/>
         <w:bCs/>
       </w:rPr>
     </w:tblStylePr>
     <w:tblStylePr w:type="lastCol">
       <w:rPr>
+        <w:rFonts w:eastAsia="黑体"/>
         <w:b/>
         <w:bCs/>
       </w:rPr>
@@ -10494,12 +11013,14 @@
     </w:tcPr>
     <w:tblStylePr w:type="firstRow">
       <w:rPr>
+        <w:rFonts w:eastAsia="黑体"/>
         <w:b/>
         <w:bCs/>
       </w:rPr>
     </w:tblStylePr>
     <w:tblStylePr w:type="lastRow">
       <w:rPr>
+        <w:rFonts w:eastAsia="黑体"/>
         <w:b/>
         <w:bCs/>
       </w:rPr>
@@ -10512,12 +11033,14 @@
     </w:tblStylePr>
     <w:tblStylePr w:type="firstCol">
       <w:rPr>
+        <w:rFonts w:eastAsia="黑体"/>
         <w:b/>
         <w:bCs/>
       </w:rPr>
     </w:tblStylePr>
     <w:tblStylePr w:type="lastCol">
       <w:rPr>
+        <w:rFonts w:eastAsia="黑体"/>
         <w:b/>
         <w:bCs/>
       </w:rPr>
@@ -10567,12 +11090,14 @@
     </w:tcPr>
     <w:tblStylePr w:type="firstRow">
       <w:rPr>
+        <w:rFonts w:eastAsia="黑体"/>
         <w:b/>
         <w:bCs/>
       </w:rPr>
     </w:tblStylePr>
     <w:tblStylePr w:type="lastRow">
       <w:rPr>
+        <w:rFonts w:eastAsia="黑体"/>
         <w:b/>
         <w:bCs/>
       </w:rPr>
@@ -10585,12 +11110,14 @@
     </w:tblStylePr>
     <w:tblStylePr w:type="firstCol">
       <w:rPr>
+        <w:rFonts w:eastAsia="黑体"/>
         <w:b/>
         <w:bCs/>
       </w:rPr>
     </w:tblStylePr>
     <w:tblStylePr w:type="lastCol">
       <w:rPr>
+        <w:rFonts w:eastAsia="黑体"/>
         <w:b/>
         <w:bCs/>
       </w:rPr>
@@ -10640,12 +11167,14 @@
     </w:tcPr>
     <w:tblStylePr w:type="firstRow">
       <w:rPr>
+        <w:rFonts w:eastAsia="黑体"/>
         <w:b/>
         <w:bCs/>
       </w:rPr>
     </w:tblStylePr>
     <w:tblStylePr w:type="lastRow">
       <w:rPr>
+        <w:rFonts w:eastAsia="黑体"/>
         <w:b/>
         <w:bCs/>
       </w:rPr>
@@ -10658,12 +11187,14 @@
     </w:tblStylePr>
     <w:tblStylePr w:type="firstCol">
       <w:rPr>
+        <w:rFonts w:eastAsia="黑体"/>
         <w:b/>
         <w:bCs/>
       </w:rPr>
     </w:tblStylePr>
     <w:tblStylePr w:type="lastCol">
       <w:rPr>
+        <w:rFonts w:eastAsia="黑体"/>
         <w:b/>
         <w:bCs/>
       </w:rPr>
@@ -10713,12 +11244,14 @@
     </w:tcPr>
     <w:tblStylePr w:type="firstRow">
       <w:rPr>
+        <w:rFonts w:eastAsia="黑体"/>
         <w:b/>
         <w:bCs/>
       </w:rPr>
     </w:tblStylePr>
     <w:tblStylePr w:type="lastRow">
       <w:rPr>
+        <w:rFonts w:eastAsia="黑体"/>
         <w:b/>
         <w:bCs/>
       </w:rPr>
@@ -10731,12 +11264,14 @@
     </w:tblStylePr>
     <w:tblStylePr w:type="firstCol">
       <w:rPr>
+        <w:rFonts w:eastAsia="黑体"/>
         <w:b/>
         <w:bCs/>
       </w:rPr>
     </w:tblStylePr>
     <w:tblStylePr w:type="lastCol">
       <w:rPr>
+        <w:rFonts w:eastAsia="黑体"/>
         <w:b/>
         <w:bCs/>
       </w:rPr>
@@ -10786,12 +11321,14 @@
     </w:tcPr>
     <w:tblStylePr w:type="firstRow">
       <w:rPr>
+        <w:rFonts w:eastAsia="黑体"/>
         <w:b/>
         <w:bCs/>
       </w:rPr>
     </w:tblStylePr>
     <w:tblStylePr w:type="lastRow">
       <w:rPr>
+        <w:rFonts w:eastAsia="黑体"/>
         <w:b/>
         <w:bCs/>
       </w:rPr>
@@ -10804,12 +11341,14 @@
     </w:tblStylePr>
     <w:tblStylePr w:type="firstCol">
       <w:rPr>
+        <w:rFonts w:eastAsia="黑体"/>
         <w:b/>
         <w:bCs/>
       </w:rPr>
     </w:tblStylePr>
     <w:tblStylePr w:type="lastCol">
       <w:rPr>
+        <w:rFonts w:eastAsia="黑体"/>
         <w:b/>
         <w:bCs/>
       </w:rPr>
@@ -10836,7 +11375,7 @@
       <w:spacing w:after="0" w:line="240" w:lineRule="auto"/>
     </w:pPr>
     <w:rPr>
-      <w:rFonts w:asciiTheme="majorHAnsi" w:cstheme="majorBidi" w:eastAsiaTheme="majorEastAsia" w:hAnsiTheme="majorHAnsi"/>
+      <w:rFonts w:asciiTheme="majorHAnsi" w:cstheme="majorBidi" w:hAnsiTheme="majorHAnsi" w:eastAsia="黑体"/>
       <w:color w:themeColor="text1" w:val="000000"/>
     </w:rPr>
     <w:tblPr>
@@ -10863,6 +11402,7 @@
     </w:tcPr>
     <w:tblStylePr w:type="firstRow">
       <w:rPr>
+        <w:rFonts w:eastAsia="黑体"/>
         <w:b/>
         <w:bCs/>
         <w:color w:themeColor="text1" w:val="000000"/>
@@ -10874,6 +11414,7 @@
     </w:tblStylePr>
     <w:tblStylePr w:type="lastRow">
       <w:rPr>
+        <w:rFonts w:eastAsia="黑体"/>
         <w:b/>
         <w:bCs/>
         <w:color w:themeColor="text1" w:val="000000"/>
@@ -10893,6 +11434,7 @@
     </w:tblStylePr>
     <w:tblStylePr w:type="firstCol">
       <w:rPr>
+        <w:rFonts w:eastAsia="黑体"/>
         <w:b/>
         <w:bCs/>
         <w:color w:themeColor="text1" w:val="000000"/>
@@ -10912,6 +11454,7 @@
     </w:tblStylePr>
     <w:tblStylePr w:type="lastCol">
       <w:rPr>
+        <w:rFonts w:eastAsia="黑体"/>
         <w:b w:val="0"/>
         <w:bCs w:val="0"/>
         <w:color w:themeColor="text1" w:val="000000"/>
@@ -10961,7 +11504,7 @@
       <w:spacing w:after="0" w:line="240" w:lineRule="auto"/>
     </w:pPr>
     <w:rPr>
-      <w:rFonts w:asciiTheme="majorHAnsi" w:cstheme="majorBidi" w:eastAsiaTheme="majorEastAsia" w:hAnsiTheme="majorHAnsi"/>
+      <w:rFonts w:asciiTheme="majorHAnsi" w:cstheme="majorBidi" w:hAnsiTheme="majorHAnsi" w:eastAsia="黑体"/>
       <w:color w:themeColor="text1" w:val="000000"/>
     </w:rPr>
     <w:tblPr>
@@ -10988,6 +11531,7 @@
     </w:tcPr>
     <w:tblStylePr w:type="firstRow">
       <w:rPr>
+        <w:rFonts w:eastAsia="黑体"/>
         <w:b/>
         <w:bCs/>
         <w:color w:themeColor="text1" w:val="000000"/>
@@ -10999,6 +11543,7 @@
     </w:tblStylePr>
     <w:tblStylePr w:type="lastRow">
       <w:rPr>
+        <w:rFonts w:eastAsia="黑体"/>
         <w:b/>
         <w:bCs/>
         <w:color w:themeColor="text1" w:val="000000"/>
@@ -11018,6 +11563,7 @@
     </w:tblStylePr>
     <w:tblStylePr w:type="firstCol">
       <w:rPr>
+        <w:rFonts w:eastAsia="黑体"/>
         <w:b/>
         <w:bCs/>
         <w:color w:themeColor="text1" w:val="000000"/>
@@ -11037,6 +11583,7 @@
     </w:tblStylePr>
     <w:tblStylePr w:type="lastCol">
       <w:rPr>
+        <w:rFonts w:eastAsia="黑体"/>
         <w:b w:val="0"/>
         <w:bCs w:val="0"/>
         <w:color w:themeColor="text1" w:val="000000"/>
@@ -11086,7 +11633,7 @@
       <w:spacing w:after="0" w:line="240" w:lineRule="auto"/>
     </w:pPr>
     <w:rPr>
-      <w:rFonts w:asciiTheme="majorHAnsi" w:cstheme="majorBidi" w:eastAsiaTheme="majorEastAsia" w:hAnsiTheme="majorHAnsi"/>
+      <w:rFonts w:asciiTheme="majorHAnsi" w:cstheme="majorBidi" w:hAnsiTheme="majorHAnsi" w:eastAsia="黑体"/>
       <w:color w:themeColor="text1" w:val="000000"/>
     </w:rPr>
     <w:tblPr>
@@ -11113,6 +11660,7 @@
     </w:tcPr>
     <w:tblStylePr w:type="firstRow">
       <w:rPr>
+        <w:rFonts w:eastAsia="黑体"/>
         <w:b/>
         <w:bCs/>
         <w:color w:themeColor="text1" w:val="000000"/>
@@ -11124,6 +11672,7 @@
     </w:tblStylePr>
     <w:tblStylePr w:type="lastRow">
       <w:rPr>
+        <w:rFonts w:eastAsia="黑体"/>
         <w:b/>
         <w:bCs/>
         <w:color w:themeColor="text1" w:val="000000"/>
@@ -11143,6 +11692,7 @@
     </w:tblStylePr>
     <w:tblStylePr w:type="firstCol">
       <w:rPr>
+        <w:rFonts w:eastAsia="黑体"/>
         <w:b/>
         <w:bCs/>
         <w:color w:themeColor="text1" w:val="000000"/>
@@ -11162,6 +11712,7 @@
     </w:tblStylePr>
     <w:tblStylePr w:type="lastCol">
       <w:rPr>
+        <w:rFonts w:eastAsia="黑体"/>
         <w:b w:val="0"/>
         <w:bCs w:val="0"/>
         <w:color w:themeColor="text1" w:val="000000"/>
@@ -11211,7 +11762,7 @@
       <w:spacing w:after="0" w:line="240" w:lineRule="auto"/>
     </w:pPr>
     <w:rPr>
-      <w:rFonts w:asciiTheme="majorHAnsi" w:cstheme="majorBidi" w:eastAsiaTheme="majorEastAsia" w:hAnsiTheme="majorHAnsi"/>
+      <w:rFonts w:asciiTheme="majorHAnsi" w:cstheme="majorBidi" w:hAnsiTheme="majorHAnsi" w:eastAsia="黑体"/>
       <w:color w:themeColor="text1" w:val="000000"/>
     </w:rPr>
     <w:tblPr>
@@ -11238,6 +11789,7 @@
     </w:tcPr>
     <w:tblStylePr w:type="firstRow">
       <w:rPr>
+        <w:rFonts w:eastAsia="黑体"/>
         <w:b/>
         <w:bCs/>
         <w:color w:themeColor="text1" w:val="000000"/>
@@ -11249,6 +11801,7 @@
     </w:tblStylePr>
     <w:tblStylePr w:type="lastRow">
       <w:rPr>
+        <w:rFonts w:eastAsia="黑体"/>
         <w:b/>
         <w:bCs/>
         <w:color w:themeColor="text1" w:val="000000"/>
@@ -11268,6 +11821,7 @@
     </w:tblStylePr>
     <w:tblStylePr w:type="firstCol">
       <w:rPr>
+        <w:rFonts w:eastAsia="黑体"/>
         <w:b/>
         <w:bCs/>
         <w:color w:themeColor="text1" w:val="000000"/>
@@ -11287,6 +11841,7 @@
     </w:tblStylePr>
     <w:tblStylePr w:type="lastCol">
       <w:rPr>
+        <w:rFonts w:eastAsia="黑体"/>
         <w:b w:val="0"/>
         <w:bCs w:val="0"/>
         <w:color w:themeColor="text1" w:val="000000"/>
@@ -11336,7 +11891,7 @@
       <w:spacing w:after="0" w:line="240" w:lineRule="auto"/>
     </w:pPr>
     <w:rPr>
-      <w:rFonts w:asciiTheme="majorHAnsi" w:cstheme="majorBidi" w:eastAsiaTheme="majorEastAsia" w:hAnsiTheme="majorHAnsi"/>
+      <w:rFonts w:asciiTheme="majorHAnsi" w:cstheme="majorBidi" w:hAnsiTheme="majorHAnsi" w:eastAsia="黑体"/>
       <w:color w:themeColor="text1" w:val="000000"/>
     </w:rPr>
     <w:tblPr>
@@ -11363,6 +11918,7 @@
     </w:tcPr>
     <w:tblStylePr w:type="firstRow">
       <w:rPr>
+        <w:rFonts w:eastAsia="黑体"/>
         <w:b/>
         <w:bCs/>
         <w:color w:themeColor="text1" w:val="000000"/>
@@ -11374,6 +11930,7 @@
     </w:tblStylePr>
     <w:tblStylePr w:type="lastRow">
       <w:rPr>
+        <w:rFonts w:eastAsia="黑体"/>
         <w:b/>
         <w:bCs/>
         <w:color w:themeColor="text1" w:val="000000"/>
@@ -11393,6 +11950,7 @@
     </w:tblStylePr>
     <w:tblStylePr w:type="firstCol">
       <w:rPr>
+        <w:rFonts w:eastAsia="黑体"/>
         <w:b/>
         <w:bCs/>
         <w:color w:themeColor="text1" w:val="000000"/>
@@ -11412,6 +11970,7 @@
     </w:tblStylePr>
     <w:tblStylePr w:type="lastCol">
       <w:rPr>
+        <w:rFonts w:eastAsia="黑体"/>
         <w:b w:val="0"/>
         <w:bCs w:val="0"/>
         <w:color w:themeColor="text1" w:val="000000"/>
@@ -11461,7 +12020,7 @@
       <w:spacing w:after="0" w:line="240" w:lineRule="auto"/>
     </w:pPr>
     <w:rPr>
-      <w:rFonts w:asciiTheme="majorHAnsi" w:cstheme="majorBidi" w:eastAsiaTheme="majorEastAsia" w:hAnsiTheme="majorHAnsi"/>
+      <w:rFonts w:asciiTheme="majorHAnsi" w:cstheme="majorBidi" w:hAnsiTheme="majorHAnsi" w:eastAsia="黑体"/>
       <w:color w:themeColor="text1" w:val="000000"/>
     </w:rPr>
     <w:tblPr>
@@ -11488,6 +12047,7 @@
     </w:tcPr>
     <w:tblStylePr w:type="firstRow">
       <w:rPr>
+        <w:rFonts w:eastAsia="黑体"/>
         <w:b/>
         <w:bCs/>
         <w:color w:themeColor="text1" w:val="000000"/>
@@ -11499,6 +12059,7 @@
     </w:tblStylePr>
     <w:tblStylePr w:type="lastRow">
       <w:rPr>
+        <w:rFonts w:eastAsia="黑体"/>
         <w:b/>
         <w:bCs/>
         <w:color w:themeColor="text1" w:val="000000"/>
@@ -11518,6 +12079,7 @@
     </w:tblStylePr>
     <w:tblStylePr w:type="firstCol">
       <w:rPr>
+        <w:rFonts w:eastAsia="黑体"/>
         <w:b/>
         <w:bCs/>
         <w:color w:themeColor="text1" w:val="000000"/>
@@ -11537,6 +12099,7 @@
     </w:tblStylePr>
     <w:tblStylePr w:type="lastCol">
       <w:rPr>
+        <w:rFonts w:eastAsia="黑体"/>
         <w:b w:val="0"/>
         <w:bCs w:val="0"/>
         <w:color w:themeColor="text1" w:val="000000"/>
@@ -11586,7 +12149,7 @@
       <w:spacing w:after="0" w:line="240" w:lineRule="auto"/>
     </w:pPr>
     <w:rPr>
-      <w:rFonts w:asciiTheme="majorHAnsi" w:cstheme="majorBidi" w:eastAsiaTheme="majorEastAsia" w:hAnsiTheme="majorHAnsi"/>
+      <w:rFonts w:asciiTheme="majorHAnsi" w:cstheme="majorBidi" w:hAnsiTheme="majorHAnsi" w:eastAsia="黑体"/>
       <w:color w:themeColor="text1" w:val="000000"/>
     </w:rPr>
     <w:tblPr>
@@ -11613,6 +12176,7 @@
     </w:tcPr>
     <w:tblStylePr w:type="firstRow">
       <w:rPr>
+        <w:rFonts w:eastAsia="黑体"/>
         <w:b/>
         <w:bCs/>
         <w:color w:themeColor="text1" w:val="000000"/>
@@ -11624,6 +12188,7 @@
     </w:tblStylePr>
     <w:tblStylePr w:type="lastRow">
       <w:rPr>
+        <w:rFonts w:eastAsia="黑体"/>
         <w:b/>
         <w:bCs/>
         <w:color w:themeColor="text1" w:val="000000"/>
@@ -11643,6 +12208,7 @@
     </w:tblStylePr>
     <w:tblStylePr w:type="firstCol">
       <w:rPr>
+        <w:rFonts w:eastAsia="黑体"/>
         <w:b/>
         <w:bCs/>
         <w:color w:themeColor="text1" w:val="000000"/>
@@ -11662,6 +12228,7 @@
     </w:tblStylePr>
     <w:tblStylePr w:type="lastCol">
       <w:rPr>
+        <w:rFonts w:eastAsia="黑体"/>
         <w:b w:val="0"/>
         <w:bCs w:val="0"/>
         <w:color w:themeColor="text1" w:val="000000"/>
@@ -11734,6 +12301,7 @@
     </w:tcPr>
     <w:tblStylePr w:type="firstRow">
       <w:rPr>
+        <w:rFonts w:eastAsia="黑体"/>
         <w:b/>
         <w:bCs/>
         <w:i w:val="0"/>
@@ -11755,6 +12323,7 @@
     </w:tblStylePr>
     <w:tblStylePr w:type="lastRow">
       <w:rPr>
+        <w:rFonts w:eastAsia="黑体"/>
         <w:b/>
         <w:bCs/>
         <w:i w:val="0"/>
@@ -11776,6 +12345,7 @@
     </w:tblStylePr>
     <w:tblStylePr w:type="firstCol">
       <w:rPr>
+        <w:rFonts w:eastAsia="黑体"/>
         <w:b/>
         <w:bCs/>
         <w:i w:val="0"/>
@@ -11795,6 +12365,7 @@
     </w:tblStylePr>
     <w:tblStylePr w:type="lastCol">
       <w:rPr>
+        <w:rFonts w:eastAsia="黑体"/>
         <w:b/>
         <w:bCs/>
         <w:i w:val="0"/>
@@ -11875,6 +12446,7 @@
     </w:tcPr>
     <w:tblStylePr w:type="firstRow">
       <w:rPr>
+        <w:rFonts w:eastAsia="黑体"/>
         <w:b/>
         <w:bCs/>
         <w:i w:val="0"/>
@@ -11896,6 +12468,7 @@
     </w:tblStylePr>
     <w:tblStylePr w:type="lastRow">
       <w:rPr>
+        <w:rFonts w:eastAsia="黑体"/>
         <w:b/>
         <w:bCs/>
         <w:i w:val="0"/>
@@ -11917,6 +12490,7 @@
     </w:tblStylePr>
     <w:tblStylePr w:type="firstCol">
       <w:rPr>
+        <w:rFonts w:eastAsia="黑体"/>
         <w:b/>
         <w:bCs/>
         <w:i w:val="0"/>
@@ -11936,6 +12510,7 @@
     </w:tblStylePr>
     <w:tblStylePr w:type="lastCol">
       <w:rPr>
+        <w:rFonts w:eastAsia="黑体"/>
         <w:b/>
         <w:bCs/>
         <w:i w:val="0"/>
@@ -12016,6 +12591,7 @@
     </w:tcPr>
     <w:tblStylePr w:type="firstRow">
       <w:rPr>
+        <w:rFonts w:eastAsia="黑体"/>
         <w:b/>
         <w:bCs/>
         <w:i w:val="0"/>
@@ -12037,6 +12613,7 @@
     </w:tblStylePr>
     <w:tblStylePr w:type="lastRow">
       <w:rPr>
+        <w:rFonts w:eastAsia="黑体"/>
         <w:b/>
         <w:bCs/>
         <w:i w:val="0"/>
@@ -12058,6 +12635,7 @@
     </w:tblStylePr>
     <w:tblStylePr w:type="firstCol">
       <w:rPr>
+        <w:rFonts w:eastAsia="黑体"/>
         <w:b/>
         <w:bCs/>
         <w:i w:val="0"/>
@@ -12077,6 +12655,7 @@
     </w:tblStylePr>
     <w:tblStylePr w:type="lastCol">
       <w:rPr>
+        <w:rFonts w:eastAsia="黑体"/>
         <w:b/>
         <w:bCs/>
         <w:i w:val="0"/>
@@ -12157,6 +12736,7 @@
     </w:tcPr>
     <w:tblStylePr w:type="firstRow">
       <w:rPr>
+        <w:rFonts w:eastAsia="黑体"/>
         <w:b/>
         <w:bCs/>
         <w:i w:val="0"/>
@@ -12178,6 +12758,7 @@
     </w:tblStylePr>
     <w:tblStylePr w:type="lastRow">
       <w:rPr>
+        <w:rFonts w:eastAsia="黑体"/>
         <w:b/>
         <w:bCs/>
         <w:i w:val="0"/>
@@ -12199,6 +12780,7 @@
     </w:tblStylePr>
     <w:tblStylePr w:type="firstCol">
       <w:rPr>
+        <w:rFonts w:eastAsia="黑体"/>
         <w:b/>
         <w:bCs/>
         <w:i w:val="0"/>
@@ -12218,6 +12800,7 @@
     </w:tblStylePr>
     <w:tblStylePr w:type="lastCol">
       <w:rPr>
+        <w:rFonts w:eastAsia="黑体"/>
         <w:b/>
         <w:bCs/>
         <w:i w:val="0"/>
@@ -12298,6 +12881,7 @@
     </w:tcPr>
     <w:tblStylePr w:type="firstRow">
       <w:rPr>
+        <w:rFonts w:eastAsia="黑体"/>
         <w:b/>
         <w:bCs/>
         <w:i w:val="0"/>
@@ -12319,6 +12903,7 @@
     </w:tblStylePr>
     <w:tblStylePr w:type="lastRow">
       <w:rPr>
+        <w:rFonts w:eastAsia="黑体"/>
         <w:b/>
         <w:bCs/>
         <w:i w:val="0"/>
@@ -12340,6 +12925,7 @@
     </w:tblStylePr>
     <w:tblStylePr w:type="firstCol">
       <w:rPr>
+        <w:rFonts w:eastAsia="黑体"/>
         <w:b/>
         <w:bCs/>
         <w:i w:val="0"/>
@@ -12359,6 +12945,7 @@
     </w:tblStylePr>
     <w:tblStylePr w:type="lastCol">
       <w:rPr>
+        <w:rFonts w:eastAsia="黑体"/>
         <w:b/>
         <w:bCs/>
         <w:i w:val="0"/>
@@ -12439,6 +13026,7 @@
     </w:tcPr>
     <w:tblStylePr w:type="firstRow">
       <w:rPr>
+        <w:rFonts w:eastAsia="黑体"/>
         <w:b/>
         <w:bCs/>
         <w:i w:val="0"/>
@@ -12460,6 +13048,7 @@
     </w:tblStylePr>
     <w:tblStylePr w:type="lastRow">
       <w:rPr>
+        <w:rFonts w:eastAsia="黑体"/>
         <w:b/>
         <w:bCs/>
         <w:i w:val="0"/>
@@ -12481,6 +13070,7 @@
     </w:tblStylePr>
     <w:tblStylePr w:type="firstCol">
       <w:rPr>
+        <w:rFonts w:eastAsia="黑体"/>
         <w:b/>
         <w:bCs/>
         <w:i w:val="0"/>
@@ -12500,6 +13090,7 @@
     </w:tblStylePr>
     <w:tblStylePr w:type="lastCol">
       <w:rPr>
+        <w:rFonts w:eastAsia="黑体"/>
         <w:b/>
         <w:bCs/>
         <w:i w:val="0"/>
@@ -12580,6 +13171,7 @@
     </w:tcPr>
     <w:tblStylePr w:type="firstRow">
       <w:rPr>
+        <w:rFonts w:eastAsia="黑体"/>
         <w:b/>
         <w:bCs/>
         <w:i w:val="0"/>
@@ -12601,6 +13193,7 @@
     </w:tblStylePr>
     <w:tblStylePr w:type="lastRow">
       <w:rPr>
+        <w:rFonts w:eastAsia="黑体"/>
         <w:b/>
         <w:bCs/>
         <w:i w:val="0"/>
@@ -12622,6 +13215,7 @@
     </w:tblStylePr>
     <w:tblStylePr w:type="firstCol">
       <w:rPr>
+        <w:rFonts w:eastAsia="黑体"/>
         <w:b/>
         <w:bCs/>
         <w:i w:val="0"/>
@@ -12641,6 +13235,7 @@
     </w:tblStylePr>
     <w:tblStylePr w:type="lastCol">
       <w:rPr>
+        <w:rFonts w:eastAsia="黑体"/>
         <w:b/>
         <w:bCs/>
         <w:i w:val="0"/>
@@ -12698,6 +13293,7 @@
       <w:spacing w:after="0" w:line="240" w:lineRule="auto"/>
     </w:pPr>
     <w:rPr>
+      <w:rFonts w:eastAsia="黑体"/>
       <w:color w:themeColor="background1" w:val="FFFFFF"/>
     </w:rPr>
     <w:tblPr>
@@ -12716,6 +13312,7 @@
     </w:tcPr>
     <w:tblStylePr w:type="firstRow">
       <w:rPr>
+        <w:rFonts w:eastAsia="黑体"/>
         <w:b/>
         <w:bCs/>
       </w:rPr>
@@ -12812,6 +13409,7 @@
       <w:spacing w:after="0" w:line="240" w:lineRule="auto"/>
     </w:pPr>
     <w:rPr>
+      <w:rFonts w:eastAsia="黑体"/>
       <w:color w:themeColor="background1" w:val="FFFFFF"/>
     </w:rPr>
     <w:tblPr>
@@ -12830,6 +13428,7 @@
     </w:tcPr>
     <w:tblStylePr w:type="firstRow">
       <w:rPr>
+        <w:rFonts w:eastAsia="黑体"/>
         <w:b/>
         <w:bCs/>
       </w:rPr>
@@ -12926,6 +13525,7 @@
       <w:spacing w:after="0" w:line="240" w:lineRule="auto"/>
     </w:pPr>
     <w:rPr>
+      <w:rFonts w:eastAsia="黑体"/>
       <w:color w:themeColor="background1" w:val="FFFFFF"/>
     </w:rPr>
     <w:tblPr>
@@ -12944,6 +13544,7 @@
     </w:tcPr>
     <w:tblStylePr w:type="firstRow">
       <w:rPr>
+        <w:rFonts w:eastAsia="黑体"/>
         <w:b/>
         <w:bCs/>
       </w:rPr>
@@ -13040,6 +13641,7 @@
       <w:spacing w:after="0" w:line="240" w:lineRule="auto"/>
     </w:pPr>
     <w:rPr>
+      <w:rFonts w:eastAsia="黑体"/>
       <w:color w:themeColor="background1" w:val="FFFFFF"/>
     </w:rPr>
     <w:tblPr>
@@ -13058,6 +13660,7 @@
     </w:tcPr>
     <w:tblStylePr w:type="firstRow">
       <w:rPr>
+        <w:rFonts w:eastAsia="黑体"/>
         <w:b/>
         <w:bCs/>
       </w:rPr>
@@ -13154,6 +13757,7 @@
       <w:spacing w:after="0" w:line="240" w:lineRule="auto"/>
     </w:pPr>
     <w:rPr>
+      <w:rFonts w:eastAsia="黑体"/>
       <w:color w:themeColor="background1" w:val="FFFFFF"/>
     </w:rPr>
     <w:tblPr>
@@ -13172,6 +13776,7 @@
     </w:tcPr>
     <w:tblStylePr w:type="firstRow">
       <w:rPr>
+        <w:rFonts w:eastAsia="黑体"/>
         <w:b/>
         <w:bCs/>
       </w:rPr>
@@ -13268,6 +13873,7 @@
       <w:spacing w:after="0" w:line="240" w:lineRule="auto"/>
     </w:pPr>
     <w:rPr>
+      <w:rFonts w:eastAsia="黑体"/>
       <w:color w:themeColor="background1" w:val="FFFFFF"/>
     </w:rPr>
     <w:tblPr>
@@ -13286,6 +13892,7 @@
     </w:tcPr>
     <w:tblStylePr w:type="firstRow">
       <w:rPr>
+        <w:rFonts w:eastAsia="黑体"/>
         <w:b/>
         <w:bCs/>
       </w:rPr>
@@ -13382,6 +13989,7 @@
       <w:spacing w:after="0" w:line="240" w:lineRule="auto"/>
     </w:pPr>
     <w:rPr>
+      <w:rFonts w:eastAsia="黑体"/>
       <w:color w:themeColor="background1" w:val="FFFFFF"/>
     </w:rPr>
     <w:tblPr>
@@ -13400,6 +14008,7 @@
     </w:tcPr>
     <w:tblStylePr w:type="firstRow">
       <w:rPr>
+        <w:rFonts w:eastAsia="黑体"/>
         <w:b/>
         <w:bCs/>
       </w:rPr>
@@ -13496,6 +14105,7 @@
       <w:spacing w:after="0" w:line="240" w:lineRule="auto"/>
     </w:pPr>
     <w:rPr>
+      <w:rFonts w:eastAsia="黑体"/>
       <w:color w:themeColor="text1" w:val="000000"/>
     </w:rPr>
     <w:tblPr>
@@ -13522,6 +14132,7 @@
     </w:tcPr>
     <w:tblStylePr w:type="firstRow">
       <w:rPr>
+        <w:rFonts w:eastAsia="黑体"/>
         <w:b/>
         <w:bCs/>
       </w:rPr>
@@ -13540,6 +14151,7 @@
     </w:tblStylePr>
     <w:tblStylePr w:type="lastRow">
       <w:rPr>
+        <w:rFonts w:eastAsia="黑体"/>
         <w:b/>
         <w:bCs/>
         <w:color w:themeColor="background1" w:val="FFFFFF"/>
@@ -13554,6 +14166,7 @@
     </w:tblStylePr>
     <w:tblStylePr w:type="firstCol">
       <w:rPr>
+        <w:rFonts w:eastAsia="黑体"/>
         <w:color w:themeColor="background1" w:val="FFFFFF"/>
       </w:rPr>
       <w:tblPr/>
@@ -13571,6 +14184,7 @@
     </w:tblStylePr>
     <w:tblStylePr w:type="lastCol">
       <w:rPr>
+        <w:rFonts w:eastAsia="黑体"/>
         <w:color w:themeColor="background1" w:val="FFFFFF"/>
       </w:rPr>
       <w:tblPr/>
@@ -13600,11 +14214,13 @@
     </w:tblStylePr>
     <w:tblStylePr w:type="neCell">
       <w:rPr>
+        <w:rFonts w:eastAsia="黑体"/>
         <w:color w:themeColor="text1" w:val="000000"/>
       </w:rPr>
     </w:tblStylePr>
     <w:tblStylePr w:type="nwCell">
       <w:rPr>
+        <w:rFonts w:eastAsia="黑体"/>
         <w:color w:themeColor="text1" w:val="000000"/>
       </w:rPr>
     </w:tblStylePr>
@@ -13618,6 +14234,7 @@
       <w:spacing w:after="0" w:line="240" w:lineRule="auto"/>
     </w:pPr>
     <w:rPr>
+      <w:rFonts w:eastAsia="黑体"/>
       <w:color w:themeColor="text1" w:val="000000"/>
     </w:rPr>
     <w:tblPr>
@@ -13644,6 +14261,7 @@
     </w:tcPr>
     <w:tblStylePr w:type="firstRow">
       <w:rPr>
+        <w:rFonts w:eastAsia="黑体"/>
         <w:b/>
         <w:bCs/>
       </w:rPr>
@@ -13662,6 +14280,7 @@
     </w:tblStylePr>
     <w:tblStylePr w:type="lastRow">
       <w:rPr>
+        <w:rFonts w:eastAsia="黑体"/>
         <w:b/>
         <w:bCs/>
         <w:color w:themeColor="background1" w:val="FFFFFF"/>
@@ -13676,6 +14295,7 @@
     </w:tblStylePr>
     <w:tblStylePr w:type="firstCol">
       <w:rPr>
+        <w:rFonts w:eastAsia="黑体"/>
         <w:color w:themeColor="background1" w:val="FFFFFF"/>
       </w:rPr>
       <w:tblPr/>
@@ -13693,6 +14313,7 @@
     </w:tblStylePr>
     <w:tblStylePr w:type="lastCol">
       <w:rPr>
+        <w:rFonts w:eastAsia="黑体"/>
         <w:color w:themeColor="background1" w:val="FFFFFF"/>
       </w:rPr>
       <w:tblPr/>
@@ -13722,11 +14343,13 @@
     </w:tblStylePr>
     <w:tblStylePr w:type="neCell">
       <w:rPr>
+        <w:rFonts w:eastAsia="黑体"/>
         <w:color w:themeColor="text1" w:val="000000"/>
       </w:rPr>
     </w:tblStylePr>
     <w:tblStylePr w:type="nwCell">
       <w:rPr>
+        <w:rFonts w:eastAsia="黑体"/>
         <w:color w:themeColor="text1" w:val="000000"/>
       </w:rPr>
     </w:tblStylePr>
@@ -13740,6 +14363,7 @@
       <w:spacing w:after="0" w:line="240" w:lineRule="auto"/>
     </w:pPr>
     <w:rPr>
+      <w:rFonts w:eastAsia="黑体"/>
       <w:color w:themeColor="text1" w:val="000000"/>
     </w:rPr>
     <w:tblPr>
@@ -13766,6 +14390,7 @@
     </w:tcPr>
     <w:tblStylePr w:type="firstRow">
       <w:rPr>
+        <w:rFonts w:eastAsia="黑体"/>
         <w:b/>
         <w:bCs/>
       </w:rPr>
@@ -13784,6 +14409,7 @@
     </w:tblStylePr>
     <w:tblStylePr w:type="lastRow">
       <w:rPr>
+        <w:rFonts w:eastAsia="黑体"/>
         <w:b/>
         <w:bCs/>
         <w:color w:themeColor="background1" w:val="FFFFFF"/>
@@ -13798,6 +14424,7 @@
     </w:tblStylePr>
     <w:tblStylePr w:type="firstCol">
       <w:rPr>
+        <w:rFonts w:eastAsia="黑体"/>
         <w:color w:themeColor="background1" w:val="FFFFFF"/>
       </w:rPr>
       <w:tblPr/>
@@ -13815,6 +14442,7 @@
     </w:tblStylePr>
     <w:tblStylePr w:type="lastCol">
       <w:rPr>
+        <w:rFonts w:eastAsia="黑体"/>
         <w:color w:themeColor="background1" w:val="FFFFFF"/>
       </w:rPr>
       <w:tblPr/>
@@ -13844,11 +14472,13 @@
     </w:tblStylePr>
     <w:tblStylePr w:type="neCell">
       <w:rPr>
+        <w:rFonts w:eastAsia="黑体"/>
         <w:color w:themeColor="text1" w:val="000000"/>
       </w:rPr>
     </w:tblStylePr>
     <w:tblStylePr w:type="nwCell">
       <w:rPr>
+        <w:rFonts w:eastAsia="黑体"/>
         <w:color w:themeColor="text1" w:val="000000"/>
       </w:rPr>
     </w:tblStylePr>
@@ -13862,6 +14492,7 @@
       <w:spacing w:after="0" w:line="240" w:lineRule="auto"/>
     </w:pPr>
     <w:rPr>
+      <w:rFonts w:eastAsia="黑体"/>
       <w:color w:themeColor="text1" w:val="000000"/>
     </w:rPr>
     <w:tblPr>
@@ -13888,6 +14519,7 @@
     </w:tcPr>
     <w:tblStylePr w:type="firstRow">
       <w:rPr>
+        <w:rFonts w:eastAsia="黑体"/>
         <w:b/>
         <w:bCs/>
       </w:rPr>
@@ -13906,6 +14538,7 @@
     </w:tblStylePr>
     <w:tblStylePr w:type="lastRow">
       <w:rPr>
+        <w:rFonts w:eastAsia="黑体"/>
         <w:b/>
         <w:bCs/>
         <w:color w:themeColor="background1" w:val="FFFFFF"/>
@@ -13920,6 +14553,7 @@
     </w:tblStylePr>
     <w:tblStylePr w:type="firstCol">
       <w:rPr>
+        <w:rFonts w:eastAsia="黑体"/>
         <w:color w:themeColor="background1" w:val="FFFFFF"/>
       </w:rPr>
       <w:tblPr/>
@@ -13937,6 +14571,7 @@
     </w:tblStylePr>
     <w:tblStylePr w:type="lastCol">
       <w:rPr>
+        <w:rFonts w:eastAsia="黑体"/>
         <w:color w:themeColor="background1" w:val="FFFFFF"/>
       </w:rPr>
       <w:tblPr/>
@@ -13974,6 +14609,7 @@
       <w:spacing w:after="0" w:line="240" w:lineRule="auto"/>
     </w:pPr>
     <w:rPr>
+      <w:rFonts w:eastAsia="黑体"/>
       <w:color w:themeColor="text1" w:val="000000"/>
     </w:rPr>
     <w:tblPr>
@@ -14000,6 +14636,7 @@
     </w:tcPr>
     <w:tblStylePr w:type="firstRow">
       <w:rPr>
+        <w:rFonts w:eastAsia="黑体"/>
         <w:b/>
         <w:bCs/>
       </w:rPr>
@@ -14018,6 +14655,7 @@
     </w:tblStylePr>
     <w:tblStylePr w:type="lastRow">
       <w:rPr>
+        <w:rFonts w:eastAsia="黑体"/>
         <w:b/>
         <w:bCs/>
         <w:color w:themeColor="background1" w:val="FFFFFF"/>
@@ -14032,6 +14670,7 @@
     </w:tblStylePr>
     <w:tblStylePr w:type="firstCol">
       <w:rPr>
+        <w:rFonts w:eastAsia="黑体"/>
         <w:color w:themeColor="background1" w:val="FFFFFF"/>
       </w:rPr>
       <w:tblPr/>
@@ -14049,6 +14688,7 @@
     </w:tblStylePr>
     <w:tblStylePr w:type="lastCol">
       <w:rPr>
+        <w:rFonts w:eastAsia="黑体"/>
         <w:color w:themeColor="background1" w:val="FFFFFF"/>
       </w:rPr>
       <w:tblPr/>
@@ -14078,11 +14718,13 @@
     </w:tblStylePr>
     <w:tblStylePr w:type="neCell">
       <w:rPr>
+        <w:rFonts w:eastAsia="黑体"/>
         <w:color w:themeColor="text1" w:val="000000"/>
       </w:rPr>
     </w:tblStylePr>
     <w:tblStylePr w:type="nwCell">
       <w:rPr>
+        <w:rFonts w:eastAsia="黑体"/>
         <w:color w:themeColor="text1" w:val="000000"/>
       </w:rPr>
     </w:tblStylePr>
@@ -14096,6 +14738,7 @@
       <w:spacing w:after="0" w:line="240" w:lineRule="auto"/>
     </w:pPr>
     <w:rPr>
+      <w:rFonts w:eastAsia="黑体"/>
       <w:color w:themeColor="text1" w:val="000000"/>
     </w:rPr>
     <w:tblPr>
@@ -14122,6 +14765,7 @@
     </w:tcPr>
     <w:tblStylePr w:type="firstRow">
       <w:rPr>
+        <w:rFonts w:eastAsia="黑体"/>
         <w:b/>
         <w:bCs/>
       </w:rPr>
@@ -14140,6 +14784,7 @@
     </w:tblStylePr>
     <w:tblStylePr w:type="lastRow">
       <w:rPr>
+        <w:rFonts w:eastAsia="黑体"/>
         <w:b/>
         <w:bCs/>
         <w:color w:themeColor="background1" w:val="FFFFFF"/>
@@ -14154,6 +14799,7 @@
     </w:tblStylePr>
     <w:tblStylePr w:type="firstCol">
       <w:rPr>
+        <w:rFonts w:eastAsia="黑体"/>
         <w:color w:themeColor="background1" w:val="FFFFFF"/>
       </w:rPr>
       <w:tblPr/>
@@ -14171,6 +14817,7 @@
     </w:tblStylePr>
     <w:tblStylePr w:type="lastCol">
       <w:rPr>
+        <w:rFonts w:eastAsia="黑体"/>
         <w:color w:themeColor="background1" w:val="FFFFFF"/>
       </w:rPr>
       <w:tblPr/>
@@ -14200,11 +14847,13 @@
     </w:tblStylePr>
     <w:tblStylePr w:type="neCell">
       <w:rPr>
+        <w:rFonts w:eastAsia="黑体"/>
         <w:color w:themeColor="text1" w:val="000000"/>
       </w:rPr>
     </w:tblStylePr>
     <w:tblStylePr w:type="nwCell">
       <w:rPr>
+        <w:rFonts w:eastAsia="黑体"/>
         <w:color w:themeColor="text1" w:val="000000"/>
       </w:rPr>
     </w:tblStylePr>
@@ -14218,6 +14867,7 @@
       <w:spacing w:after="0" w:line="240" w:lineRule="auto"/>
     </w:pPr>
     <w:rPr>
+      <w:rFonts w:eastAsia="黑体"/>
       <w:color w:themeColor="text1" w:val="000000"/>
     </w:rPr>
     <w:tblPr>
@@ -14244,6 +14894,7 @@
     </w:tcPr>
     <w:tblStylePr w:type="firstRow">
       <w:rPr>
+        <w:rFonts w:eastAsia="黑体"/>
         <w:b/>
         <w:bCs/>
       </w:rPr>
@@ -14262,6 +14913,7 @@
     </w:tblStylePr>
     <w:tblStylePr w:type="lastRow">
       <w:rPr>
+        <w:rFonts w:eastAsia="黑体"/>
         <w:b/>
         <w:bCs/>
         <w:color w:themeColor="background1" w:val="FFFFFF"/>
@@ -14276,6 +14928,7 @@
     </w:tblStylePr>
     <w:tblStylePr w:type="firstCol">
       <w:rPr>
+        <w:rFonts w:eastAsia="黑体"/>
         <w:color w:themeColor="background1" w:val="FFFFFF"/>
       </w:rPr>
       <w:tblPr/>
@@ -14293,6 +14946,7 @@
     </w:tblStylePr>
     <w:tblStylePr w:type="lastCol">
       <w:rPr>
+        <w:rFonts w:eastAsia="黑体"/>
         <w:color w:themeColor="background1" w:val="FFFFFF"/>
       </w:rPr>
       <w:tblPr/>
@@ -14322,11 +14976,13 @@
     </w:tblStylePr>
     <w:tblStylePr w:type="neCell">
       <w:rPr>
+        <w:rFonts w:eastAsia="黑体"/>
         <w:color w:themeColor="text1" w:val="000000"/>
       </w:rPr>
     </w:tblStylePr>
     <w:tblStylePr w:type="nwCell">
       <w:rPr>
+        <w:rFonts w:eastAsia="黑体"/>
         <w:color w:themeColor="text1" w:val="000000"/>
       </w:rPr>
     </w:tblStylePr>
@@ -14340,6 +14996,7 @@
       <w:spacing w:after="0" w:line="240" w:lineRule="auto"/>
     </w:pPr>
     <w:rPr>
+      <w:rFonts w:eastAsia="黑体"/>
       <w:color w:themeColor="text1" w:val="000000"/>
     </w:rPr>
     <w:tblPr>
@@ -14358,6 +15015,7 @@
     </w:tcPr>
     <w:tblStylePr w:type="firstRow">
       <w:rPr>
+        <w:rFonts w:eastAsia="黑体"/>
         <w:b/>
         <w:bCs/>
         <w:color w:themeColor="background1" w:val="FFFFFF"/>
@@ -14372,6 +15030,7 @@
     </w:tblStylePr>
     <w:tblStylePr w:type="lastRow">
       <w:rPr>
+        <w:rFonts w:eastAsia="黑体"/>
         <w:b/>
         <w:bCs/>
         <w:color w:themeColor="accent2" w:themeShade="CC" w:val="9E3A38"/>
@@ -14386,12 +15045,14 @@
     </w:tblStylePr>
     <w:tblStylePr w:type="firstCol">
       <w:rPr>
+        <w:rFonts w:eastAsia="黑体"/>
         <w:b/>
         <w:bCs/>
       </w:rPr>
     </w:tblStylePr>
     <w:tblStylePr w:type="lastCol">
       <w:rPr>
+        <w:rFonts w:eastAsia="黑体"/>
         <w:b/>
         <w:bCs/>
       </w:rPr>
@@ -14426,6 +15087,7 @@
       <w:spacing w:after="0" w:line="240" w:lineRule="auto"/>
     </w:pPr>
     <w:rPr>
+      <w:rFonts w:eastAsia="黑体"/>
       <w:color w:themeColor="text1" w:val="000000"/>
     </w:rPr>
     <w:tblPr>
@@ -14444,6 +15106,7 @@
     </w:tcPr>
     <w:tblStylePr w:type="firstRow">
       <w:rPr>
+        <w:rFonts w:eastAsia="黑体"/>
         <w:b/>
         <w:bCs/>
         <w:color w:themeColor="background1" w:val="FFFFFF"/>
@@ -14458,6 +15121,7 @@
     </w:tblStylePr>
     <w:tblStylePr w:type="lastRow">
       <w:rPr>
+        <w:rFonts w:eastAsia="黑体"/>
         <w:b/>
         <w:bCs/>
         <w:color w:themeColor="accent2" w:themeShade="CC" w:val="9E3A38"/>
@@ -14472,12 +15136,14 @@
     </w:tblStylePr>
     <w:tblStylePr w:type="firstCol">
       <w:rPr>
+        <w:rFonts w:eastAsia="黑体"/>
         <w:b/>
         <w:bCs/>
       </w:rPr>
     </w:tblStylePr>
     <w:tblStylePr w:type="lastCol">
       <w:rPr>
+        <w:rFonts w:eastAsia="黑体"/>
         <w:b/>
         <w:bCs/>
       </w:rPr>
@@ -14512,6 +15178,7 @@
       <w:spacing w:after="0" w:line="240" w:lineRule="auto"/>
     </w:pPr>
     <w:rPr>
+      <w:rFonts w:eastAsia="黑体"/>
       <w:color w:themeColor="text1" w:val="000000"/>
     </w:rPr>
     <w:tblPr>
@@ -14530,6 +15197,7 @@
     </w:tcPr>
     <w:tblStylePr w:type="firstRow">
       <w:rPr>
+        <w:rFonts w:eastAsia="黑体"/>
         <w:b/>
         <w:bCs/>
         <w:color w:themeColor="background1" w:val="FFFFFF"/>
@@ -14544,6 +15212,7 @@
     </w:tblStylePr>
     <w:tblStylePr w:type="lastRow">
       <w:rPr>
+        <w:rFonts w:eastAsia="黑体"/>
         <w:b/>
         <w:bCs/>
         <w:color w:themeColor="accent2" w:themeShade="CC" w:val="9E3A38"/>
@@ -14558,12 +15227,14 @@
     </w:tblStylePr>
     <w:tblStylePr w:type="firstCol">
       <w:rPr>
+        <w:rFonts w:eastAsia="黑体"/>
         <w:b/>
         <w:bCs/>
       </w:rPr>
     </w:tblStylePr>
     <w:tblStylePr w:type="lastCol">
       <w:rPr>
+        <w:rFonts w:eastAsia="黑体"/>
         <w:b/>
         <w:bCs/>
       </w:rPr>
@@ -14598,6 +15269,7 @@
       <w:spacing w:after="0" w:line="240" w:lineRule="auto"/>
     </w:pPr>
     <w:rPr>
+      <w:rFonts w:eastAsia="黑体"/>
       <w:color w:themeColor="text1" w:val="000000"/>
     </w:rPr>
     <w:tblPr>
@@ -14616,6 +15288,7 @@
     </w:tcPr>
     <w:tblStylePr w:type="firstRow">
       <w:rPr>
+        <w:rFonts w:eastAsia="黑体"/>
         <w:b/>
         <w:bCs/>
         <w:color w:themeColor="background1" w:val="FFFFFF"/>
@@ -14630,6 +15303,7 @@
     </w:tblStylePr>
     <w:tblStylePr w:type="lastRow">
       <w:rPr>
+        <w:rFonts w:eastAsia="黑体"/>
         <w:b/>
         <w:bCs/>
         <w:color w:themeColor="accent4" w:themeShade="CC" w:val="664E82"/>
@@ -14644,12 +15318,14 @@
     </w:tblStylePr>
     <w:tblStylePr w:type="firstCol">
       <w:rPr>
+        <w:rFonts w:eastAsia="黑体"/>
         <w:b/>
         <w:bCs/>
       </w:rPr>
     </w:tblStylePr>
     <w:tblStylePr w:type="lastCol">
       <w:rPr>
+        <w:rFonts w:eastAsia="黑体"/>
         <w:b/>
         <w:bCs/>
       </w:rPr>
@@ -14684,6 +15360,7 @@
       <w:spacing w:after="0" w:line="240" w:lineRule="auto"/>
     </w:pPr>
     <w:rPr>
+      <w:rFonts w:eastAsia="黑体"/>
       <w:color w:themeColor="text1" w:val="000000"/>
     </w:rPr>
     <w:tblPr>
@@ -14702,6 +15379,7 @@
     </w:tcPr>
     <w:tblStylePr w:type="firstRow">
       <w:rPr>
+        <w:rFonts w:eastAsia="黑体"/>
         <w:b/>
         <w:bCs/>
         <w:color w:themeColor="background1" w:val="FFFFFF"/>
@@ -14716,6 +15394,7 @@
     </w:tblStylePr>
     <w:tblStylePr w:type="lastRow">
       <w:rPr>
+        <w:rFonts w:eastAsia="黑体"/>
         <w:b/>
         <w:bCs/>
         <w:color w:themeColor="accent3" w:themeShade="CC" w:val="7E9C40"/>
@@ -14730,12 +15409,14 @@
     </w:tblStylePr>
     <w:tblStylePr w:type="firstCol">
       <w:rPr>
+        <w:rFonts w:eastAsia="黑体"/>
         <w:b/>
         <w:bCs/>
       </w:rPr>
     </w:tblStylePr>
     <w:tblStylePr w:type="lastCol">
       <w:rPr>
+        <w:rFonts w:eastAsia="黑体"/>
         <w:b/>
         <w:bCs/>
       </w:rPr>
@@ -14770,6 +15451,7 @@
       <w:spacing w:after="0" w:line="240" w:lineRule="auto"/>
     </w:pPr>
     <w:rPr>
+      <w:rFonts w:eastAsia="黑体"/>
       <w:color w:themeColor="text1" w:val="000000"/>
     </w:rPr>
     <w:tblPr>
@@ -14788,6 +15470,7 @@
     </w:tcPr>
     <w:tblStylePr w:type="firstRow">
       <w:rPr>
+        <w:rFonts w:eastAsia="黑体"/>
         <w:b/>
         <w:bCs/>
         <w:color w:themeColor="background1" w:val="FFFFFF"/>
@@ -14802,6 +15485,7 @@
     </w:tblStylePr>
     <w:tblStylePr w:type="lastRow">
       <w:rPr>
+        <w:rFonts w:eastAsia="黑体"/>
         <w:b/>
         <w:bCs/>
         <w:color w:themeColor="accent6" w:themeShade="CC" w:val="F2730A"/>
@@ -14816,12 +15500,14 @@
     </w:tblStylePr>
     <w:tblStylePr w:type="firstCol">
       <w:rPr>
+        <w:rFonts w:eastAsia="黑体"/>
         <w:b/>
         <w:bCs/>
       </w:rPr>
     </w:tblStylePr>
     <w:tblStylePr w:type="lastCol">
       <w:rPr>
+        <w:rFonts w:eastAsia="黑体"/>
         <w:b/>
         <w:bCs/>
       </w:rPr>
@@ -14856,6 +15542,7 @@
       <w:spacing w:after="0" w:line="240" w:lineRule="auto"/>
     </w:pPr>
     <w:rPr>
+      <w:rFonts w:eastAsia="黑体"/>
       <w:color w:themeColor="text1" w:val="000000"/>
     </w:rPr>
     <w:tblPr>
@@ -14874,6 +15561,7 @@
     </w:tcPr>
     <w:tblStylePr w:type="firstRow">
       <w:rPr>
+        <w:rFonts w:eastAsia="黑体"/>
         <w:b/>
         <w:bCs/>
         <w:color w:themeColor="background1" w:val="FFFFFF"/>
@@ -14888,6 +15576,7 @@
     </w:tblStylePr>
     <w:tblStylePr w:type="lastRow">
       <w:rPr>
+        <w:rFonts w:eastAsia="黑体"/>
         <w:b/>
         <w:bCs/>
         <w:color w:themeColor="accent5" w:themeShade="CC" w:val="348DA5"/>
@@ -14902,12 +15591,14 @@
     </w:tblStylePr>
     <w:tblStylePr w:type="firstCol">
       <w:rPr>
+        <w:rFonts w:eastAsia="黑体"/>
         <w:b/>
         <w:bCs/>
       </w:rPr>
     </w:tblStylePr>
     <w:tblStylePr w:type="lastCol">
       <w:rPr>
+        <w:rFonts w:eastAsia="黑体"/>
         <w:b/>
         <w:bCs/>
       </w:rPr>
@@ -14942,6 +15633,7 @@
       <w:spacing w:after="0" w:line="240" w:lineRule="auto"/>
     </w:pPr>
     <w:rPr>
+      <w:rFonts w:eastAsia="黑体"/>
       <w:color w:themeColor="text1" w:val="000000"/>
     </w:rPr>
     <w:tblPr>
@@ -14963,6 +15655,7 @@
     </w:tcPr>
     <w:tblStylePr w:type="firstRow">
       <w:rPr>
+        <w:rFonts w:eastAsia="黑体"/>
         <w:b/>
         <w:bCs/>
       </w:rPr>
@@ -14973,6 +15666,7 @@
     </w:tblStylePr>
     <w:tblStylePr w:type="lastRow">
       <w:rPr>
+        <w:rFonts w:eastAsia="黑体"/>
         <w:b/>
         <w:bCs/>
         <w:color w:themeColor="text1" w:val="000000"/>
@@ -14984,6 +15678,7 @@
     </w:tblStylePr>
     <w:tblStylePr w:type="firstCol">
       <w:rPr>
+        <w:rFonts w:eastAsia="黑体"/>
         <w:color w:themeColor="background1" w:val="FFFFFF"/>
       </w:rPr>
       <w:tblPr/>
@@ -14993,6 +15688,7 @@
     </w:tblStylePr>
     <w:tblStylePr w:type="lastCol">
       <w:rPr>
+        <w:rFonts w:eastAsia="黑体"/>
         <w:color w:themeColor="background1" w:val="FFFFFF"/>
       </w:rPr>
       <w:tblPr/>
@@ -15022,6 +15718,7 @@
       <w:spacing w:after="0" w:line="240" w:lineRule="auto"/>
     </w:pPr>
     <w:rPr>
+      <w:rFonts w:eastAsia="黑体"/>
       <w:color w:themeColor="text1" w:val="000000"/>
     </w:rPr>
     <w:tblPr>
@@ -15043,6 +15740,7 @@
     </w:tcPr>
     <w:tblStylePr w:type="firstRow">
       <w:rPr>
+        <w:rFonts w:eastAsia="黑体"/>
         <w:b/>
         <w:bCs/>
       </w:rPr>
@@ -15053,6 +15751,7 @@
     </w:tblStylePr>
     <w:tblStylePr w:type="lastRow">
       <w:rPr>
+        <w:rFonts w:eastAsia="黑体"/>
         <w:b/>
         <w:bCs/>
         <w:color w:themeColor="text1" w:val="000000"/>
@@ -15064,6 +15763,7 @@
     </w:tblStylePr>
     <w:tblStylePr w:type="firstCol">
       <w:rPr>
+        <w:rFonts w:eastAsia="黑体"/>
         <w:color w:themeColor="background1" w:val="FFFFFF"/>
       </w:rPr>
       <w:tblPr/>
@@ -15073,6 +15773,7 @@
     </w:tblStylePr>
     <w:tblStylePr w:type="lastCol">
       <w:rPr>
+        <w:rFonts w:eastAsia="黑体"/>
         <w:color w:themeColor="background1" w:val="FFFFFF"/>
       </w:rPr>
       <w:tblPr/>
@@ -15102,6 +15803,7 @@
       <w:spacing w:after="0" w:line="240" w:lineRule="auto"/>
     </w:pPr>
     <w:rPr>
+      <w:rFonts w:eastAsia="黑体"/>
       <w:color w:themeColor="text1" w:val="000000"/>
     </w:rPr>
     <w:tblPr>
@@ -15123,6 +15825,7 @@
     </w:tcPr>
     <w:tblStylePr w:type="firstRow">
       <w:rPr>
+        <w:rFonts w:eastAsia="黑体"/>
         <w:b/>
         <w:bCs/>
       </w:rPr>
@@ -15133,6 +15836,7 @@
     </w:tblStylePr>
     <w:tblStylePr w:type="lastRow">
       <w:rPr>
+        <w:rFonts w:eastAsia="黑体"/>
         <w:b/>
         <w:bCs/>
         <w:color w:themeColor="text1" w:val="000000"/>
@@ -15144,6 +15848,7 @@
     </w:tblStylePr>
     <w:tblStylePr w:type="firstCol">
       <w:rPr>
+        <w:rFonts w:eastAsia="黑体"/>
         <w:color w:themeColor="background1" w:val="FFFFFF"/>
       </w:rPr>
       <w:tblPr/>
@@ -15153,6 +15858,7 @@
     </w:tblStylePr>
     <w:tblStylePr w:type="lastCol">
       <w:rPr>
+        <w:rFonts w:eastAsia="黑体"/>
         <w:color w:themeColor="background1" w:val="FFFFFF"/>
       </w:rPr>
       <w:tblPr/>
@@ -15182,6 +15888,7 @@
       <w:spacing w:after="0" w:line="240" w:lineRule="auto"/>
     </w:pPr>
     <w:rPr>
+      <w:rFonts w:eastAsia="黑体"/>
       <w:color w:themeColor="text1" w:val="000000"/>
     </w:rPr>
     <w:tblPr>
@@ -15203,6 +15910,7 @@
     </w:tcPr>
     <w:tblStylePr w:type="firstRow">
       <w:rPr>
+        <w:rFonts w:eastAsia="黑体"/>
         <w:b/>
         <w:bCs/>
       </w:rPr>
@@ -15213,6 +15921,7 @@
     </w:tblStylePr>
     <w:tblStylePr w:type="lastRow">
       <w:rPr>
+        <w:rFonts w:eastAsia="黑体"/>
         <w:b/>
         <w:bCs/>
         <w:color w:themeColor="text1" w:val="000000"/>
@@ -15224,6 +15933,7 @@
     </w:tblStylePr>
     <w:tblStylePr w:type="firstCol">
       <w:rPr>
+        <w:rFonts w:eastAsia="黑体"/>
         <w:color w:themeColor="background1" w:val="FFFFFF"/>
       </w:rPr>
       <w:tblPr/>
@@ -15233,6 +15943,7 @@
     </w:tblStylePr>
     <w:tblStylePr w:type="lastCol">
       <w:rPr>
+        <w:rFonts w:eastAsia="黑体"/>
         <w:color w:themeColor="background1" w:val="FFFFFF"/>
       </w:rPr>
       <w:tblPr/>
@@ -15262,6 +15973,7 @@
       <w:spacing w:after="0" w:line="240" w:lineRule="auto"/>
     </w:pPr>
     <w:rPr>
+      <w:rFonts w:eastAsia="黑体"/>
       <w:color w:themeColor="text1" w:val="000000"/>
     </w:rPr>
     <w:tblPr>
@@ -15283,6 +15995,7 @@
     </w:tcPr>
     <w:tblStylePr w:type="firstRow">
       <w:rPr>
+        <w:rFonts w:eastAsia="黑体"/>
         <w:b/>
         <w:bCs/>
       </w:rPr>
@@ -15293,6 +16006,7 @@
     </w:tblStylePr>
     <w:tblStylePr w:type="lastRow">
       <w:rPr>
+        <w:rFonts w:eastAsia="黑体"/>
         <w:b/>
         <w:bCs/>
         <w:color w:themeColor="text1" w:val="000000"/>
@@ -15304,6 +16018,7 @@
     </w:tblStylePr>
     <w:tblStylePr w:type="firstCol">
       <w:rPr>
+        <w:rFonts w:eastAsia="黑体"/>
         <w:color w:themeColor="background1" w:val="FFFFFF"/>
       </w:rPr>
       <w:tblPr/>
@@ -15313,6 +16028,7 @@
     </w:tblStylePr>
     <w:tblStylePr w:type="lastCol">
       <w:rPr>
+        <w:rFonts w:eastAsia="黑体"/>
         <w:color w:themeColor="background1" w:val="FFFFFF"/>
       </w:rPr>
       <w:tblPr/>
@@ -15342,6 +16058,7 @@
       <w:spacing w:after="0" w:line="240" w:lineRule="auto"/>
     </w:pPr>
     <w:rPr>
+      <w:rFonts w:eastAsia="黑体"/>
       <w:color w:themeColor="text1" w:val="000000"/>
     </w:rPr>
     <w:tblPr>
@@ -15363,6 +16080,7 @@
     </w:tcPr>
     <w:tblStylePr w:type="firstRow">
       <w:rPr>
+        <w:rFonts w:eastAsia="黑体"/>
         <w:b/>
         <w:bCs/>
       </w:rPr>
@@ -15373,6 +16091,7 @@
     </w:tblStylePr>
     <w:tblStylePr w:type="lastRow">
       <w:rPr>
+        <w:rFonts w:eastAsia="黑体"/>
         <w:b/>
         <w:bCs/>
         <w:color w:themeColor="text1" w:val="000000"/>
@@ -15384,6 +16103,7 @@
     </w:tblStylePr>
     <w:tblStylePr w:type="firstCol">
       <w:rPr>
+        <w:rFonts w:eastAsia="黑体"/>
         <w:color w:themeColor="background1" w:val="FFFFFF"/>
       </w:rPr>
       <w:tblPr/>
@@ -15393,6 +16113,7 @@
     </w:tblStylePr>
     <w:tblStylePr w:type="lastCol">
       <w:rPr>
+        <w:rFonts w:eastAsia="黑体"/>
         <w:color w:themeColor="background1" w:val="FFFFFF"/>
       </w:rPr>
       <w:tblPr/>
@@ -15422,6 +16143,7 @@
       <w:spacing w:after="0" w:line="240" w:lineRule="auto"/>
     </w:pPr>
     <w:rPr>
+      <w:rFonts w:eastAsia="黑体"/>
       <w:color w:themeColor="text1" w:val="000000"/>
     </w:rPr>
     <w:tblPr>
@@ -15443,6 +16165,7 @@
     </w:tcPr>
     <w:tblStylePr w:type="firstRow">
       <w:rPr>
+        <w:rFonts w:eastAsia="黑体"/>
         <w:b/>
         <w:bCs/>
       </w:rPr>
@@ -15453,6 +16176,7 @@
     </w:tblStylePr>
     <w:tblStylePr w:type="lastRow">
       <w:rPr>
+        <w:rFonts w:eastAsia="黑体"/>
         <w:b/>
         <w:bCs/>
         <w:color w:themeColor="text1" w:val="000000"/>
@@ -15464,6 +16188,7 @@
     </w:tblStylePr>
     <w:tblStylePr w:type="firstCol">
       <w:rPr>
+        <w:rFonts w:eastAsia="黑体"/>
         <w:color w:themeColor="background1" w:val="FFFFFF"/>
       </w:rPr>
       <w:tblPr/>
@@ -15473,6 +16198,7 @@
     </w:tblStylePr>
     <w:tblStylePr w:type="lastCol">
       <w:rPr>
+        <w:rFonts w:eastAsia="黑体"/>
         <w:color w:themeColor="background1" w:val="FFFFFF"/>
       </w:rPr>
       <w:tblPr/>
@@ -15505,6 +16231,7 @@
     <w:name w:val="KeywordTok"/>
     <w:basedOn w:val="VerbatimChar"/>
     <w:rPr>
+      <w:rFonts w:eastAsia="黑体"/>
       <w:b/>
       <w:color w:val="007020"/>
     </w:rPr>
@@ -15513,6 +16240,7 @@
     <w:name w:val="DataTypeTok"/>
     <w:basedOn w:val="VerbatimChar"/>
     <w:rPr>
+      <w:rFonts w:eastAsia="黑体"/>
       <w:color w:val="902000"/>
     </w:rPr>
   </w:style>
@@ -15520,6 +16248,7 @@
     <w:name w:val="DecValTok"/>
     <w:basedOn w:val="VerbatimChar"/>
     <w:rPr>
+      <w:rFonts w:eastAsia="黑体"/>
       <w:color w:val="40a070"/>
     </w:rPr>
   </w:style>
@@ -15527,6 +16256,7 @@
     <w:name w:val="BaseNTok"/>
     <w:basedOn w:val="VerbatimChar"/>
     <w:rPr>
+      <w:rFonts w:eastAsia="黑体"/>
       <w:color w:val="40a070"/>
     </w:rPr>
   </w:style>
@@ -15534,6 +16264,7 @@
     <w:name w:val="FloatTok"/>
     <w:basedOn w:val="VerbatimChar"/>
     <w:rPr>
+      <w:rFonts w:eastAsia="黑体"/>
       <w:color w:val="40a070"/>
     </w:rPr>
   </w:style>
@@ -15541,6 +16272,7 @@
     <w:name w:val="ConstantTok"/>
     <w:basedOn w:val="VerbatimChar"/>
     <w:rPr>
+      <w:rFonts w:eastAsia="黑体"/>
       <w:color w:val="880000"/>
     </w:rPr>
   </w:style>
@@ -15548,6 +16280,7 @@
     <w:name w:val="CharTok"/>
     <w:basedOn w:val="VerbatimChar"/>
     <w:rPr>
+      <w:rFonts w:eastAsia="黑体"/>
       <w:color w:val="4070a0"/>
     </w:rPr>
   </w:style>
@@ -15555,6 +16288,7 @@
     <w:name w:val="SpecialCharTok"/>
     <w:basedOn w:val="VerbatimChar"/>
     <w:rPr>
+      <w:rFonts w:eastAsia="黑体"/>
       <w:color w:val="4070a0"/>
     </w:rPr>
   </w:style>
@@ -15562,6 +16296,7 @@
     <w:name w:val="StringTok"/>
     <w:basedOn w:val="VerbatimChar"/>
     <w:rPr>
+      <w:rFonts w:eastAsia="黑体"/>
       <w:color w:val="4070a0"/>
     </w:rPr>
   </w:style>
@@ -15569,6 +16304,7 @@
     <w:name w:val="VerbatimStringTok"/>
     <w:basedOn w:val="VerbatimChar"/>
     <w:rPr>
+      <w:rFonts w:eastAsia="黑体"/>
       <w:color w:val="4070a0"/>
     </w:rPr>
   </w:style>
@@ -15576,6 +16312,7 @@
     <w:name w:val="SpecialStringTok"/>
     <w:basedOn w:val="VerbatimChar"/>
     <w:rPr>
+      <w:rFonts w:eastAsia="黑体"/>
       <w:color w:val="bb6688"/>
     </w:rPr>
   </w:style>
@@ -15583,6 +16320,7 @@
     <w:name w:val="ImportTok"/>
     <w:basedOn w:val="VerbatimChar"/>
     <w:rPr>
+      <w:rFonts w:eastAsia="黑体"/>
       <w:b/>
       <w:color w:val="008000"/>
     </w:rPr>
@@ -15591,6 +16329,7 @@
     <w:name w:val="CommentTok"/>
     <w:basedOn w:val="VerbatimChar"/>
     <w:rPr>
+      <w:rFonts w:eastAsia="黑体"/>
       <w:i/>
       <w:color w:val="60a0b0"/>
     </w:rPr>
@@ -15599,6 +16338,7 @@
     <w:name w:val="DocumentationTok"/>
     <w:basedOn w:val="VerbatimChar"/>
     <w:rPr>
+      <w:rFonts w:eastAsia="黑体"/>
       <w:i/>
       <w:color w:val="ba2121"/>
     </w:rPr>
@@ -15607,6 +16347,7 @@
     <w:name w:val="AnnotationTok"/>
     <w:basedOn w:val="VerbatimChar"/>
     <w:rPr>
+      <w:rFonts w:eastAsia="黑体"/>
       <w:b/>
       <w:i/>
       <w:color w:val="60a0b0"/>
@@ -15616,6 +16357,7 @@
     <w:name w:val="CommentVarTok"/>
     <w:basedOn w:val="VerbatimChar"/>
     <w:rPr>
+      <w:rFonts w:eastAsia="黑体"/>
       <w:b/>
       <w:i/>
       <w:color w:val="60a0b0"/>
@@ -15625,6 +16367,7 @@
     <w:name w:val="OtherTok"/>
     <w:basedOn w:val="VerbatimChar"/>
     <w:rPr>
+      <w:rFonts w:eastAsia="黑体"/>
       <w:color w:val="007020"/>
     </w:rPr>
   </w:style>
@@ -15632,6 +16375,7 @@
     <w:name w:val="FunctionTok"/>
     <w:basedOn w:val="VerbatimChar"/>
     <w:rPr>
+      <w:rFonts w:eastAsia="黑体"/>
       <w:color w:val="06287e"/>
     </w:rPr>
   </w:style>
@@ -15639,6 +16383,7 @@
     <w:name w:val="VariableTok"/>
     <w:basedOn w:val="VerbatimChar"/>
     <w:rPr>
+      <w:rFonts w:eastAsia="黑体"/>
       <w:color w:val="19177c"/>
     </w:rPr>
   </w:style>
@@ -15646,6 +16391,7 @@
     <w:name w:val="ControlFlowTok"/>
     <w:basedOn w:val="VerbatimChar"/>
     <w:rPr>
+      <w:rFonts w:eastAsia="黑体"/>
       <w:b/>
       <w:color w:val="007020"/>
     </w:rPr>
@@ -15654,6 +16400,7 @@
     <w:name w:val="OperatorTok"/>
     <w:basedOn w:val="VerbatimChar"/>
     <w:rPr>
+      <w:rFonts w:eastAsia="黑体"/>
       <w:color w:val="666666"/>
     </w:rPr>
   </w:style>
@@ -15661,18 +16408,22 @@
     <w:name w:val="BuiltInTok"/>
     <w:basedOn w:val="VerbatimChar"/>
     <w:rPr>
+      <w:rFonts w:eastAsia="黑体"/>
       <w:color w:val="008000"/>
     </w:rPr>
   </w:style>
   <w:style w:type="character" w:customStyle="1" w:styleId="ExtensionTok">
     <w:name w:val="ExtensionTok"/>
     <w:basedOn w:val="VerbatimChar"/>
-    <w:rPr/>
+    <w:rPr>
+      <w:rFonts w:eastAsia="黑体"/>
+    </w:rPr>
   </w:style>
   <w:style w:type="character" w:customStyle="1" w:styleId="PreprocessorTok">
     <w:name w:val="PreprocessorTok"/>
     <w:basedOn w:val="VerbatimChar"/>
     <w:rPr>
+      <w:rFonts w:eastAsia="黑体"/>
       <w:color w:val="bc7a00"/>
     </w:rPr>
   </w:style>
@@ -15680,18 +16431,22 @@
     <w:name w:val="AttributeTok"/>
     <w:basedOn w:val="VerbatimChar"/>
     <w:rPr>
+      <w:rFonts w:eastAsia="黑体"/>
       <w:color w:val="7d9029"/>
     </w:rPr>
   </w:style>
   <w:style w:type="character" w:customStyle="1" w:styleId="RegionMarkerTok">
     <w:name w:val="RegionMarkerTok"/>
     <w:basedOn w:val="VerbatimChar"/>
-    <w:rPr/>
+    <w:rPr>
+      <w:rFonts w:eastAsia="黑体"/>
+    </w:rPr>
   </w:style>
   <w:style w:type="character" w:customStyle="1" w:styleId="InformationTok">
     <w:name w:val="InformationTok"/>
     <w:basedOn w:val="VerbatimChar"/>
     <w:rPr>
+      <w:rFonts w:eastAsia="黑体"/>
       <w:b/>
       <w:i/>
       <w:color w:val="60a0b0"/>
@@ -15701,6 +16456,7 @@
     <w:name w:val="WarningTok"/>
     <w:basedOn w:val="VerbatimChar"/>
     <w:rPr>
+      <w:rFonts w:eastAsia="黑体"/>
       <w:b/>
       <w:i/>
       <w:color w:val="60a0b0"/>
@@ -15710,6 +16466,7 @@
     <w:name w:val="AlertTok"/>
     <w:basedOn w:val="VerbatimChar"/>
     <w:rPr>
+      <w:rFonts w:eastAsia="黑体"/>
       <w:b/>
       <w:color w:val="ff0000"/>
     </w:rPr>
@@ -15718,6 +16475,7 @@
     <w:name w:val="ErrorTok"/>
     <w:basedOn w:val="VerbatimChar"/>
     <w:rPr>
+      <w:rFonts w:eastAsia="黑体"/>
       <w:b/>
       <w:color w:val="ff0000"/>
     </w:rPr>
@@ -15725,7 +16483,9 @@
   <w:style w:type="character" w:customStyle="1" w:styleId="NormalTok">
     <w:name w:val="NormalTok"/>
     <w:basedOn w:val="VerbatimChar"/>
-    <w:rPr/>
+    <w:rPr>
+      <w:rFonts w:eastAsia="黑体"/>
+    </w:rPr>
   </w:style>
 </w:styles>
 </file>
@@ -15774,12 +16534,12 @@
     <a:fontScheme name="Office">
       <a:majorFont>
         <a:latin typeface="Calibri"/>
-        <a:ea typeface=""/>
+        <a:ea typeface="黑体"/>
         <a:cs typeface=""/>
         <a:font script="Jpan" typeface="ＭＳ ゴシック"/>
         <a:font script="Hang" typeface="맑은 고딕"/>
-        <a:font script="Hans" typeface="宋体"/>
-        <a:font script="Hant" typeface="新細明體"/>
+        <a:font script="Hans" typeface="黑体"/>
+        <a:font script="Hant" typeface="黑体"/>
         <a:font script="Arab" typeface="Times New Roman"/>
         <a:font script="Hebr" typeface="Times New Roman"/>
         <a:font script="Thai" typeface="Angsana New"/>
@@ -15809,12 +16569,12 @@
       </a:majorFont>
       <a:minorFont>
         <a:latin typeface="Cambria"/>
-        <a:ea typeface=""/>
+        <a:ea typeface="黑体"/>
         <a:cs typeface=""/>
         <a:font script="Jpan" typeface="ＭＳ 明朝"/>
         <a:font script="Hang" typeface="맑은 고딕"/>
-        <a:font script="Hans" typeface="宋体"/>
-        <a:font script="Hant" typeface="新細明體"/>
+        <a:font script="Hans" typeface="黑体"/>
+        <a:font script="Hant" typeface="黑体"/>
         <a:font script="Arab" typeface="Arial"/>
         <a:font script="Hebr" typeface="Arial"/>
         <a:font script="Thai" typeface="Cordia New"/>

--- a/02-放大电路/02-功率放大电路/E类功率放大电路/E类功率放大电路.docx
+++ b/02-放大电路/02-功率放大电路/E类功率放大电路/E类功率放大电路.docx
@@ -3463,7 +3463,7 @@
           <w:color w:val="555555"/>
           <w:sz w:val="21"/>
         </w:rPr>
-        <w:t>材料收集者：杜文杰，WX手机：19519196569，QQ:3478827729</w:t>
+        <w:t>材料收集者：杜文杰，微信/手机：19519196569，QQ:3478827729</w:t>
       </w:r>
     </w:p>
     <w:sectPr>
